--- a/02. NET/01. SOAP .NET/01. UML/01. ERS/ERS_Conversion_SOAP_DOTNET_GR07.docx
+++ b/02. NET/01. SOAP .NET/01. UML/01. ERS/ERS_Conversion_SOAP_DOTNET_GR07.docx
@@ -9722,23 +9722,7 @@
     </w:p>
     <w:p>
       <w:r>
-        <w:t xml:space="preserve">Se desea desarrollar un sistema basado en arquitectura orientada a servicios utilizando tecnología SOAP con .NET y Windows </w:t>
-      </w:r>
-      <w:proofErr w:type="spellStart"/>
-      <w:r>
-        <w:t>Communication</w:t>
-      </w:r>
-      <w:proofErr w:type="spellEnd"/>
-      <w:r>
-        <w:t xml:space="preserve"> </w:t>
-      </w:r>
-      <w:proofErr w:type="spellStart"/>
-      <w:r>
-        <w:t>Foundation</w:t>
-      </w:r>
-      <w:proofErr w:type="spellEnd"/>
-      <w:r>
-        <w:t xml:space="preserve"> (WCF), cuyo objetivo principal es facilitar el proceso de conversión de unidades de longitud, masa y temperatura mediante un servicio centralizado accesible desde múltiples clientes.</w:t>
+        <w:t>Se desea desarrollar un sistema basado en arquitectura orientada a servicios utilizando tecnología SOAP con .NET y Windows Communication Foundation (WCF), cuyo objetivo principal es facilitar el proceso de conversión de unidades de longitud, masa y temperatura mediante un servicio centralizado accesible desde múltiples clientes.</w:t>
       </w:r>
     </w:p>
     <w:p>
@@ -9893,23 +9877,7 @@
     </w:p>
     <w:p>
       <w:r>
-        <w:t xml:space="preserve">   El sistema será desarrollado utilizando Visual Studio y tecnologías .NET. El servidor será implementado con WCF y los clientes serán desarrollados utilizando aplicaciones de consola, ASP.NET Web </w:t>
-      </w:r>
-      <w:proofErr w:type="spellStart"/>
-      <w:r>
-        <w:t>Forms</w:t>
-      </w:r>
-      <w:proofErr w:type="spellEnd"/>
-      <w:r>
-        <w:t xml:space="preserve">, Windows </w:t>
-      </w:r>
-      <w:proofErr w:type="spellStart"/>
-      <w:r>
-        <w:t>Forms</w:t>
-      </w:r>
-      <w:proofErr w:type="spellEnd"/>
-      <w:r>
-        <w:t xml:space="preserve"> y .NET MAUI.</w:t>
+        <w:t xml:space="preserve">   El sistema será desarrollado utilizando Visual Studio y tecnologías .NET. El servidor será implementado con WCF y los clientes serán desarrollados utilizando aplicaciones de consola, ASP.NET Web Forms, Windows Forms y .NET MAUI.</w:t>
       </w:r>
     </w:p>
     <w:p/>
@@ -9943,23 +9911,7 @@
     </w:p>
     <w:p>
       <w:r>
-        <w:t xml:space="preserve">El sistema será implementado utilizando .NET, Windows </w:t>
-      </w:r>
-      <w:proofErr w:type="spellStart"/>
-      <w:r>
-        <w:t>Communication</w:t>
-      </w:r>
-      <w:proofErr w:type="spellEnd"/>
-      <w:r>
-        <w:t xml:space="preserve"> </w:t>
-      </w:r>
-      <w:proofErr w:type="spellStart"/>
-      <w:r>
-        <w:t>Foundation</w:t>
-      </w:r>
-      <w:proofErr w:type="spellEnd"/>
-      <w:r>
-        <w:t xml:space="preserve"> (WCF) y Visual Studio, empleando servicios web SOAP para la comunicación entre el servidor y los distintos clientes desarrollados. La solución contará con clientes de consola, escritorio, web y móvil, todos conectados a un único servicio centralizado.</w:t>
+        <w:t>El sistema será implementado utilizando .NET, Windows Communication Foundation (WCF) y Visual Studio, empleando servicios web SOAP para la comunicación entre el servidor y los distintos clientes desarrollados. La solución contará con clientes de consola, escritorio, web y móvil, todos conectados a un único servicio centralizado.</w:t>
       </w:r>
     </w:p>
     <w:p>
@@ -10111,140 +10063,108 @@
           <w:b/>
           <w:bCs/>
         </w:rPr>
-        <w:t>1. MÓDULO DE LÓGICA DE CONVERSIÓN (</w:t>
-      </w:r>
-      <w:proofErr w:type="spellStart"/>
-      <w:r>
+        <w:t>1. MÓDULO DE LÓGICA DE CONVERSIÓN (Backend)</w:t>
+      </w:r>
+    </w:p>
+    <w:p>
+      <w:r>
+        <w:t>El sistema contará con una capa lógica centralizada encargada de realizar las conversiones matemáticas entre unidades de longitud, masa y temperatura. Esta capa será implementada mediante servicios web SOAP desarrollados con WCF en .NET, responsables de ejecutar las fórmulas correspondientes y devolver resultados precisos a los diferentes clientes conectados.</w:t>
+      </w:r>
+    </w:p>
+    <w:p>
+      <w:r>
+        <w:t>El módulo garantizará consistencia en las operaciones, centralizando todas las reglas de conversión y permitiendo reutilización de funcionalidades desde cualquier interfaz cliente.</w:t>
+      </w:r>
+    </w:p>
+    <w:p>
+      <w:r>
+        <w:t>Las conversiones incluirán operaciones como:</w:t>
+      </w:r>
+    </w:p>
+    <w:p>
+      <w:r>
+        <w:t>• Metros a kilómetros</w:t>
+      </w:r>
+    </w:p>
+    <w:p>
+      <w:r>
+        <w:t>• Kilómetros a metros</w:t>
+      </w:r>
+    </w:p>
+    <w:p>
+      <w:r>
+        <w:t>• Metros a centímetros</w:t>
+      </w:r>
+    </w:p>
+    <w:p>
+      <w:r>
+        <w:t>• Centímetros a metros</w:t>
+      </w:r>
+    </w:p>
+    <w:p>
+      <w:r>
+        <w:lastRenderedPageBreak/>
+        <w:t>• Millas a kilómetros</w:t>
+      </w:r>
+    </w:p>
+    <w:p>
+      <w:r>
+        <w:t>• Kilogramos a gramos</w:t>
+      </w:r>
+    </w:p>
+    <w:p>
+      <w:r>
+        <w:t>• Gramos a kilogramos</w:t>
+      </w:r>
+    </w:p>
+    <w:p>
+      <w:r>
+        <w:t>• Kilogramos a libras</w:t>
+      </w:r>
+    </w:p>
+    <w:p>
+      <w:r>
+        <w:t>• Libras a kilogramos</w:t>
+      </w:r>
+    </w:p>
+    <w:p>
+      <w:r>
+        <w:t>• Toneladas a kilogramos</w:t>
+      </w:r>
+    </w:p>
+    <w:p>
+      <w:r>
+        <w:t>• Celsius a Fahrenheit</w:t>
+      </w:r>
+    </w:p>
+    <w:p>
+      <w:r>
+        <w:t>• Fahrenheit a Celsius</w:t>
+      </w:r>
+    </w:p>
+    <w:p>
+      <w:r>
+        <w:t>• Celsius a Kelvin</w:t>
+      </w:r>
+    </w:p>
+    <w:p>
+      <w:r>
+        <w:t>• Kelvin a Celsius</w:t>
+      </w:r>
+    </w:p>
+    <w:p>
+      <w:pPr>
         <w:rPr>
           <w:b/>
           <w:bCs/>
         </w:rPr>
-        <w:t>Backend</w:t>
-      </w:r>
-      <w:proofErr w:type="spellEnd"/>
+      </w:pPr>
       <w:r>
         <w:rPr>
           <w:b/>
           <w:bCs/>
         </w:rPr>
-        <w:t>)</w:t>
-      </w:r>
-    </w:p>
-    <w:p>
-      <w:r>
-        <w:t>El sistema contará con una capa lógica centralizada encargada de realizar las conversiones matemáticas entre unidades de longitud, masa y temperatura. Esta capa será implementada mediante servicios web SOAP desarrollados con WCF en .NET, responsables de ejecutar las fórmulas correspondientes y devolver resultados precisos a los diferentes clientes conectados.</w:t>
-      </w:r>
-    </w:p>
-    <w:p>
-      <w:r>
-        <w:t>El módulo garantizará consistencia en las operaciones, centralizando todas las reglas de conversión y permitiendo reutilización de funcionalidades desde cualquier interfaz cliente.</w:t>
-      </w:r>
-    </w:p>
-    <w:p>
-      <w:r>
-        <w:t>Las conversiones incluirán operaciones como:</w:t>
-      </w:r>
-    </w:p>
-    <w:p>
-      <w:r>
-        <w:t>• Metros a kilómetros</w:t>
-      </w:r>
-    </w:p>
-    <w:p>
-      <w:r>
-        <w:t>• Kilómetros a metros</w:t>
-      </w:r>
-    </w:p>
-    <w:p>
-      <w:r>
-        <w:t>• Metros a centímetros</w:t>
-      </w:r>
-    </w:p>
-    <w:p>
-      <w:r>
-        <w:t>• Centímetros a metros</w:t>
-      </w:r>
-    </w:p>
-    <w:p>
-      <w:r>
-        <w:lastRenderedPageBreak/>
-        <w:t>• Millas a kilómetros</w:t>
-      </w:r>
-    </w:p>
-    <w:p>
-      <w:r>
-        <w:t>• Kilogramos a gramos</w:t>
-      </w:r>
-    </w:p>
-    <w:p>
-      <w:r>
-        <w:t>• Gramos a kilogramos</w:t>
-      </w:r>
-    </w:p>
-    <w:p>
-      <w:r>
-        <w:t>• Kilogramos a libras</w:t>
-      </w:r>
-    </w:p>
-    <w:p>
-      <w:r>
-        <w:t>• Libras a kilogramos</w:t>
-      </w:r>
-    </w:p>
-    <w:p>
-      <w:r>
-        <w:t>• Toneladas a kilogramos</w:t>
-      </w:r>
-    </w:p>
-    <w:p>
-      <w:r>
-        <w:t>• Celsius a Fahrenheit</w:t>
-      </w:r>
-    </w:p>
-    <w:p>
-      <w:r>
-        <w:t>• Fahrenheit a Celsius</w:t>
-      </w:r>
-    </w:p>
-    <w:p>
-      <w:r>
-        <w:t>• Celsius a Kelvin</w:t>
-      </w:r>
-    </w:p>
-    <w:p>
-      <w:r>
-        <w:t>• Kelvin a Celsius</w:t>
-      </w:r>
-    </w:p>
-    <w:p>
-      <w:pPr>
-        <w:rPr>
-          <w:b/>
-          <w:bCs/>
-        </w:rPr>
-      </w:pPr>
-      <w:r>
-        <w:rPr>
-          <w:b/>
-          <w:bCs/>
-        </w:rPr>
-        <w:t>2. MÓDULO DE INTERFAZ DE USUARIO (</w:t>
-      </w:r>
-      <w:proofErr w:type="spellStart"/>
-      <w:r>
-        <w:rPr>
-          <w:b/>
-          <w:bCs/>
-        </w:rPr>
-        <w:t>Frontend</w:t>
-      </w:r>
-      <w:proofErr w:type="spellEnd"/>
-      <w:r>
-        <w:rPr>
-          <w:b/>
-          <w:bCs/>
-        </w:rPr>
-        <w:t>)</w:t>
+        <w:t>2. MÓDULO DE INTERFAZ DE USUARIO (Frontend)</w:t>
       </w:r>
     </w:p>
     <w:p>
@@ -10284,23 +10204,13 @@
     </w:p>
     <w:p>
       <w:r>
-        <w:t xml:space="preserve">• Cliente Escritorio Windows </w:t>
-      </w:r>
-      <w:proofErr w:type="spellStart"/>
-      <w:r>
-        <w:t>Forms</w:t>
-      </w:r>
-      <w:proofErr w:type="spellEnd"/>
-    </w:p>
-    <w:p>
-      <w:r>
-        <w:t xml:space="preserve">• Cliente Web ASP.NET Web </w:t>
-      </w:r>
-      <w:proofErr w:type="spellStart"/>
-      <w:r>
-        <w:t>Forms</w:t>
-      </w:r>
-      <w:proofErr w:type="spellEnd"/>
+        <w:t>• Cliente Escritorio Windows Forms</w:t>
+      </w:r>
+    </w:p>
+    <w:p>
+      <w:r>
+        <w:t>• Cliente Web ASP.NET Web Forms</w:t>
+      </w:r>
     </w:p>
     <w:p>
       <w:r>
@@ -10543,7 +10453,6 @@
                 <w:lang w:val="es-EC" w:eastAsia="es-EC"/>
               </w:rPr>
             </w:pPr>
-            <w:proofErr w:type="spellStart"/>
             <w:r>
               <w:rPr>
                 <w:rFonts w:eastAsia="Times New Roman" w:cs="Arial"/>
@@ -10552,7 +10461,6 @@
               </w:rPr>
               <w:t>Backend</w:t>
             </w:r>
-            <w:proofErr w:type="spellEnd"/>
           </w:p>
         </w:tc>
         <w:tc>
@@ -10602,7 +10510,6 @@
                 <w:lang w:val="es-EC" w:eastAsia="es-EC"/>
               </w:rPr>
             </w:pPr>
-            <w:proofErr w:type="spellStart"/>
             <w:r>
               <w:rPr>
                 <w:rFonts w:eastAsia="Times New Roman" w:cs="Arial"/>
@@ -10611,7 +10518,6 @@
               </w:rPr>
               <w:t>Frontend</w:t>
             </w:r>
-            <w:proofErr w:type="spellEnd"/>
           </w:p>
         </w:tc>
         <w:tc>
@@ -10832,25 +10738,7 @@
                 <w:szCs w:val="24"/>
                 <w:lang w:val="es-EC" w:eastAsia="es-EC"/>
               </w:rPr>
-              <w:t xml:space="preserve">Aplicación Windows </w:t>
-            </w:r>
-            <w:proofErr w:type="spellStart"/>
-            <w:r>
-              <w:rPr>
-                <w:rFonts w:eastAsia="Times New Roman" w:cs="Arial"/>
-                <w:szCs w:val="24"/>
-                <w:lang w:val="es-EC" w:eastAsia="es-EC"/>
-              </w:rPr>
-              <w:t>Forms</w:t>
-            </w:r>
-            <w:proofErr w:type="spellEnd"/>
-            <w:r>
-              <w:rPr>
-                <w:rFonts w:eastAsia="Times New Roman" w:cs="Arial"/>
-                <w:szCs w:val="24"/>
-                <w:lang w:val="es-EC" w:eastAsia="es-EC"/>
-              </w:rPr>
-              <w:t xml:space="preserve"> desarrollada en .NET que permite ejecutar conversiones mediante conexión al servidor SOAP.</w:t>
+              <w:t>Aplicación Windows Forms desarrollada en .NET que permite ejecutar conversiones mediante conexión al servidor SOAP.</w:t>
             </w:r>
           </w:p>
         </w:tc>
@@ -12765,59 +12653,13 @@
                 <w:lang w:val="es-EC" w:eastAsia="es-EC"/>
               </w:rPr>
             </w:pPr>
-            <w:proofErr w:type="spellStart"/>
-            <w:r>
-              <w:rPr>
-                <w:rFonts w:eastAsia="Times New Roman" w:cs="Arial"/>
-                <w:szCs w:val="24"/>
-                <w:lang w:val="es-EC" w:eastAsia="es-EC"/>
-              </w:rPr>
-              <w:t>Service</w:t>
-            </w:r>
-            <w:proofErr w:type="spellEnd"/>
-            <w:r>
-              <w:rPr>
-                <w:rFonts w:eastAsia="Times New Roman" w:cs="Arial"/>
-                <w:szCs w:val="24"/>
-                <w:lang w:val="es-EC" w:eastAsia="es-EC"/>
-              </w:rPr>
-              <w:t xml:space="preserve"> </w:t>
-            </w:r>
-            <w:proofErr w:type="spellStart"/>
-            <w:r>
-              <w:rPr>
-                <w:rFonts w:eastAsia="Times New Roman" w:cs="Arial"/>
-                <w:szCs w:val="24"/>
-                <w:lang w:val="es-EC" w:eastAsia="es-EC"/>
-              </w:rPr>
-              <w:t>Oriented</w:t>
-            </w:r>
-            <w:proofErr w:type="spellEnd"/>
-            <w:r>
-              <w:rPr>
-                <w:rFonts w:eastAsia="Times New Roman" w:cs="Arial"/>
-                <w:szCs w:val="24"/>
-                <w:lang w:val="es-EC" w:eastAsia="es-EC"/>
-              </w:rPr>
-              <w:t xml:space="preserve"> </w:t>
-            </w:r>
-            <w:proofErr w:type="spellStart"/>
-            <w:r>
-              <w:rPr>
-                <w:rFonts w:eastAsia="Times New Roman" w:cs="Arial"/>
-                <w:szCs w:val="24"/>
-                <w:lang w:val="es-EC" w:eastAsia="es-EC"/>
-              </w:rPr>
-              <w:t>Architecture</w:t>
-            </w:r>
-            <w:proofErr w:type="spellEnd"/>
-            <w:r>
-              <w:rPr>
-                <w:rFonts w:eastAsia="Times New Roman" w:cs="Arial"/>
-                <w:szCs w:val="24"/>
-                <w:lang w:val="es-EC" w:eastAsia="es-EC"/>
-              </w:rPr>
-              <w:t xml:space="preserve"> (Arquitectura Orientada a Servicios utilizada para la comunicación entre clientes y servidor SOAP).</w:t>
+            <w:r>
+              <w:rPr>
+                <w:rFonts w:eastAsia="Times New Roman" w:cs="Arial"/>
+                <w:szCs w:val="24"/>
+                <w:lang w:val="es-EC" w:eastAsia="es-EC"/>
+              </w:rPr>
+              <w:t>Service Oriented Architecture (Arquitectura Orientada a Servicios utilizada para la comunicación entre clientes y servidor SOAP).</w:t>
             </w:r>
           </w:p>
         </w:tc>
@@ -12878,43 +12720,7 @@
                 <w:szCs w:val="24"/>
                 <w:lang w:val="es-EC" w:eastAsia="es-EC"/>
               </w:rPr>
-              <w:t xml:space="preserve">Simple </w:t>
-            </w:r>
-            <w:proofErr w:type="spellStart"/>
-            <w:r>
-              <w:rPr>
-                <w:rFonts w:eastAsia="Times New Roman" w:cs="Arial"/>
-                <w:szCs w:val="24"/>
-                <w:lang w:val="es-EC" w:eastAsia="es-EC"/>
-              </w:rPr>
-              <w:t>Object</w:t>
-            </w:r>
-            <w:proofErr w:type="spellEnd"/>
-            <w:r>
-              <w:rPr>
-                <w:rFonts w:eastAsia="Times New Roman" w:cs="Arial"/>
-                <w:szCs w:val="24"/>
-                <w:lang w:val="es-EC" w:eastAsia="es-EC"/>
-              </w:rPr>
-              <w:t xml:space="preserve"> Access </w:t>
-            </w:r>
-            <w:proofErr w:type="spellStart"/>
-            <w:r>
-              <w:rPr>
-                <w:rFonts w:eastAsia="Times New Roman" w:cs="Arial"/>
-                <w:szCs w:val="24"/>
-                <w:lang w:val="es-EC" w:eastAsia="es-EC"/>
-              </w:rPr>
-              <w:t>Protocol</w:t>
-            </w:r>
-            <w:proofErr w:type="spellEnd"/>
-            <w:r>
-              <w:rPr>
-                <w:rFonts w:eastAsia="Times New Roman" w:cs="Arial"/>
-                <w:szCs w:val="24"/>
-                <w:lang w:val="es-EC" w:eastAsia="es-EC"/>
-              </w:rPr>
-              <w:t xml:space="preserve"> (Protocolo basado en XML utilizado para comunicación entre aplicaciones).</w:t>
+              <w:t>Simple Object Access Protocol (Protocolo basado en XML utilizado para comunicación entre aplicaciones).</w:t>
             </w:r>
           </w:p>
         </w:tc>
@@ -12978,61 +12784,7 @@
                 <w:szCs w:val="24"/>
                 <w:lang w:val="es-EC" w:eastAsia="es-EC"/>
               </w:rPr>
-              <w:t xml:space="preserve">Web </w:t>
-            </w:r>
-            <w:proofErr w:type="spellStart"/>
-            <w:r>
-              <w:rPr>
-                <w:rFonts w:eastAsia="Times New Roman" w:cs="Arial"/>
-                <w:szCs w:val="24"/>
-                <w:lang w:val="es-EC" w:eastAsia="es-EC"/>
-              </w:rPr>
-              <w:t>Services</w:t>
-            </w:r>
-            <w:proofErr w:type="spellEnd"/>
-            <w:r>
-              <w:rPr>
-                <w:rFonts w:eastAsia="Times New Roman" w:cs="Arial"/>
-                <w:szCs w:val="24"/>
-                <w:lang w:val="es-EC" w:eastAsia="es-EC"/>
-              </w:rPr>
-              <w:t xml:space="preserve"> </w:t>
-            </w:r>
-            <w:proofErr w:type="spellStart"/>
-            <w:r>
-              <w:rPr>
-                <w:rFonts w:eastAsia="Times New Roman" w:cs="Arial"/>
-                <w:szCs w:val="24"/>
-                <w:lang w:val="es-EC" w:eastAsia="es-EC"/>
-              </w:rPr>
-              <w:t>Description</w:t>
-            </w:r>
-            <w:proofErr w:type="spellEnd"/>
-            <w:r>
-              <w:rPr>
-                <w:rFonts w:eastAsia="Times New Roman" w:cs="Arial"/>
-                <w:szCs w:val="24"/>
-                <w:lang w:val="es-EC" w:eastAsia="es-EC"/>
-              </w:rPr>
-              <w:t xml:space="preserve"> </w:t>
-            </w:r>
-            <w:proofErr w:type="spellStart"/>
-            <w:r>
-              <w:rPr>
-                <w:rFonts w:eastAsia="Times New Roman" w:cs="Arial"/>
-                <w:szCs w:val="24"/>
-                <w:lang w:val="es-EC" w:eastAsia="es-EC"/>
-              </w:rPr>
-              <w:t>Language</w:t>
-            </w:r>
-            <w:proofErr w:type="spellEnd"/>
-            <w:r>
-              <w:rPr>
-                <w:rFonts w:eastAsia="Times New Roman" w:cs="Arial"/>
-                <w:szCs w:val="24"/>
-                <w:lang w:val="es-EC" w:eastAsia="es-EC"/>
-              </w:rPr>
-              <w:t xml:space="preserve"> (Documento XML que describe los servicios SOAP disponibles).</w:t>
+              <w:t>Web Services Description Language (Documento XML que describe los servicios SOAP disponibles).</w:t>
             </w:r>
           </w:p>
         </w:tc>
@@ -13096,23 +12848,13 @@
                 <w:lang w:val="es-EC" w:eastAsia="es-EC"/>
               </w:rPr>
             </w:pPr>
-            <w:proofErr w:type="spellStart"/>
-            <w:r>
-              <w:rPr>
-                <w:rFonts w:eastAsia="Times New Roman" w:cs="Arial"/>
-                <w:szCs w:val="24"/>
-                <w:lang w:val="es-EC" w:eastAsia="es-EC"/>
-              </w:rPr>
-              <w:t>Multi-platform</w:t>
-            </w:r>
-            <w:proofErr w:type="spellEnd"/>
-            <w:r>
-              <w:rPr>
-                <w:rFonts w:eastAsia="Times New Roman" w:cs="Arial"/>
-                <w:szCs w:val="24"/>
-                <w:lang w:val="es-EC" w:eastAsia="es-EC"/>
-              </w:rPr>
-              <w:t xml:space="preserve"> App UI (Framework multiplataforma utilizado para desarrollar aplicaciones móviles y de escritorio).</w:t>
+            <w:r>
+              <w:rPr>
+                <w:rFonts w:eastAsia="Times New Roman" w:cs="Arial"/>
+                <w:szCs w:val="24"/>
+                <w:lang w:val="es-EC" w:eastAsia="es-EC"/>
+              </w:rPr>
+              <w:t>Multi-platform App UI (Framework multiplataforma utilizado para desarrollar aplicaciones móviles y de escritorio).</w:t>
             </w:r>
           </w:p>
         </w:tc>
@@ -13170,59 +12912,13 @@
                 <w:lang w:val="es-EC" w:eastAsia="es-EC"/>
               </w:rPr>
             </w:pPr>
-            <w:proofErr w:type="spellStart"/>
-            <w:r>
-              <w:rPr>
-                <w:rFonts w:eastAsia="Times New Roman" w:cs="Arial"/>
-                <w:szCs w:val="24"/>
-                <w:lang w:val="es-EC" w:eastAsia="es-EC"/>
-              </w:rPr>
-              <w:t>Hypertext</w:t>
-            </w:r>
-            <w:proofErr w:type="spellEnd"/>
-            <w:r>
-              <w:rPr>
-                <w:rFonts w:eastAsia="Times New Roman" w:cs="Arial"/>
-                <w:szCs w:val="24"/>
-                <w:lang w:val="es-EC" w:eastAsia="es-EC"/>
-              </w:rPr>
-              <w:t xml:space="preserve"> Transfer </w:t>
-            </w:r>
-            <w:proofErr w:type="spellStart"/>
-            <w:r>
-              <w:rPr>
-                <w:rFonts w:eastAsia="Times New Roman" w:cs="Arial"/>
-                <w:szCs w:val="24"/>
-                <w:lang w:val="es-EC" w:eastAsia="es-EC"/>
-              </w:rPr>
-              <w:t>Protocol</w:t>
-            </w:r>
-            <w:proofErr w:type="spellEnd"/>
-            <w:r>
-              <w:rPr>
-                <w:rFonts w:eastAsia="Times New Roman" w:cs="Arial"/>
-                <w:szCs w:val="24"/>
-                <w:lang w:val="es-EC" w:eastAsia="es-EC"/>
-              </w:rPr>
-              <w:t xml:space="preserve"> / </w:t>
-            </w:r>
-            <w:proofErr w:type="spellStart"/>
-            <w:r>
-              <w:rPr>
-                <w:rFonts w:eastAsia="Times New Roman" w:cs="Arial"/>
-                <w:szCs w:val="24"/>
-                <w:lang w:val="es-EC" w:eastAsia="es-EC"/>
-              </w:rPr>
-              <w:t>Secure</w:t>
-            </w:r>
-            <w:proofErr w:type="spellEnd"/>
-            <w:r>
-              <w:rPr>
-                <w:rFonts w:eastAsia="Times New Roman" w:cs="Arial"/>
-                <w:szCs w:val="24"/>
-                <w:lang w:val="es-EC" w:eastAsia="es-EC"/>
-              </w:rPr>
-              <w:t xml:space="preserve"> (Protocolos utilizados para la comunicación web y servicios SOAP).</w:t>
+            <w:r>
+              <w:rPr>
+                <w:rFonts w:eastAsia="Times New Roman" w:cs="Arial"/>
+                <w:szCs w:val="24"/>
+                <w:lang w:val="es-EC" w:eastAsia="es-EC"/>
+              </w:rPr>
+              <w:t>Hypertext Transfer Protocol / Secure (Protocolos utilizados para la comunicación web y servicios SOAP).</w:t>
             </w:r>
           </w:p>
         </w:tc>
@@ -13277,59 +12973,13 @@
                 <w:lang w:val="es-EC" w:eastAsia="es-EC"/>
               </w:rPr>
             </w:pPr>
-            <w:proofErr w:type="spellStart"/>
-            <w:r>
-              <w:rPr>
-                <w:rFonts w:eastAsia="Times New Roman" w:cs="Arial"/>
-                <w:szCs w:val="24"/>
-                <w:lang w:val="es-EC" w:eastAsia="es-EC"/>
-              </w:rPr>
-              <w:t>eXtensible</w:t>
-            </w:r>
-            <w:proofErr w:type="spellEnd"/>
-            <w:r>
-              <w:rPr>
-                <w:rFonts w:eastAsia="Times New Roman" w:cs="Arial"/>
-                <w:szCs w:val="24"/>
-                <w:lang w:val="es-EC" w:eastAsia="es-EC"/>
-              </w:rPr>
-              <w:t xml:space="preserve"> </w:t>
-            </w:r>
-            <w:proofErr w:type="spellStart"/>
-            <w:r>
-              <w:rPr>
-                <w:rFonts w:eastAsia="Times New Roman" w:cs="Arial"/>
-                <w:szCs w:val="24"/>
-                <w:lang w:val="es-EC" w:eastAsia="es-EC"/>
-              </w:rPr>
-              <w:t>Markup</w:t>
-            </w:r>
-            <w:proofErr w:type="spellEnd"/>
-            <w:r>
-              <w:rPr>
-                <w:rFonts w:eastAsia="Times New Roman" w:cs="Arial"/>
-                <w:szCs w:val="24"/>
-                <w:lang w:val="es-EC" w:eastAsia="es-EC"/>
-              </w:rPr>
-              <w:t xml:space="preserve"> </w:t>
-            </w:r>
-            <w:proofErr w:type="spellStart"/>
-            <w:r>
-              <w:rPr>
-                <w:rFonts w:eastAsia="Times New Roman" w:cs="Arial"/>
-                <w:szCs w:val="24"/>
-                <w:lang w:val="es-EC" w:eastAsia="es-EC"/>
-              </w:rPr>
-              <w:t>Language</w:t>
-            </w:r>
-            <w:proofErr w:type="spellEnd"/>
-            <w:r>
-              <w:rPr>
-                <w:rFonts w:eastAsia="Times New Roman" w:cs="Arial"/>
-                <w:szCs w:val="24"/>
-                <w:lang w:val="es-EC" w:eastAsia="es-EC"/>
-              </w:rPr>
-              <w:t xml:space="preserve"> (Lenguaje utilizado para estructurar mensajes SOAP).</w:t>
+            <w:r>
+              <w:rPr>
+                <w:rFonts w:eastAsia="Times New Roman" w:cs="Arial"/>
+                <w:szCs w:val="24"/>
+                <w:lang w:val="es-EC" w:eastAsia="es-EC"/>
+              </w:rPr>
+              <w:t>eXtensible Markup Language (Lenguaje utilizado para estructurar mensajes SOAP).</w:t>
             </w:r>
           </w:p>
         </w:tc>
@@ -13393,43 +13043,7 @@
                 <w:szCs w:val="24"/>
                 <w:lang w:val="es-EC" w:eastAsia="es-EC"/>
               </w:rPr>
-              <w:t xml:space="preserve">Especificación de Requisitos de Software (Software </w:t>
-            </w:r>
-            <w:proofErr w:type="spellStart"/>
-            <w:r>
-              <w:rPr>
-                <w:rFonts w:eastAsia="Times New Roman" w:cs="Arial"/>
-                <w:szCs w:val="24"/>
-                <w:lang w:val="es-EC" w:eastAsia="es-EC"/>
-              </w:rPr>
-              <w:t>Requirements</w:t>
-            </w:r>
-            <w:proofErr w:type="spellEnd"/>
-            <w:r>
-              <w:rPr>
-                <w:rFonts w:eastAsia="Times New Roman" w:cs="Arial"/>
-                <w:szCs w:val="24"/>
-                <w:lang w:val="es-EC" w:eastAsia="es-EC"/>
-              </w:rPr>
-              <w:t xml:space="preserve"> </w:t>
-            </w:r>
-            <w:proofErr w:type="spellStart"/>
-            <w:r>
-              <w:rPr>
-                <w:rFonts w:eastAsia="Times New Roman" w:cs="Arial"/>
-                <w:szCs w:val="24"/>
-                <w:lang w:val="es-EC" w:eastAsia="es-EC"/>
-              </w:rPr>
-              <w:t>Specification</w:t>
-            </w:r>
-            <w:proofErr w:type="spellEnd"/>
-            <w:r>
-              <w:rPr>
-                <w:rFonts w:eastAsia="Times New Roman" w:cs="Arial"/>
-                <w:szCs w:val="24"/>
-                <w:lang w:val="es-EC" w:eastAsia="es-EC"/>
-              </w:rPr>
-              <w:t>).</w:t>
+              <w:t>Especificación de Requisitos de Software (Software Requirements Specification).</w:t>
             </w:r>
           </w:p>
         </w:tc>
@@ -13484,41 +13098,13 @@
                 <w:lang w:val="es-EC" w:eastAsia="es-EC"/>
               </w:rPr>
             </w:pPr>
-            <w:proofErr w:type="spellStart"/>
-            <w:r>
-              <w:rPr>
-                <w:rFonts w:eastAsia="Times New Roman" w:cs="Arial"/>
-                <w:szCs w:val="24"/>
-                <w:lang w:val="es-EC" w:eastAsia="es-EC"/>
-              </w:rPr>
-              <w:t>Application</w:t>
-            </w:r>
-            <w:proofErr w:type="spellEnd"/>
-            <w:r>
-              <w:rPr>
-                <w:rFonts w:eastAsia="Times New Roman" w:cs="Arial"/>
-                <w:szCs w:val="24"/>
-                <w:lang w:val="es-EC" w:eastAsia="es-EC"/>
-              </w:rPr>
-              <w:t xml:space="preserve"> </w:t>
-            </w:r>
-            <w:proofErr w:type="spellStart"/>
-            <w:r>
-              <w:rPr>
-                <w:rFonts w:eastAsia="Times New Roman" w:cs="Arial"/>
-                <w:szCs w:val="24"/>
-                <w:lang w:val="es-EC" w:eastAsia="es-EC"/>
-              </w:rPr>
-              <w:t>Programming</w:t>
-            </w:r>
-            <w:proofErr w:type="spellEnd"/>
-            <w:r>
-              <w:rPr>
-                <w:rFonts w:eastAsia="Times New Roman" w:cs="Arial"/>
-                <w:szCs w:val="24"/>
-                <w:lang w:val="es-EC" w:eastAsia="es-EC"/>
-              </w:rPr>
-              <w:t xml:space="preserve"> Interface (Interfaz que permite la comunicación entre sistemas o aplicaciones).</w:t>
+            <w:r>
+              <w:rPr>
+                <w:rFonts w:eastAsia="Times New Roman" w:cs="Arial"/>
+                <w:szCs w:val="24"/>
+                <w:lang w:val="es-EC" w:eastAsia="es-EC"/>
+              </w:rPr>
+              <w:t>Application Programming Interface (Interfaz que permite la comunicación entre sistemas o aplicaciones).</w:t>
             </w:r>
           </w:p>
         </w:tc>
@@ -13716,60 +13302,7 @@
                 <w:lang w:val="es-EC" w:eastAsia="es-EC"/>
               </w:rPr>
               <w:tab/>
-            </w:r>
-            <w:proofErr w:type="spellStart"/>
-            <w:r>
-              <w:rPr>
-                <w:rFonts w:eastAsia="Times New Roman" w:cs="Arial"/>
-                <w:szCs w:val="24"/>
-                <w:lang w:val="es-EC" w:eastAsia="es-EC"/>
-              </w:rPr>
-              <w:t>Integrated</w:t>
-            </w:r>
-            <w:proofErr w:type="spellEnd"/>
-            <w:r>
-              <w:rPr>
-                <w:rFonts w:eastAsia="Times New Roman" w:cs="Arial"/>
-                <w:szCs w:val="24"/>
-                <w:lang w:val="es-EC" w:eastAsia="es-EC"/>
-              </w:rPr>
-              <w:t xml:space="preserve"> </w:t>
-            </w:r>
-            <w:proofErr w:type="spellStart"/>
-            <w:r>
-              <w:rPr>
-                <w:rFonts w:eastAsia="Times New Roman" w:cs="Arial"/>
-                <w:szCs w:val="24"/>
-                <w:lang w:val="es-EC" w:eastAsia="es-EC"/>
-              </w:rPr>
-              <w:t>Development</w:t>
-            </w:r>
-            <w:proofErr w:type="spellEnd"/>
-            <w:r>
-              <w:rPr>
-                <w:rFonts w:eastAsia="Times New Roman" w:cs="Arial"/>
-                <w:szCs w:val="24"/>
-                <w:lang w:val="es-EC" w:eastAsia="es-EC"/>
-              </w:rPr>
-              <w:t xml:space="preserve"> </w:t>
-            </w:r>
-            <w:proofErr w:type="spellStart"/>
-            <w:r>
-              <w:rPr>
-                <w:rFonts w:eastAsia="Times New Roman" w:cs="Arial"/>
-                <w:szCs w:val="24"/>
-                <w:lang w:val="es-EC" w:eastAsia="es-EC"/>
-              </w:rPr>
-              <w:t>Environment</w:t>
-            </w:r>
-            <w:proofErr w:type="spellEnd"/>
-            <w:r>
-              <w:rPr>
-                <w:rFonts w:eastAsia="Times New Roman" w:cs="Arial"/>
-                <w:szCs w:val="24"/>
-                <w:lang w:val="es-EC" w:eastAsia="es-EC"/>
-              </w:rPr>
-              <w:t xml:space="preserve"> (Entorno de Desarrollo Integrado como Visual Studio).</w:t>
+              <w:t>Integrated Development Environment (Entorno de Desarrollo Integrado como Visual Studio).</w:t>
             </w:r>
           </w:p>
         </w:tc>
@@ -13888,41 +13421,13 @@
                 <w:lang w:val="es-EC" w:eastAsia="es-EC"/>
               </w:rPr>
             </w:pPr>
-            <w:proofErr w:type="spellStart"/>
-            <w:r>
-              <w:rPr>
-                <w:rFonts w:eastAsia="Times New Roman" w:cs="Arial"/>
-                <w:szCs w:val="24"/>
-                <w:lang w:val="es-EC" w:eastAsia="es-EC"/>
-              </w:rPr>
-              <w:t>Quality</w:t>
-            </w:r>
-            <w:proofErr w:type="spellEnd"/>
-            <w:r>
-              <w:rPr>
-                <w:rFonts w:eastAsia="Times New Roman" w:cs="Arial"/>
-                <w:szCs w:val="24"/>
-                <w:lang w:val="es-EC" w:eastAsia="es-EC"/>
-              </w:rPr>
-              <w:t xml:space="preserve"> </w:t>
-            </w:r>
-            <w:proofErr w:type="spellStart"/>
-            <w:r>
-              <w:rPr>
-                <w:rFonts w:eastAsia="Times New Roman" w:cs="Arial"/>
-                <w:szCs w:val="24"/>
-                <w:lang w:val="es-EC" w:eastAsia="es-EC"/>
-              </w:rPr>
-              <w:t>Assurance</w:t>
-            </w:r>
-            <w:proofErr w:type="spellEnd"/>
-            <w:r>
-              <w:rPr>
-                <w:rFonts w:eastAsia="Times New Roman" w:cs="Arial"/>
-                <w:szCs w:val="24"/>
-                <w:lang w:val="es-EC" w:eastAsia="es-EC"/>
-              </w:rPr>
-              <w:t xml:space="preserve"> (Proceso de aseguramiento de calidad y pruebas del sistema).</w:t>
+            <w:r>
+              <w:rPr>
+                <w:rFonts w:eastAsia="Times New Roman" w:cs="Arial"/>
+                <w:szCs w:val="24"/>
+                <w:lang w:val="es-EC" w:eastAsia="es-EC"/>
+              </w:rPr>
+              <w:t>Quality Assurance (Proceso de aseguramiento de calidad y pruebas del sistema).</w:t>
             </w:r>
           </w:p>
         </w:tc>
@@ -13977,23 +13482,13 @@
                 <w:lang w:val="es-EC" w:eastAsia="es-EC"/>
               </w:rPr>
             </w:pPr>
-            <w:proofErr w:type="spellStart"/>
-            <w:r>
-              <w:rPr>
-                <w:rFonts w:eastAsia="Times New Roman" w:cs="Arial"/>
-                <w:szCs w:val="24"/>
-                <w:lang w:val="es-EC" w:eastAsia="es-EC"/>
-              </w:rPr>
-              <w:t>User</w:t>
-            </w:r>
-            <w:proofErr w:type="spellEnd"/>
-            <w:r>
-              <w:rPr>
-                <w:rFonts w:eastAsia="Times New Roman" w:cs="Arial"/>
-                <w:szCs w:val="24"/>
-                <w:lang w:val="es-EC" w:eastAsia="es-EC"/>
-              </w:rPr>
-              <w:t xml:space="preserve"> Interface (Interfaz de Usuario).</w:t>
+            <w:r>
+              <w:rPr>
+                <w:rFonts w:eastAsia="Times New Roman" w:cs="Arial"/>
+                <w:szCs w:val="24"/>
+                <w:lang w:val="es-EC" w:eastAsia="es-EC"/>
+              </w:rPr>
+              <w:t>User Interface (Interfaz de Usuario).</w:t>
             </w:r>
           </w:p>
         </w:tc>
@@ -14051,41 +13546,13 @@
                 <w:lang w:val="es-EC" w:eastAsia="es-EC"/>
               </w:rPr>
             </w:pPr>
-            <w:proofErr w:type="spellStart"/>
-            <w:r>
-              <w:rPr>
-                <w:rFonts w:eastAsia="Times New Roman" w:cs="Arial"/>
-                <w:szCs w:val="24"/>
-                <w:lang w:val="es-EC" w:eastAsia="es-EC"/>
-              </w:rPr>
-              <w:t>User</w:t>
-            </w:r>
-            <w:proofErr w:type="spellEnd"/>
-            <w:r>
-              <w:rPr>
-                <w:rFonts w:eastAsia="Times New Roman" w:cs="Arial"/>
-                <w:szCs w:val="24"/>
-                <w:lang w:val="es-EC" w:eastAsia="es-EC"/>
-              </w:rPr>
-              <w:t xml:space="preserve"> </w:t>
-            </w:r>
-            <w:proofErr w:type="spellStart"/>
-            <w:r>
-              <w:rPr>
-                <w:rFonts w:eastAsia="Times New Roman" w:cs="Arial"/>
-                <w:szCs w:val="24"/>
-                <w:lang w:val="es-EC" w:eastAsia="es-EC"/>
-              </w:rPr>
-              <w:t>Experience</w:t>
-            </w:r>
-            <w:proofErr w:type="spellEnd"/>
-            <w:r>
-              <w:rPr>
-                <w:rFonts w:eastAsia="Times New Roman" w:cs="Arial"/>
-                <w:szCs w:val="24"/>
-                <w:lang w:val="es-EC" w:eastAsia="es-EC"/>
-              </w:rPr>
-              <w:t xml:space="preserve"> (Experiencia de Usuario).</w:t>
+            <w:r>
+              <w:rPr>
+                <w:rFonts w:eastAsia="Times New Roman" w:cs="Arial"/>
+                <w:szCs w:val="24"/>
+                <w:lang w:val="es-EC" w:eastAsia="es-EC"/>
+              </w:rPr>
+              <w:t>User Experience (Experiencia de Usuario).</w:t>
             </w:r>
           </w:p>
         </w:tc>
@@ -14203,43 +13670,7 @@
                 <w:szCs w:val="24"/>
                 <w:lang w:val="es-EC" w:eastAsia="es-EC"/>
               </w:rPr>
-              <w:t xml:space="preserve">Windows </w:t>
-            </w:r>
-            <w:proofErr w:type="spellStart"/>
-            <w:r>
-              <w:rPr>
-                <w:rFonts w:eastAsia="Times New Roman" w:cs="Arial"/>
-                <w:szCs w:val="24"/>
-                <w:lang w:val="es-EC" w:eastAsia="es-EC"/>
-              </w:rPr>
-              <w:t>Communication</w:t>
-            </w:r>
-            <w:proofErr w:type="spellEnd"/>
-            <w:r>
-              <w:rPr>
-                <w:rFonts w:eastAsia="Times New Roman" w:cs="Arial"/>
-                <w:szCs w:val="24"/>
-                <w:lang w:val="es-EC" w:eastAsia="es-EC"/>
-              </w:rPr>
-              <w:t xml:space="preserve"> </w:t>
-            </w:r>
-            <w:proofErr w:type="spellStart"/>
-            <w:r>
-              <w:rPr>
-                <w:rFonts w:eastAsia="Times New Roman" w:cs="Arial"/>
-                <w:szCs w:val="24"/>
-                <w:lang w:val="es-EC" w:eastAsia="es-EC"/>
-              </w:rPr>
-              <w:t>Foundation</w:t>
-            </w:r>
-            <w:proofErr w:type="spellEnd"/>
-            <w:r>
-              <w:rPr>
-                <w:rFonts w:eastAsia="Times New Roman" w:cs="Arial"/>
-                <w:szCs w:val="24"/>
-                <w:lang w:val="es-EC" w:eastAsia="es-EC"/>
-              </w:rPr>
-              <w:t xml:space="preserve"> (Tecnología de .NET utilizada para desarrollar servicios SOAP).</w:t>
+              <w:t>Windows Communication Foundation (Tecnología de .NET utilizada para desarrollar servicios SOAP).</w:t>
             </w:r>
           </w:p>
         </w:tc>
@@ -14340,25 +13771,7 @@
                 <w:szCs w:val="24"/>
                 <w:lang w:val="es-EC" w:eastAsia="es-EC"/>
               </w:rPr>
-              <w:t xml:space="preserve">Windows </w:t>
-            </w:r>
-            <w:proofErr w:type="spellStart"/>
-            <w:r>
-              <w:rPr>
-                <w:rFonts w:eastAsia="Times New Roman" w:cs="Arial"/>
-                <w:szCs w:val="24"/>
-                <w:lang w:val="es-EC" w:eastAsia="es-EC"/>
-              </w:rPr>
-              <w:t>Forms</w:t>
-            </w:r>
-            <w:proofErr w:type="spellEnd"/>
-            <w:r>
-              <w:rPr>
-                <w:rFonts w:eastAsia="Times New Roman" w:cs="Arial"/>
-                <w:szCs w:val="24"/>
-                <w:lang w:val="es-EC" w:eastAsia="es-EC"/>
-              </w:rPr>
-              <w:t xml:space="preserve"> (Tecnología de .NET utilizada para aplicaciones de escritorio).</w:t>
+              <w:t>Windows Forms (Tecnología de .NET utilizada para aplicaciones de escritorio).</w:t>
             </w:r>
           </w:p>
         </w:tc>
@@ -14734,33 +14147,8 @@
                 <w:rFonts w:cs="Arial"/>
                 <w:szCs w:val="24"/>
               </w:rPr>
-              <w:t xml:space="preserve">IEEE </w:t>
-            </w:r>
-            <w:proofErr w:type="spellStart"/>
-            <w:r>
-              <w:rPr>
-                <w:rFonts w:cs="Arial"/>
-                <w:szCs w:val="24"/>
-              </w:rPr>
-              <w:t>Computer</w:t>
-            </w:r>
-            <w:proofErr w:type="spellEnd"/>
-            <w:r>
-              <w:rPr>
-                <w:rFonts w:cs="Arial"/>
-                <w:szCs w:val="24"/>
-              </w:rPr>
-              <w:t xml:space="preserve"> </w:t>
-            </w:r>
-            <w:proofErr w:type="spellStart"/>
-            <w:r>
-              <w:rPr>
-                <w:rFonts w:cs="Arial"/>
-                <w:szCs w:val="24"/>
-              </w:rPr>
-              <w:t>Society</w:t>
-            </w:r>
-            <w:proofErr w:type="spellEnd"/>
+              <w:t>IEEE Computer Society</w:t>
+            </w:r>
           </w:p>
         </w:tc>
       </w:tr>
@@ -14931,17 +14319,8 @@
                 <w:rFonts w:cs="Arial"/>
                 <w:szCs w:val="24"/>
               </w:rPr>
-              <w:t xml:space="preserve">W3C SOAP </w:t>
-            </w:r>
-            <w:proofErr w:type="spellStart"/>
-            <w:r>
-              <w:rPr>
-                <w:rFonts w:cs="Arial"/>
-                <w:szCs w:val="24"/>
-              </w:rPr>
-              <w:t>Specification</w:t>
-            </w:r>
-            <w:proofErr w:type="spellEnd"/>
+              <w:t>W3C SOAP Specification</w:t>
+            </w:r>
           </w:p>
         </w:tc>
         <w:tc>
@@ -15042,23 +14421,7 @@
     </w:p>
     <w:p>
       <w:r>
-        <w:t xml:space="preserve">Este documento proporciona una descripción completa y detallada del sistema de conversión de unidades de longitud, masa y temperatura desarrollado bajo una arquitectura cliente-servidor utilizando servicios web SOAP con .NET y Windows </w:t>
-      </w:r>
-      <w:proofErr w:type="spellStart"/>
-      <w:r>
-        <w:t>Communication</w:t>
-      </w:r>
-      <w:proofErr w:type="spellEnd"/>
-      <w:r>
-        <w:t xml:space="preserve"> </w:t>
-      </w:r>
-      <w:proofErr w:type="spellStart"/>
-      <w:r>
-        <w:t>Foundation</w:t>
-      </w:r>
-      <w:proofErr w:type="spellEnd"/>
-      <w:r>
-        <w:t xml:space="preserve"> (WCF). El sistema está orientado a la automatización de cálculos y a la estandarización de resultados, ofreciendo una solución eficiente, precisa y centralizada para realizar conversiones entre diferentes unidades de medida.</w:t>
+        <w:t>Este documento proporciona una descripción completa y detallada del sistema de conversión de unidades de longitud, masa y temperatura desarrollado bajo una arquitectura cliente-servidor utilizando servicios web SOAP con .NET y Windows Communication Foundation (WCF). El sistema está orientado a la automatización de cálculos y a la estandarización de resultados, ofreciendo una solución eficiente, precisa y centralizada para realizar conversiones entre diferentes unidades de medida.</w:t>
       </w:r>
     </w:p>
     <w:p>
@@ -15141,23 +14504,13 @@
     </w:p>
     <w:p>
       <w:r>
-        <w:t xml:space="preserve">• ASP.NET Web </w:t>
-      </w:r>
-      <w:proofErr w:type="spellStart"/>
-      <w:r>
-        <w:t>Forms</w:t>
-      </w:r>
-      <w:proofErr w:type="spellEnd"/>
-    </w:p>
-    <w:p>
-      <w:r>
-        <w:t xml:space="preserve">• Windows </w:t>
-      </w:r>
-      <w:proofErr w:type="spellStart"/>
-      <w:r>
-        <w:t>Forms</w:t>
-      </w:r>
-      <w:proofErr w:type="spellEnd"/>
+        <w:t>• ASP.NET Web Forms</w:t>
+      </w:r>
+    </w:p>
+    <w:p>
+      <w:r>
+        <w:t>• Windows Forms</w:t>
+      </w:r>
     </w:p>
     <w:p>
       <w:r>
@@ -15333,31 +14686,7 @@
     </w:p>
     <w:p>
       <w:r>
-        <w:t xml:space="preserve">El sistema de conversión de unidades es una solución integral desarrollada bajo el paradigma de Arquitectura Orientada a Servicios (SOA), diseñada para centralizar y automatizar el proceso de conversión de unidades de longitud, masa y temperatura mediante servicios web SOAP. Su núcleo está conformado por un servidor centralizado implementado con .NET y Windows </w:t>
-      </w:r>
-      <w:proofErr w:type="spellStart"/>
-      <w:r>
-        <w:t>Communication</w:t>
-      </w:r>
-      <w:proofErr w:type="spellEnd"/>
-      <w:r>
-        <w:t xml:space="preserve"> </w:t>
-      </w:r>
-      <w:proofErr w:type="spellStart"/>
-      <w:r>
-        <w:t>Foundation</w:t>
-      </w:r>
-      <w:proofErr w:type="spellEnd"/>
-      <w:r>
-        <w:t xml:space="preserve"> (WCF), encargado de exponer la lógica de conversión a través de Web </w:t>
-      </w:r>
-      <w:proofErr w:type="spellStart"/>
-      <w:r>
-        <w:t>Services</w:t>
-      </w:r>
-      <w:proofErr w:type="spellEnd"/>
-      <w:r>
-        <w:t xml:space="preserve"> SOAP, permitiendo que múltiples clientes consuman las mismas funcionalidades desde diferentes plataformas.</w:t>
+        <w:t>El sistema de conversión de unidades es una solución integral desarrollada bajo el paradigma de Arquitectura Orientada a Servicios (SOA), diseñada para centralizar y automatizar el proceso de conversión de unidades de longitud, masa y temperatura mediante servicios web SOAP. Su núcleo está conformado por un servidor centralizado implementado con .NET y Windows Communication Foundation (WCF), encargado de exponer la lógica de conversión a través de Web Services SOAP, permitiendo que múltiples clientes consuman las mismas funcionalidades desde diferentes plataformas.</w:t>
       </w:r>
     </w:p>
     <w:p>
@@ -15372,23 +14701,7 @@
     </w:p>
     <w:p>
       <w:r>
-        <w:t xml:space="preserve">La arquitectura cliente-servidor implementada asegura reutilización de servicios, facilidad de mantenimiento y compatibilidad multiplataforma. El sistema opera sobre tecnologías como .NET, Visual Studio, WCF, ASP.NET Web </w:t>
-      </w:r>
-      <w:proofErr w:type="spellStart"/>
-      <w:r>
-        <w:t>Forms</w:t>
-      </w:r>
-      <w:proofErr w:type="spellEnd"/>
-      <w:r>
-        <w:t xml:space="preserve">, Windows </w:t>
-      </w:r>
-      <w:proofErr w:type="spellStart"/>
-      <w:r>
-        <w:t>Forms</w:t>
-      </w:r>
-      <w:proofErr w:type="spellEnd"/>
-      <w:r>
-        <w:t xml:space="preserve"> y .NET MAUI, utilizando comunicación basada en XML SOAP mediante HTTP.</w:t>
+        <w:t>La arquitectura cliente-servidor implementada asegura reutilización de servicios, facilidad de mantenimiento y compatibilidad multiplataforma. El sistema opera sobre tecnologías como .NET, Visual Studio, WCF, ASP.NET Web Forms, Windows Forms y .NET MAUI, utilizando comunicación basada en XML SOAP mediante HTTP.</w:t>
       </w:r>
     </w:p>
     <w:p>
@@ -15437,23 +14750,7 @@
           <w:b/>
           <w:bCs/>
         </w:rPr>
-        <w:t>• Servidor de Aplicaciones (</w:t>
-      </w:r>
-      <w:proofErr w:type="spellStart"/>
-      <w:r>
-        <w:rPr>
-          <w:b/>
-          <w:bCs/>
-        </w:rPr>
-        <w:t>Backend</w:t>
-      </w:r>
-      <w:proofErr w:type="spellEnd"/>
-      <w:r>
-        <w:rPr>
-          <w:b/>
-          <w:bCs/>
-        </w:rPr>
-        <w:t>):</w:t>
+        <w:t>• Servidor de Aplicaciones (Backend):</w:t>
       </w:r>
     </w:p>
     <w:p>
@@ -15482,15 +14779,7 @@
     </w:p>
     <w:p>
       <w:r>
-        <w:t xml:space="preserve">Aplicación Windows </w:t>
-      </w:r>
-      <w:proofErr w:type="spellStart"/>
-      <w:r>
-        <w:t>Forms</w:t>
-      </w:r>
-      <w:proofErr w:type="spellEnd"/>
-      <w:r>
-        <w:t xml:space="preserve"> desarrollada en .NET utilizada para realizar conversiones mediante una interfaz gráfica intuitiva, consumiendo servicios SOAP en tiempo real.</w:t>
+        <w:t>Aplicación Windows Forms desarrollada en .NET utilizada para realizar conversiones mediante una interfaz gráfica intuitiva, consumiendo servicios SOAP en tiempo real.</w:t>
       </w:r>
     </w:p>
     <w:p>
@@ -15510,15 +14799,7 @@
     </w:p>
     <w:p>
       <w:r>
-        <w:t xml:space="preserve">Aplicación ASP.NET Web </w:t>
-      </w:r>
-      <w:proofErr w:type="spellStart"/>
-      <w:r>
-        <w:t>Forms</w:t>
-      </w:r>
-      <w:proofErr w:type="spellEnd"/>
-      <w:r>
-        <w:t xml:space="preserve"> accesible desde navegador web, utilizada para realizar conversiones mediante consumo de servicios SOAP y visualización inmediata de resultados.</w:t>
+        <w:t>Aplicación ASP.NET Web Forms accesible desde navegador web, utilizada para realizar conversiones mediante consumo de servicios SOAP y visualización inmediata de resultados.</w:t>
       </w:r>
     </w:p>
     <w:p>
@@ -15636,23 +14917,13 @@
     </w:p>
     <w:p>
       <w:r>
-        <w:t xml:space="preserve">• Cliente Escritorio Windows </w:t>
-      </w:r>
-      <w:proofErr w:type="spellStart"/>
-      <w:r>
-        <w:t>Forms</w:t>
-      </w:r>
-      <w:proofErr w:type="spellEnd"/>
-    </w:p>
-    <w:p>
-      <w:r>
-        <w:t xml:space="preserve">• Cliente Web ASP.NET Web </w:t>
-      </w:r>
-      <w:proofErr w:type="spellStart"/>
-      <w:r>
-        <w:t>Forms</w:t>
-      </w:r>
-      <w:proofErr w:type="spellEnd"/>
+        <w:t>• Cliente Escritorio Windows Forms</w:t>
+      </w:r>
+    </w:p>
+    <w:p>
+      <w:r>
+        <w:t>• Cliente Web ASP.NET Web Forms</w:t>
+      </w:r>
     </w:p>
     <w:p>
       <w:r>
@@ -15679,15 +14950,12 @@
       <w:r>
         <w:rPr>
           <w:noProof/>
-          <w:szCs w:val="24"/>
-          <w:lang w:val="es-EC" w:eastAsia="es-EC"/>
-        </w:rPr>
-        <w:lastRenderedPageBreak/>
+        </w:rPr>
         <w:drawing>
-          <wp:inline distT="0" distB="0" distL="0" distR="0" wp14:anchorId="70093D1D" wp14:editId="319A6AEE">
-            <wp:extent cx="5988050" cy="5781675"/>
-            <wp:effectExtent l="0" t="0" r="0" b="9525"/>
-            <wp:docPr id="16" name="Imagen 16"/>
+          <wp:inline distT="0" distB="0" distL="0" distR="0" wp14:anchorId="02788AC7" wp14:editId="26306D67">
+            <wp:extent cx="5988050" cy="4966970"/>
+            <wp:effectExtent l="0" t="0" r="0" b="5080"/>
+            <wp:docPr id="7" name="Imagen 7"/>
             <wp:cNvGraphicFramePr>
               <a:graphicFrameLocks xmlns:a="http://schemas.openxmlformats.org/drawingml/2006/main" noChangeAspect="1"/>
             </wp:cNvGraphicFramePr>
@@ -15695,23 +14963,36 @@
               <a:graphicData uri="http://schemas.openxmlformats.org/drawingml/2006/picture">
                 <pic:pic xmlns:pic="http://schemas.openxmlformats.org/drawingml/2006/picture">
                   <pic:nvPicPr>
-                    <pic:cNvPr id="1" name=""/>
-                    <pic:cNvPicPr/>
+                    <pic:cNvPr id="0" name="Picture 1"/>
+                    <pic:cNvPicPr>
+                      <a:picLocks noChangeAspect="1" noChangeArrowheads="1"/>
+                    </pic:cNvPicPr>
                   </pic:nvPicPr>
                   <pic:blipFill>
-                    <a:blip r:embed="rId13"/>
+                    <a:blip r:embed="rId13">
+                      <a:extLst>
+                        <a:ext uri="{28A0092B-C50C-407E-A947-70E740481C1C}">
+                          <a14:useLocalDpi xmlns:a14="http://schemas.microsoft.com/office/drawing/2010/main" val="0"/>
+                        </a:ext>
+                      </a:extLst>
+                    </a:blip>
+                    <a:srcRect/>
                     <a:stretch>
                       <a:fillRect/>
                     </a:stretch>
                   </pic:blipFill>
-                  <pic:spPr>
+                  <pic:spPr bwMode="auto">
                     <a:xfrm>
                       <a:off x="0" y="0"/>
-                      <a:ext cx="5988050" cy="5781675"/>
+                      <a:ext cx="5988050" cy="4966970"/>
                     </a:xfrm>
                     <a:prstGeom prst="rect">
                       <a:avLst/>
                     </a:prstGeom>
+                    <a:noFill/>
+                    <a:ln>
+                      <a:noFill/>
+                    </a:ln>
                   </pic:spPr>
                 </pic:pic>
               </a:graphicData>
@@ -15761,6 +15042,7 @@
           <w:noProof/>
           <w:lang w:val="es-EC" w:eastAsia="es-EC"/>
         </w:rPr>
+        <w:lastRenderedPageBreak/>
         <mc:AlternateContent>
           <mc:Choice Requires="wps">
             <w:drawing>
@@ -15854,23 +15136,7 @@
     </w:p>
     <w:p>
       <w:r>
-        <w:t xml:space="preserve">El sistema de conversión de unidades operará bajo una arquitectura cliente-servidor utilizando servicios web SOAP desarrollados con .NET y Windows </w:t>
-      </w:r>
-      <w:proofErr w:type="spellStart"/>
-      <w:r>
-        <w:t>Communication</w:t>
-      </w:r>
-      <w:proofErr w:type="spellEnd"/>
-      <w:r>
-        <w:t xml:space="preserve"> </w:t>
-      </w:r>
-      <w:proofErr w:type="spellStart"/>
-      <w:r>
-        <w:t>Foundation</w:t>
-      </w:r>
-      <w:proofErr w:type="spellEnd"/>
-      <w:r>
-        <w:t xml:space="preserve"> (WCF). La solución funcionará en un entorno local mediante localhost, permitiendo la comunicación entre el servidor y los diferentes clientes implementados (consola, escritorio, web y móvil).</w:t>
+        <w:t>El sistema de conversión de unidades operará bajo una arquitectura cliente-servidor utilizando servicios web SOAP desarrollados con .NET y Windows Communication Foundation (WCF). La solución funcionará en un entorno local mediante localhost, permitiendo la comunicación entre el servidor y los diferentes clientes implementados (consola, escritorio, web y móvil).</w:t>
       </w:r>
     </w:p>
     <w:p>
@@ -15895,45 +15161,18 @@
     </w:p>
     <w:p>
       <w:r>
-        <w:t xml:space="preserve">• WCF (Windows </w:t>
-      </w:r>
-      <w:proofErr w:type="spellStart"/>
-      <w:r>
-        <w:t>Communication</w:t>
-      </w:r>
-      <w:proofErr w:type="spellEnd"/>
-      <w:r>
-        <w:t xml:space="preserve"> </w:t>
-      </w:r>
-      <w:proofErr w:type="spellStart"/>
-      <w:r>
-        <w:t>Foundation</w:t>
-      </w:r>
-      <w:proofErr w:type="spellEnd"/>
-      <w:r>
-        <w:t>)</w:t>
-      </w:r>
-    </w:p>
-    <w:p>
-      <w:r>
-        <w:lastRenderedPageBreak/>
-        <w:t xml:space="preserve">• ASP.NET Web </w:t>
-      </w:r>
-      <w:proofErr w:type="spellStart"/>
-      <w:r>
-        <w:t>Forms</w:t>
-      </w:r>
-      <w:proofErr w:type="spellEnd"/>
-    </w:p>
-    <w:p>
-      <w:r>
-        <w:t xml:space="preserve">• Windows </w:t>
-      </w:r>
-      <w:proofErr w:type="spellStart"/>
-      <w:r>
-        <w:t>Forms</w:t>
-      </w:r>
-      <w:proofErr w:type="spellEnd"/>
+        <w:t>• WCF (Windows Communication Foundation)</w:t>
+      </w:r>
+    </w:p>
+    <w:p>
+      <w:r>
+        <w:t>• ASP.NET Web Forms</w:t>
+      </w:r>
+    </w:p>
+    <w:p>
+      <w:r>
+        <w:t>• Windows Forms</w:t>
+      </w:r>
     </w:p>
     <w:p>
       <w:r>
@@ -16048,6 +15287,7 @@
       <w:bookmarkStart w:id="28" w:name="_Toc229416154"/>
       <w:bookmarkEnd w:id="27"/>
       <w:r>
+        <w:lastRenderedPageBreak/>
         <w:t>7.</w:t>
       </w:r>
       <w:r>
@@ -16093,7 +15333,6 @@
     </w:p>
     <w:p>
       <w:r>
-        <w:lastRenderedPageBreak/>
         <w:t>• Utilizar funcionalidades básicas del sistema</w:t>
       </w:r>
     </w:p>
@@ -16159,23 +15398,13 @@
     </w:p>
     <w:p>
       <w:r>
-        <w:t xml:space="preserve">• Cliente Escritorio Windows </w:t>
-      </w:r>
-      <w:proofErr w:type="spellStart"/>
-      <w:r>
-        <w:t>Forms</w:t>
-      </w:r>
-      <w:proofErr w:type="spellEnd"/>
-    </w:p>
-    <w:p>
-      <w:r>
-        <w:t xml:space="preserve">• Cliente Web ASP.NET Web </w:t>
-      </w:r>
-      <w:proofErr w:type="spellStart"/>
-      <w:r>
-        <w:t>Forms</w:t>
-      </w:r>
-      <w:proofErr w:type="spellEnd"/>
+        <w:t>• Cliente Escritorio Windows Forms</w:t>
+      </w:r>
+    </w:p>
+    <w:p>
+      <w:r>
+        <w:t>• Cliente Web ASP.NET Web Forms</w:t>
+      </w:r>
     </w:p>
     <w:p>
       <w:r>
@@ -16204,6 +15433,7 @@
       </w:pPr>
       <w:bookmarkStart w:id="29" w:name="_Toc221056210"/>
       <w:r>
+        <w:lastRenderedPageBreak/>
         <w:t xml:space="preserve">Tabla </w:t>
       </w:r>
       <w:r>
@@ -16580,7 +15810,6 @@
       </w:pPr>
       <w:bookmarkStart w:id="30" w:name="_Toc221056211"/>
       <w:r>
-        <w:lastRenderedPageBreak/>
         <w:t xml:space="preserve">Tabla </w:t>
       </w:r>
       <w:r>
@@ -17651,25 +16880,7 @@
                 <w:szCs w:val="24"/>
                 <w:lang w:val="es-EC" w:eastAsia="es-EC"/>
               </w:rPr>
-              <w:t xml:space="preserve">Mantiene el servidor SOAP, verifica el correcto funcionamiento de las conversiones, monitorea conexiones, administra la base de datos </w:t>
-            </w:r>
-            <w:proofErr w:type="spellStart"/>
-            <w:r>
-              <w:rPr>
-                <w:rFonts w:eastAsia="Times New Roman" w:cs="Arial"/>
-                <w:szCs w:val="24"/>
-                <w:lang w:val="es-EC" w:eastAsia="es-EC"/>
-              </w:rPr>
-              <w:t>ConversionDB</w:t>
-            </w:r>
-            <w:proofErr w:type="spellEnd"/>
-            <w:r>
-              <w:rPr>
-                <w:rFonts w:eastAsia="Times New Roman" w:cs="Arial"/>
-                <w:szCs w:val="24"/>
-                <w:lang w:val="es-EC" w:eastAsia="es-EC"/>
-              </w:rPr>
-              <w:t xml:space="preserve"> y asegura la estabilidad del sistema.</w:t>
+              <w:t>Mantiene el servidor SOAP, verifica el correcto funcionamiento de las conversiones, monitorea conexiones, administra la base de datos ConversionDB y asegura la estabilidad del sistema.</w:t>
             </w:r>
           </w:p>
         </w:tc>
@@ -17682,6 +16893,7 @@
       </w:pPr>
       <w:bookmarkStart w:id="34" w:name="_Toc229416155"/>
       <w:r>
+        <w:lastRenderedPageBreak/>
         <w:t xml:space="preserve">7.5 </w:t>
       </w:r>
       <w:r>
@@ -17771,37 +16983,21 @@
         <w:rPr>
           <w:lang w:val="es-MX"/>
         </w:rPr>
-        <w:t xml:space="preserve">• Cliente Escritorio Windows </w:t>
-      </w:r>
-      <w:proofErr w:type="spellStart"/>
-      <w:r>
+        <w:t>• Cliente Escritorio Windows Forms</w:t>
+      </w:r>
+    </w:p>
+    <w:p>
+      <w:pPr>
         <w:rPr>
           <w:lang w:val="es-MX"/>
         </w:rPr>
-        <w:t>Forms</w:t>
-      </w:r>
-      <w:proofErr w:type="spellEnd"/>
-    </w:p>
-    <w:p>
-      <w:pPr>
+      </w:pPr>
+      <w:r>
         <w:rPr>
           <w:lang w:val="es-MX"/>
         </w:rPr>
-      </w:pPr>
-      <w:r>
-        <w:rPr>
-          <w:lang w:val="es-MX"/>
-        </w:rPr>
-        <w:t xml:space="preserve">• Cliente Web ASP.NET Web </w:t>
-      </w:r>
-      <w:proofErr w:type="spellStart"/>
-      <w:r>
-        <w:rPr>
-          <w:lang w:val="es-MX"/>
-        </w:rPr>
-        <w:t>Forms</w:t>
-      </w:r>
-      <w:proofErr w:type="spellEnd"/>
+        <w:t>• Cliente Web ASP.NET Web Forms</w:t>
+      </w:r>
     </w:p>
     <w:p>
       <w:pPr>
@@ -17906,6 +17102,7 @@
         <w:rPr>
           <w:lang w:val="es-MX"/>
         </w:rPr>
+        <w:lastRenderedPageBreak/>
         <w:t>El sistema podrá ejecutarse sobre sistemas operativos compatibles con .NET, incluyendo:</w:t>
       </w:r>
     </w:p>
@@ -17986,7 +17183,6 @@
         <w:rPr>
           <w:lang w:val="es-MX"/>
         </w:rPr>
-        <w:lastRenderedPageBreak/>
         <w:t>El desarrollo del sistema debe realizarse utilizando tecnologías compatibles con:</w:t>
       </w:r>
     </w:p>
@@ -18026,37 +17222,34 @@
         <w:rPr>
           <w:lang w:val="es-MX"/>
         </w:rPr>
-        <w:t xml:space="preserve">• ASP.NET Web </w:t>
-      </w:r>
-      <w:proofErr w:type="spellStart"/>
-      <w:r>
+        <w:t>• ASP.NET Web Forms</w:t>
+      </w:r>
+    </w:p>
+    <w:p>
+      <w:pPr>
         <w:rPr>
           <w:lang w:val="es-MX"/>
         </w:rPr>
-        <w:t>Forms</w:t>
-      </w:r>
-      <w:proofErr w:type="spellEnd"/>
-    </w:p>
-    <w:p>
-      <w:pPr>
+      </w:pPr>
+      <w:r>
         <w:rPr>
           <w:lang w:val="es-MX"/>
         </w:rPr>
-      </w:pPr>
-      <w:r>
+        <w:t>• Windows Forms</w:t>
+      </w:r>
+    </w:p>
+    <w:p>
+      <w:pPr>
         <w:rPr>
           <w:lang w:val="es-MX"/>
         </w:rPr>
-        <w:t xml:space="preserve">• Windows </w:t>
-      </w:r>
-      <w:proofErr w:type="spellStart"/>
+      </w:pPr>
       <w:r>
         <w:rPr>
           <w:lang w:val="es-MX"/>
         </w:rPr>
-        <w:t>Forms</w:t>
-      </w:r>
-      <w:proofErr w:type="spellEnd"/>
+        <w:t>• .NET MAUI</w:t>
+      </w:r>
     </w:p>
     <w:p>
       <w:pPr>
@@ -18068,7 +17261,7 @@
         <w:rPr>
           <w:lang w:val="es-MX"/>
         </w:rPr>
-        <w:t>• .NET MAUI</w:t>
+        <w:t>• SOAP</w:t>
       </w:r>
     </w:p>
     <w:p>
@@ -18081,7 +17274,7 @@
         <w:rPr>
           <w:lang w:val="es-MX"/>
         </w:rPr>
-        <w:t>• SOAP</w:t>
+        <w:t>• XML</w:t>
       </w:r>
     </w:p>
     <w:p>
@@ -18094,7 +17287,7 @@
         <w:rPr>
           <w:lang w:val="es-MX"/>
         </w:rPr>
-        <w:t>• XML</w:t>
+        <w:t>• HTTP</w:t>
       </w:r>
     </w:p>
     <w:p>
@@ -18107,34 +17300,7 @@
         <w:rPr>
           <w:lang w:val="es-MX"/>
         </w:rPr>
-        <w:t>• HTTP</w:t>
-      </w:r>
-    </w:p>
-    <w:p>
-      <w:pPr>
-        <w:rPr>
-          <w:lang w:val="es-MX"/>
-        </w:rPr>
-      </w:pPr>
-      <w:r>
-        <w:rPr>
-          <w:lang w:val="es-MX"/>
-        </w:rPr>
-        <w:t xml:space="preserve">No se permitirá el uso de </w:t>
-      </w:r>
-      <w:proofErr w:type="spellStart"/>
-      <w:r>
-        <w:rPr>
-          <w:lang w:val="es-MX"/>
-        </w:rPr>
-        <w:t>frameworks</w:t>
-      </w:r>
-      <w:proofErr w:type="spellEnd"/>
-      <w:r>
-        <w:rPr>
-          <w:lang w:val="es-MX"/>
-        </w:rPr>
-        <w:t xml:space="preserve"> o tecnologías que alteren la arquitectura cliente-servidor definida para el proyecto.</w:t>
+        <w:t>No se permitirá el uso de frameworks o tecnologías que alteren la arquitectura cliente-servidor definida para el proyecto.</w:t>
       </w:r>
     </w:p>
     <w:p>
@@ -18266,6 +17432,7 @@
         <w:rPr>
           <w:lang w:val="es-MX"/>
         </w:rPr>
+        <w:lastRenderedPageBreak/>
         <w:t>En el sistema de conversión de unidades de longitud, masa y temperatura se establecen diversas suposiciones y dependencias técnicas que condicionan su correcto funcionamiento dentro de la arquitectura cliente-servidor implementada mediante servicios SOAP en .NET utilizando WCF. Se asume que los dispositivos utilizados por los usuarios cuentan con las capacidades mínimas de hardware y software necesarias para ejecutar correctamente los clientes de consola, escritorio, web y móvil, así como mantener comunicación estable con el servidor SOAP ejecutado localmente en Visual Studio.</w:t>
       </w:r>
     </w:p>
@@ -18299,244 +17466,228 @@
         <w:rPr>
           <w:lang w:val="es-MX"/>
         </w:rPr>
+        <w:t>El sistema depende directamente de la correcta implementación de las fórmulas matemáticas estándar utilizadas para las conversiones de longitud, masa y temperatura. Por lo tanto, cualquier modificación en las constantes o factores de conversión podría afectar la precisión de los resultados generados por la aplicación. Se asume además que las fórmulas utilizadas son internacionalmente aceptadas y permanecen estables durante el ciclo de vida del sistema.</w:t>
+      </w:r>
+    </w:p>
+    <w:p>
+      <w:pPr>
+        <w:rPr>
+          <w:lang w:val="es-MX"/>
+        </w:rPr>
+      </w:pPr>
+      <w:r>
+        <w:rPr>
+          <w:lang w:val="es-MX"/>
+        </w:rPr>
+        <w:t>La solución depende también del entorno tecnológico utilizado, incluyendo:</w:t>
+      </w:r>
+    </w:p>
+    <w:p>
+      <w:pPr>
+        <w:rPr>
+          <w:lang w:val="es-MX"/>
+        </w:rPr>
+      </w:pPr>
+      <w:r>
+        <w:rPr>
+          <w:lang w:val="es-MX"/>
+        </w:rPr>
+        <w:t>.NET</w:t>
+      </w:r>
+    </w:p>
+    <w:p>
+      <w:pPr>
+        <w:rPr>
+          <w:lang w:val="es-MX"/>
+        </w:rPr>
+      </w:pPr>
+      <w:r>
+        <w:rPr>
+          <w:lang w:val="es-MX"/>
+        </w:rPr>
+        <w:t>WCF</w:t>
+      </w:r>
+    </w:p>
+    <w:p>
+      <w:pPr>
+        <w:rPr>
+          <w:lang w:val="es-MX"/>
+        </w:rPr>
+      </w:pPr>
+      <w:r>
+        <w:rPr>
+          <w:lang w:val="es-MX"/>
+        </w:rPr>
+        <w:t>Visual Studio 2022</w:t>
+      </w:r>
+    </w:p>
+    <w:p>
+      <w:pPr>
+        <w:rPr>
+          <w:lang w:val="es-MX"/>
+        </w:rPr>
+      </w:pPr>
+      <w:r>
+        <w:rPr>
+          <w:lang w:val="es-MX"/>
+        </w:rPr>
+        <w:t>Windows Forms</w:t>
+      </w:r>
+    </w:p>
+    <w:p>
+      <w:pPr>
+        <w:rPr>
+          <w:lang w:val="es-MX"/>
+        </w:rPr>
+      </w:pPr>
+      <w:r>
+        <w:rPr>
+          <w:lang w:val="es-MX"/>
+        </w:rPr>
+        <w:t>ASP.NET Web Forms</w:t>
+      </w:r>
+    </w:p>
+    <w:p>
+      <w:pPr>
+        <w:rPr>
+          <w:lang w:val="es-MX"/>
+        </w:rPr>
+      </w:pPr>
+      <w:r>
+        <w:rPr>
+          <w:lang w:val="es-MX"/>
+        </w:rPr>
+        <w:t>.NET MAUI</w:t>
+      </w:r>
+    </w:p>
+    <w:p>
+      <w:pPr>
+        <w:rPr>
+          <w:lang w:val="es-MX"/>
+        </w:rPr>
+      </w:pPr>
+      <w:r>
+        <w:rPr>
+          <w:lang w:val="es-MX"/>
+        </w:rPr>
+        <w:t>SOAP</w:t>
+      </w:r>
+    </w:p>
+    <w:p>
+      <w:pPr>
+        <w:rPr>
+          <w:lang w:val="es-MX"/>
+        </w:rPr>
+      </w:pPr>
+      <w:r>
+        <w:rPr>
+          <w:lang w:val="es-MX"/>
+        </w:rPr>
+        <w:t>XML</w:t>
+      </w:r>
+    </w:p>
+    <w:p>
+      <w:pPr>
+        <w:rPr>
+          <w:lang w:val="es-MX"/>
+        </w:rPr>
+      </w:pPr>
+      <w:r>
+        <w:rPr>
+          <w:lang w:val="es-MX"/>
+        </w:rPr>
+        <w:t>HTTP</w:t>
+      </w:r>
+    </w:p>
+    <w:p>
+      <w:pPr>
+        <w:rPr>
+          <w:lang w:val="es-MX"/>
+        </w:rPr>
+      </w:pPr>
+      <w:r>
+        <w:rPr>
+          <w:lang w:val="es-MX"/>
+        </w:rPr>
+        <w:t>Cualquier cambio o actualización significativa en estas tecnologías podría requerir ajustes en la configuración, compatibilidad o implementación del sistema.</w:t>
+      </w:r>
+    </w:p>
+    <w:p>
+      <w:pPr>
+        <w:rPr>
+          <w:lang w:val="es-MX"/>
+        </w:rPr>
+      </w:pPr>
+      <w:r>
+        <w:rPr>
+          <w:lang w:val="es-MX"/>
+        </w:rPr>
+        <w:t>Adicionalmente, se asume que el servidor SOAP permanecerá disponible durante la ejecución del sistema, ya que los diferentes clientes dependen de este componente para procesar las conversiones solicitadas. El sistema funcionará principalmente en entorno local utilizando localhost para la comunicación entre el servidor y los clientes. En el caso del cliente móvil MAUI Android, se utilizará la dirección 10.0.2.2 para acceder al servidor local desde el emulador Android.</w:t>
+      </w:r>
+    </w:p>
+    <w:p>
+      <w:pPr>
+        <w:rPr>
+          <w:lang w:val="es-MX"/>
+        </w:rPr>
+      </w:pPr>
+      <w:r>
+        <w:rPr>
+          <w:lang w:val="es-MX"/>
+        </w:rPr>
+        <w:t>También se asume que:</w:t>
+      </w:r>
+    </w:p>
+    <w:p>
+      <w:pPr>
+        <w:rPr>
+          <w:lang w:val="es-MX"/>
+        </w:rPr>
+      </w:pPr>
+      <w:r>
+        <w:rPr>
+          <w:lang w:val="es-MX"/>
+        </w:rPr>
+        <w:t>Las referencias de servicio SOAP estarán correctamente configuradas en cada cliente.</w:t>
+      </w:r>
+    </w:p>
+    <w:p>
+      <w:pPr>
+        <w:rPr>
+          <w:lang w:val="es-MX"/>
+        </w:rPr>
+      </w:pPr>
+      <w:r>
+        <w:rPr>
+          <w:lang w:val="es-MX"/>
+        </w:rPr>
+        <w:t>Los puertos utilizados por el servidor no serán bloqueados por el firewall del sistema operativo.</w:t>
+      </w:r>
+    </w:p>
+    <w:p>
+      <w:pPr>
+        <w:rPr>
+          <w:lang w:val="es-MX"/>
+        </w:rPr>
+      </w:pPr>
+      <w:r>
+        <w:rPr>
+          <w:lang w:val="es-MX"/>
+        </w:rPr>
+        <w:t>La conexión local entre clientes y servidor se mantendrá activa durante las pruebas y ejecución del sistema.</w:t>
+      </w:r>
+    </w:p>
+    <w:p>
+      <w:pPr>
+        <w:rPr>
+          <w:lang w:val="es-MX"/>
+        </w:rPr>
+      </w:pPr>
+      <w:r>
+        <w:rPr>
+          <w:lang w:val="es-MX"/>
+        </w:rPr>
         <w:lastRenderedPageBreak/>
-        <w:t>El sistema depende directamente de la correcta implementación de las fórmulas matemáticas estándar utilizadas para las conversiones de longitud, masa y temperatura. Por lo tanto, cualquier modificación en las constantes o factores de conversión podría afectar la precisión de los resultados generados por la aplicación. Se asume además que las fórmulas utilizadas son internacionalmente aceptadas y permanecen estables durante el ciclo de vida del sistema.</w:t>
-      </w:r>
-    </w:p>
-    <w:p>
-      <w:pPr>
-        <w:rPr>
-          <w:lang w:val="es-MX"/>
-        </w:rPr>
-      </w:pPr>
-      <w:r>
-        <w:rPr>
-          <w:lang w:val="es-MX"/>
-        </w:rPr>
-        <w:t>La solución depende también del entorno tecnológico utilizado, incluyendo:</w:t>
-      </w:r>
-    </w:p>
-    <w:p>
-      <w:pPr>
-        <w:rPr>
-          <w:lang w:val="es-MX"/>
-        </w:rPr>
-      </w:pPr>
-      <w:r>
-        <w:rPr>
-          <w:lang w:val="es-MX"/>
-        </w:rPr>
-        <w:t>.NET</w:t>
-      </w:r>
-    </w:p>
-    <w:p>
-      <w:pPr>
-        <w:rPr>
-          <w:lang w:val="es-MX"/>
-        </w:rPr>
-      </w:pPr>
-      <w:r>
-        <w:rPr>
-          <w:lang w:val="es-MX"/>
-        </w:rPr>
-        <w:t>WCF</w:t>
-      </w:r>
-    </w:p>
-    <w:p>
-      <w:pPr>
-        <w:rPr>
-          <w:lang w:val="es-MX"/>
-        </w:rPr>
-      </w:pPr>
-      <w:r>
-        <w:rPr>
-          <w:lang w:val="es-MX"/>
-        </w:rPr>
-        <w:t>Visual Studio 2022</w:t>
-      </w:r>
-    </w:p>
-    <w:p>
-      <w:pPr>
-        <w:rPr>
-          <w:lang w:val="es-MX"/>
-        </w:rPr>
-      </w:pPr>
-      <w:r>
-        <w:rPr>
-          <w:lang w:val="es-MX"/>
-        </w:rPr>
-        <w:t xml:space="preserve">Windows </w:t>
-      </w:r>
-      <w:proofErr w:type="spellStart"/>
-      <w:r>
-        <w:rPr>
-          <w:lang w:val="es-MX"/>
-        </w:rPr>
-        <w:t>Forms</w:t>
-      </w:r>
-      <w:proofErr w:type="spellEnd"/>
-    </w:p>
-    <w:p>
-      <w:pPr>
-        <w:rPr>
-          <w:lang w:val="es-MX"/>
-        </w:rPr>
-      </w:pPr>
-      <w:r>
-        <w:rPr>
-          <w:lang w:val="es-MX"/>
-        </w:rPr>
-        <w:t xml:space="preserve">ASP.NET Web </w:t>
-      </w:r>
-      <w:proofErr w:type="spellStart"/>
-      <w:r>
-        <w:rPr>
-          <w:lang w:val="es-MX"/>
-        </w:rPr>
-        <w:t>Forms</w:t>
-      </w:r>
-      <w:proofErr w:type="spellEnd"/>
-    </w:p>
-    <w:p>
-      <w:pPr>
-        <w:rPr>
-          <w:lang w:val="es-MX"/>
-        </w:rPr>
-      </w:pPr>
-      <w:r>
-        <w:rPr>
-          <w:lang w:val="es-MX"/>
-        </w:rPr>
-        <w:t>.NET MAUI</w:t>
-      </w:r>
-    </w:p>
-    <w:p>
-      <w:pPr>
-        <w:rPr>
-          <w:lang w:val="es-MX"/>
-        </w:rPr>
-      </w:pPr>
-      <w:r>
-        <w:rPr>
-          <w:lang w:val="es-MX"/>
-        </w:rPr>
-        <w:t>SOAP</w:t>
-      </w:r>
-    </w:p>
-    <w:p>
-      <w:pPr>
-        <w:rPr>
-          <w:lang w:val="es-MX"/>
-        </w:rPr>
-      </w:pPr>
-      <w:r>
-        <w:rPr>
-          <w:lang w:val="es-MX"/>
-        </w:rPr>
-        <w:t>XML</w:t>
-      </w:r>
-    </w:p>
-    <w:p>
-      <w:pPr>
-        <w:rPr>
-          <w:lang w:val="es-MX"/>
-        </w:rPr>
-      </w:pPr>
-      <w:r>
-        <w:rPr>
-          <w:lang w:val="es-MX"/>
-        </w:rPr>
-        <w:t>HTTP</w:t>
-      </w:r>
-    </w:p>
-    <w:p>
-      <w:pPr>
-        <w:rPr>
-          <w:lang w:val="es-MX"/>
-        </w:rPr>
-      </w:pPr>
-      <w:r>
-        <w:rPr>
-          <w:lang w:val="es-MX"/>
-        </w:rPr>
-        <w:t>Cualquier cambio o actualización significativa en estas tecnologías podría requerir ajustes en la configuración, compatibilidad o implementación del sistema.</w:t>
-      </w:r>
-    </w:p>
-    <w:p>
-      <w:pPr>
-        <w:rPr>
-          <w:lang w:val="es-MX"/>
-        </w:rPr>
-      </w:pPr>
-      <w:r>
-        <w:rPr>
-          <w:lang w:val="es-MX"/>
-        </w:rPr>
-        <w:t>Adicionalmente, se asume que el servidor SOAP permanecerá disponible durante la ejecución del sistema, ya que los diferentes clientes dependen de este componente para procesar las conversiones solicitadas. El sistema funcionará principalmente en entorno local utilizando localhost para la comunicación entre el servidor y los clientes. En el caso del cliente móvil MAUI Android, se utilizará la dirección 10.0.2.2 para acceder al servidor local desde el emulador Android.</w:t>
-      </w:r>
-    </w:p>
-    <w:p>
-      <w:pPr>
-        <w:rPr>
-          <w:lang w:val="es-MX"/>
-        </w:rPr>
-      </w:pPr>
-      <w:r>
-        <w:rPr>
-          <w:lang w:val="es-MX"/>
-        </w:rPr>
-        <w:t>También se asume que:</w:t>
-      </w:r>
-    </w:p>
-    <w:p>
-      <w:pPr>
-        <w:rPr>
-          <w:lang w:val="es-MX"/>
-        </w:rPr>
-      </w:pPr>
-      <w:r>
-        <w:rPr>
-          <w:lang w:val="es-MX"/>
-        </w:rPr>
-        <w:t>Las referencias de servicio SOAP estarán correctamente configuradas en cada cliente.</w:t>
-      </w:r>
-    </w:p>
-    <w:p>
-      <w:pPr>
-        <w:rPr>
-          <w:lang w:val="es-MX"/>
-        </w:rPr>
-      </w:pPr>
-      <w:r>
-        <w:rPr>
-          <w:lang w:val="es-MX"/>
-        </w:rPr>
-        <w:t>Los puertos utilizados por el servidor no serán bloqueados por el firewall del sistema operativo.</w:t>
-      </w:r>
-    </w:p>
-    <w:p>
-      <w:pPr>
-        <w:rPr>
-          <w:lang w:val="es-MX"/>
-        </w:rPr>
-      </w:pPr>
-      <w:r>
-        <w:rPr>
-          <w:lang w:val="es-MX"/>
-        </w:rPr>
-        <w:t>La conexión local entre clientes y servidor se mantendrá activa durante las pruebas y ejecución del sistema.</w:t>
-      </w:r>
-    </w:p>
-    <w:p>
-      <w:pPr>
-        <w:rPr>
-          <w:lang w:val="es-MX"/>
-        </w:rPr>
-      </w:pPr>
-      <w:r>
-        <w:rPr>
-          <w:lang w:val="es-MX"/>
-        </w:rPr>
         <w:t>El entorno Visual Studio tendrá instaladas las cargas de trabajo necesarias para desarrollo web, escritorio y móvil.</w:t>
       </w:r>
     </w:p>
@@ -18564,7 +17715,6 @@
       </w:pPr>
       <w:bookmarkStart w:id="39" w:name="_Toc229416158"/>
       <w:r>
-        <w:lastRenderedPageBreak/>
         <w:t>Especificación de Requerimientos</w:t>
       </w:r>
       <w:bookmarkEnd w:id="39"/>
@@ -18620,21 +17770,7 @@
         <w:rPr>
           <w:lang w:val="es-MX"/>
         </w:rPr>
-        <w:t xml:space="preserve">La interfaz web deberá ser limpia, responsiva y fácil de utilizar, permitiendo al usuario seleccionar el tipo de conversión, ingresar valores numéricos, elegir unidades de origen y destino y visualizar resultados en tiempo real mediante el consumo de servicios SOAP. El cliente de escritorio desarrollado con Windows </w:t>
-      </w:r>
-      <w:proofErr w:type="spellStart"/>
-      <w:r>
-        <w:rPr>
-          <w:lang w:val="es-MX"/>
-        </w:rPr>
-        <w:t>Forms</w:t>
-      </w:r>
-      <w:proofErr w:type="spellEnd"/>
-      <w:r>
-        <w:rPr>
-          <w:lang w:val="es-MX"/>
-        </w:rPr>
-        <w:t xml:space="preserve"> priorizará rapidez y eficiencia en la interacción, permitiendo realizar conversiones ágiles mediante formularios simples y accesibles.</w:t>
+        <w:t>La interfaz web deberá ser limpia, responsiva y fácil de utilizar, permitiendo al usuario seleccionar el tipo de conversión, ingresar valores numéricos, elegir unidades de origen y destino y visualizar resultados en tiempo real mediante el consumo de servicios SOAP. El cliente de escritorio desarrollado con Windows Forms priorizará rapidez y eficiencia en la interacción, permitiendo realizar conversiones ágiles mediante formularios simples y accesibles.</w:t>
       </w:r>
     </w:p>
     <w:p>
@@ -18701,7 +17837,6 @@
       </w:pPr>
       <w:bookmarkStart w:id="43" w:name="_Toc229416161"/>
       <w:r>
-        <w:lastRenderedPageBreak/>
         <w:t xml:space="preserve">8.1.2 </w:t>
       </w:r>
       <w:r>
@@ -19548,7 +18683,6 @@
                 <w:lang w:val="es-EC" w:eastAsia="es-EC"/>
               </w:rPr>
             </w:pPr>
-            <w:proofErr w:type="spellStart"/>
             <w:r>
               <w:rPr>
                 <w:rFonts w:ascii="Times New Roman" w:eastAsia="Times New Roman" w:hAnsi="Times New Roman" w:cs="Times New Roman"/>
@@ -19557,7 +18691,6 @@
               </w:rPr>
               <w:t>Genius</w:t>
             </w:r>
-            <w:proofErr w:type="spellEnd"/>
           </w:p>
         </w:tc>
         <w:tc>
@@ -19729,7 +18862,6 @@
                 <w:lang w:val="es-EC" w:eastAsia="es-EC"/>
               </w:rPr>
             </w:pPr>
-            <w:proofErr w:type="spellStart"/>
             <w:r>
               <w:rPr>
                 <w:rFonts w:ascii="Times New Roman" w:eastAsia="Times New Roman" w:hAnsi="Times New Roman" w:cs="Times New Roman"/>
@@ -19738,7 +18870,6 @@
               </w:rPr>
               <w:t>Genius</w:t>
             </w:r>
-            <w:proofErr w:type="spellEnd"/>
           </w:p>
         </w:tc>
         <w:tc>
@@ -19766,25 +18897,7 @@
                 <w:szCs w:val="24"/>
                 <w:lang w:val="en-US" w:eastAsia="es-EC"/>
               </w:rPr>
-              <w:t xml:space="preserve">104/105 </w:t>
-            </w:r>
-            <w:proofErr w:type="spellStart"/>
-            <w:r>
-              <w:rPr>
-                <w:rFonts w:ascii="Times New Roman" w:eastAsia="Times New Roman" w:hAnsi="Times New Roman" w:cs="Times New Roman"/>
-                <w:szCs w:val="24"/>
-                <w:lang w:val="en-US" w:eastAsia="es-EC"/>
-              </w:rPr>
-              <w:t>teclas</w:t>
-            </w:r>
-            <w:proofErr w:type="spellEnd"/>
-            <w:r>
-              <w:rPr>
-                <w:rFonts w:ascii="Times New Roman" w:eastAsia="Times New Roman" w:hAnsi="Times New Roman" w:cs="Times New Roman"/>
-                <w:szCs w:val="24"/>
-                <w:lang w:val="en-US" w:eastAsia="es-EC"/>
-              </w:rPr>
-              <w:t>, USB, compatible Windows/Linux</w:t>
+              <w:t>104/105 teclas, USB, compatible Windows/Linux</w:t>
             </w:r>
           </w:p>
         </w:tc>
@@ -19873,6 +18986,7 @@
                 <w:szCs w:val="24"/>
                 <w:lang w:val="es-EC" w:eastAsia="es-EC"/>
               </w:rPr>
+              <w:lastRenderedPageBreak/>
               <w:t>CPU (Estación de Trabajo)</w:t>
             </w:r>
           </w:p>
@@ -20139,25 +19253,7 @@
                 <w:szCs w:val="24"/>
                 <w:lang w:val="es-EC" w:eastAsia="es-EC"/>
               </w:rPr>
-              <w:t xml:space="preserve">Pantalla 5” o superior, 2GB RAM mínimo, </w:t>
-            </w:r>
-            <w:proofErr w:type="spellStart"/>
-            <w:r>
-              <w:rPr>
-                <w:rFonts w:ascii="Times New Roman" w:eastAsia="Times New Roman" w:hAnsi="Times New Roman" w:cs="Times New Roman"/>
-                <w:szCs w:val="24"/>
-                <w:lang w:val="es-EC" w:eastAsia="es-EC"/>
-              </w:rPr>
-              <w:t>WiFi</w:t>
-            </w:r>
-            <w:proofErr w:type="spellEnd"/>
-            <w:r>
-              <w:rPr>
-                <w:rFonts w:ascii="Times New Roman" w:eastAsia="Times New Roman" w:hAnsi="Times New Roman" w:cs="Times New Roman"/>
-                <w:szCs w:val="24"/>
-                <w:lang w:val="es-EC" w:eastAsia="es-EC"/>
-              </w:rPr>
-              <w:t>/4G</w:t>
+              <w:t>Pantalla 5” o superior, 2GB RAM mínimo, WiFi/4G</w:t>
             </w:r>
           </w:p>
         </w:tc>
@@ -20431,25 +19527,7 @@
                 <w:szCs w:val="24"/>
                 <w:lang w:val="es-EC" w:eastAsia="es-EC"/>
               </w:rPr>
-              <w:t xml:space="preserve">Nombre: Linux Ubuntu Server N.º Especificación: x86_64 N.º Versión: 20.04 LTS Fuente: ubuntu.com Distribución: Open </w:t>
-            </w:r>
-            <w:proofErr w:type="spellStart"/>
-            <w:r>
-              <w:rPr>
-                <w:rFonts w:ascii="Times New Roman" w:eastAsia="Times New Roman" w:hAnsi="Times New Roman" w:cs="Times New Roman"/>
-                <w:szCs w:val="24"/>
-                <w:lang w:val="es-EC" w:eastAsia="es-EC"/>
-              </w:rPr>
-              <w:t>Source</w:t>
-            </w:r>
-            <w:proofErr w:type="spellEnd"/>
-            <w:r>
-              <w:rPr>
-                <w:rFonts w:ascii="Times New Roman" w:eastAsia="Times New Roman" w:hAnsi="Times New Roman" w:cs="Times New Roman"/>
-                <w:szCs w:val="24"/>
-                <w:lang w:val="es-EC" w:eastAsia="es-EC"/>
-              </w:rPr>
-              <w:t xml:space="preserve"> Precio: Gratuito</w:t>
+              <w:t>Nombre: Linux Ubuntu Server N.º Especificación: x86_64 N.º Versión: 20.04 LTS Fuente: ubuntu.com Distribución: Open Source Precio: Gratuito</w:t>
             </w:r>
           </w:p>
         </w:tc>
@@ -20538,25 +19616,7 @@
                 <w:szCs w:val="24"/>
                 <w:lang w:val="es-EC" w:eastAsia="es-EC"/>
               </w:rPr>
-              <w:t xml:space="preserve">Nombre: Microsoft Windows N.º Especificación: NT </w:t>
-            </w:r>
-            <w:proofErr w:type="spellStart"/>
-            <w:r>
-              <w:rPr>
-                <w:rFonts w:ascii="Times New Roman" w:eastAsia="Times New Roman" w:hAnsi="Times New Roman" w:cs="Times New Roman"/>
-                <w:szCs w:val="24"/>
-                <w:lang w:val="es-EC" w:eastAsia="es-EC"/>
-              </w:rPr>
-              <w:t>Kernel</w:t>
-            </w:r>
-            <w:proofErr w:type="spellEnd"/>
-            <w:r>
-              <w:rPr>
-                <w:rFonts w:ascii="Times New Roman" w:eastAsia="Times New Roman" w:hAnsi="Times New Roman" w:cs="Times New Roman"/>
-                <w:szCs w:val="24"/>
-                <w:lang w:val="es-EC" w:eastAsia="es-EC"/>
-              </w:rPr>
-              <w:t xml:space="preserve"> N.º Versión: 10 / 11 Fuente: microsoft.com Distribución: Comercial Precio: ~$199 USD</w:t>
+              <w:t>Nombre: Microsoft Windows N.º Especificación: NT Kernel N.º Versión: 10 / 11 Fuente: microsoft.com Distribución: Comercial Precio: ~$199 USD</w:t>
             </w:r>
           </w:p>
         </w:tc>
@@ -20648,43 +19708,7 @@
                 <w:szCs w:val="24"/>
                 <w:lang w:val="es-EC" w:eastAsia="es-EC"/>
               </w:rPr>
-              <w:t xml:space="preserve">Nombre: Android N.º Especificación: API </w:t>
-            </w:r>
-            <w:proofErr w:type="spellStart"/>
-            <w:r>
-              <w:rPr>
-                <w:rFonts w:ascii="Times New Roman" w:eastAsia="Times New Roman" w:hAnsi="Times New Roman" w:cs="Times New Roman"/>
-                <w:szCs w:val="24"/>
-                <w:lang w:val="es-EC" w:eastAsia="es-EC"/>
-              </w:rPr>
-              <w:t>Level</w:t>
-            </w:r>
-            <w:proofErr w:type="spellEnd"/>
-            <w:r>
-              <w:rPr>
-                <w:rFonts w:ascii="Times New Roman" w:eastAsia="Times New Roman" w:hAnsi="Times New Roman" w:cs="Times New Roman"/>
-                <w:szCs w:val="24"/>
-                <w:lang w:val="es-EC" w:eastAsia="es-EC"/>
-              </w:rPr>
-              <w:t xml:space="preserve"> 26+ N.º Versión: 8.0 a 14.0 Fuente: android.com Distribución: Open </w:t>
-            </w:r>
-            <w:proofErr w:type="spellStart"/>
-            <w:r>
-              <w:rPr>
-                <w:rFonts w:ascii="Times New Roman" w:eastAsia="Times New Roman" w:hAnsi="Times New Roman" w:cs="Times New Roman"/>
-                <w:szCs w:val="24"/>
-                <w:lang w:val="es-EC" w:eastAsia="es-EC"/>
-              </w:rPr>
-              <w:t>Source</w:t>
-            </w:r>
-            <w:proofErr w:type="spellEnd"/>
-            <w:r>
-              <w:rPr>
-                <w:rFonts w:ascii="Times New Roman" w:eastAsia="Times New Roman" w:hAnsi="Times New Roman" w:cs="Times New Roman"/>
-                <w:szCs w:val="24"/>
-                <w:lang w:val="es-EC" w:eastAsia="es-EC"/>
-              </w:rPr>
-              <w:t xml:space="preserve"> Precio: Gratuito</w:t>
+              <w:t>Nombre: Android N.º Especificación: API Level 26+ N.º Versión: 8.0 a 14.0 Fuente: android.com Distribución: Open Source Precio: Gratuito</w:t>
             </w:r>
           </w:p>
         </w:tc>
@@ -20865,43 +19889,7 @@
                 <w:szCs w:val="24"/>
                 <w:lang w:val="es-EC" w:eastAsia="es-EC"/>
               </w:rPr>
-              <w:t xml:space="preserve">Nombre: Visual Studio 2022 N.º Especificación: IDE </w:t>
-            </w:r>
-            <w:proofErr w:type="spellStart"/>
-            <w:r>
-              <w:rPr>
-                <w:rFonts w:ascii="Times New Roman" w:eastAsia="Times New Roman" w:hAnsi="Times New Roman" w:cs="Times New Roman"/>
-                <w:szCs w:val="24"/>
-                <w:lang w:val="es-EC" w:eastAsia="es-EC"/>
-              </w:rPr>
-              <w:t>Platform</w:t>
-            </w:r>
-            <w:proofErr w:type="spellEnd"/>
-            <w:r>
-              <w:rPr>
-                <w:rFonts w:ascii="Times New Roman" w:eastAsia="Times New Roman" w:hAnsi="Times New Roman" w:cs="Times New Roman"/>
-                <w:szCs w:val="24"/>
-                <w:lang w:val="es-EC" w:eastAsia="es-EC"/>
-              </w:rPr>
-              <w:t xml:space="preserve"> N.º Versión: 2022 Fuente: visualstudio.microsoft.com Distribución: </w:t>
-            </w:r>
-            <w:proofErr w:type="spellStart"/>
-            <w:r>
-              <w:rPr>
-                <w:rFonts w:ascii="Times New Roman" w:eastAsia="Times New Roman" w:hAnsi="Times New Roman" w:cs="Times New Roman"/>
-                <w:szCs w:val="24"/>
-                <w:lang w:val="es-EC" w:eastAsia="es-EC"/>
-              </w:rPr>
-              <w:t>Community</w:t>
-            </w:r>
-            <w:proofErr w:type="spellEnd"/>
-            <w:r>
-              <w:rPr>
-                <w:rFonts w:ascii="Times New Roman" w:eastAsia="Times New Roman" w:hAnsi="Times New Roman" w:cs="Times New Roman"/>
-                <w:szCs w:val="24"/>
-                <w:lang w:val="es-EC" w:eastAsia="es-EC"/>
-              </w:rPr>
-              <w:t xml:space="preserve"> Precio: Gratuito</w:t>
+              <w:t>Nombre: Visual Studio 2022 N.º Especificación: IDE Platform N.º Versión: 2022 Fuente: visualstudio.microsoft.com Distribución: Community Precio: Gratuito</w:t>
             </w:r>
           </w:p>
         </w:tc>
@@ -20990,25 +19978,7 @@
                 <w:szCs w:val="24"/>
                 <w:lang w:val="es-EC" w:eastAsia="es-EC"/>
               </w:rPr>
-              <w:t xml:space="preserve">Nombre: WCF / ASP.NET / Windows </w:t>
-            </w:r>
-            <w:proofErr w:type="spellStart"/>
-            <w:r>
-              <w:rPr>
-                <w:rFonts w:ascii="Times New Roman" w:eastAsia="Times New Roman" w:hAnsi="Times New Roman" w:cs="Times New Roman"/>
-                <w:szCs w:val="24"/>
-                <w:lang w:val="es-EC" w:eastAsia="es-EC"/>
-              </w:rPr>
-              <w:t>Forms</w:t>
-            </w:r>
-            <w:proofErr w:type="spellEnd"/>
-            <w:r>
-              <w:rPr>
-                <w:rFonts w:ascii="Times New Roman" w:eastAsia="Times New Roman" w:hAnsi="Times New Roman" w:cs="Times New Roman"/>
-                <w:szCs w:val="24"/>
-                <w:lang w:val="es-EC" w:eastAsia="es-EC"/>
-              </w:rPr>
-              <w:t xml:space="preserve"> / .NET MAUI N.º Especificación: Framework .NET N.º Versión: .NET 8 Fuente: microsoft.com Distribución: Microsoft</w:t>
+              <w:t>Nombre: WCF / ASP.NET / Windows Forms / .NET MAUI N.º Especificación: Framework .NET N.º Versión: .NET 8 Fuente: microsoft.com Distribución: Microsoft</w:t>
             </w:r>
           </w:p>
         </w:tc>
@@ -21100,43 +20070,7 @@
                 <w:szCs w:val="24"/>
                 <w:lang w:val="es-EC" w:eastAsia="es-EC"/>
               </w:rPr>
-              <w:t xml:space="preserve">Nombre: </w:t>
-            </w:r>
-            <w:proofErr w:type="spellStart"/>
-            <w:r>
-              <w:rPr>
-                <w:rFonts w:ascii="Times New Roman" w:eastAsia="Times New Roman" w:hAnsi="Times New Roman" w:cs="Times New Roman"/>
-                <w:szCs w:val="24"/>
-                <w:lang w:val="es-EC" w:eastAsia="es-EC"/>
-              </w:rPr>
-              <w:t>Power</w:t>
-            </w:r>
-            <w:proofErr w:type="spellEnd"/>
-            <w:r>
-              <w:rPr>
-                <w:rFonts w:ascii="Times New Roman" w:eastAsia="Times New Roman" w:hAnsi="Times New Roman" w:cs="Times New Roman"/>
-                <w:szCs w:val="24"/>
-                <w:lang w:val="es-EC" w:eastAsia="es-EC"/>
-              </w:rPr>
-              <w:t xml:space="preserve"> </w:t>
-            </w:r>
-            <w:proofErr w:type="spellStart"/>
-            <w:r>
-              <w:rPr>
-                <w:rFonts w:ascii="Times New Roman" w:eastAsia="Times New Roman" w:hAnsi="Times New Roman" w:cs="Times New Roman"/>
-                <w:szCs w:val="24"/>
-                <w:lang w:val="es-EC" w:eastAsia="es-EC"/>
-              </w:rPr>
-              <w:t>Designer</w:t>
-            </w:r>
-            <w:proofErr w:type="spellEnd"/>
-            <w:r>
-              <w:rPr>
-                <w:rFonts w:ascii="Times New Roman" w:eastAsia="Times New Roman" w:hAnsi="Times New Roman" w:cs="Times New Roman"/>
-                <w:szCs w:val="24"/>
-                <w:lang w:val="es-EC" w:eastAsia="es-EC"/>
-              </w:rPr>
-              <w:t xml:space="preserve"> Desarrollador: SAP Versión: 16.5 Distribución: Comercial Precio: $99.98</w:t>
+              <w:t>Nombre: Power Designer Desarrollador: SAP Versión: 16.5 Distribución: Comercial Precio: $99.98</w:t>
             </w:r>
           </w:p>
         </w:tc>
@@ -21185,50 +20119,50 @@
           <w:iCs/>
           <w:lang w:val="es-MX"/>
         </w:rPr>
-        <w:t>El sistema de conversión de unidades de longitud, masa y temperatura utiliza principalmente el protocolo HTTP sobre TCP/IP para el intercambio de información entre los diferentes clientes y el servidor SOAP encargado de procesar las conversiones. Las solicitudes realizadas desde los clientes de consola, escritorio, web y móvil son enviadas mediante mensajes SOAP en formato XML hacia el servidor implementado con WCF en .NET, el cual procesa las operaciones y devuelve los resultados correspondientes.</w:t>
-      </w:r>
-    </w:p>
-    <w:p>
-      <w:pPr>
+        <w:t xml:space="preserve">El sistema de conversión de unidades de longitud, masa y temperatura utiliza principalmente el protocolo HTTP sobre TCP/IP para el intercambio de información entre </w:t>
+      </w:r>
+      <w:r>
         <w:rPr>
           <w:i/>
           <w:iCs/>
           <w:lang w:val="es-MX"/>
         </w:rPr>
-      </w:pPr>
-      <w:r>
+        <w:lastRenderedPageBreak/>
+        <w:t>los diferentes clientes y el servidor SOAP encargado de procesar las conversiones. Las solicitudes realizadas desde los clientes de consola, escritorio, web y móvil son enviadas mediante mensajes SOAP en formato XML hacia el servidor implementado con WCF en .NET, el cual procesa las operaciones y devuelve los resultados correspondientes.</w:t>
+      </w:r>
+    </w:p>
+    <w:p>
+      <w:pPr>
         <w:rPr>
           <w:i/>
           <w:iCs/>
           <w:lang w:val="es-MX"/>
         </w:rPr>
-        <w:t>La comunicación entre los módulos del sistema se realiza de forma centralizada y ligera, permitiendo enviar datos como el valor numérico, tipo de conversión, unidad de origen y unidad destino hacia el módulo lógico encargado de ejecutar las fórmulas matemáticas correspondientes para longitud, masa y temperatura.</w:t>
-      </w:r>
-    </w:p>
-    <w:p>
-      <w:pPr>
+      </w:pPr>
+      <w:r>
         <w:rPr>
           <w:i/>
           <w:iCs/>
           <w:lang w:val="es-MX"/>
         </w:rPr>
-      </w:pPr>
-      <w:r>
+        <w:t>La comunicación entre los módulos del sistema se realiza de forma centralizada y ligera, permitiendo enviar datos como el valor numérico, tipo de conversión, unidad de origen y unidad destino hacia el módulo lógico encargado de ejecutar las fórmulas matemáticas correspondientes para longitud, masa y temperatura.</w:t>
+      </w:r>
+    </w:p>
+    <w:p>
+      <w:pPr>
         <w:rPr>
           <w:i/>
           <w:iCs/>
           <w:lang w:val="es-MX"/>
         </w:rPr>
-        <w:t xml:space="preserve">En la implementación distribuida basada en servicios SOAP, el sistema opera utilizando direcciones locales como localhost y conexiones de red local para el acceso desde los diferentes clientes. Para el cliente móvil desarrollado con .NET MAUI se podrá utilizar la dirección IP local del equipo servidor o configuraciones de emulador compatibles con el entorno de pruebas. La arquitectura garantiza baja latencia y procesamiento rápido de las conversiones, permitiendo respuestas inmediatas y consistentes en todas las plataformas </w:t>
-      </w:r>
+      </w:pPr>
       <w:r>
         <w:rPr>
           <w:i/>
           <w:iCs/>
           <w:lang w:val="es-MX"/>
         </w:rPr>
-        <w:lastRenderedPageBreak/>
-        <w:t>conectadas.</w:t>
+        <w:t>En la implementación distribuida basada en servicios SOAP, el sistema opera utilizando direcciones locales como localhost y conexiones de red local para el acceso desde los diferentes clientes. Para el cliente móvil desarrollado con .NET MAUI se podrá utilizar la dirección IP local del equipo servidor o configuraciones de emulador compatibles con el entorno de pruebas. La arquitectura garantiza baja latencia y procesamiento rápido de las conversiones, permitiendo respuestas inmediatas y consistentes en todas las plataformas conectadas.</w:t>
       </w:r>
     </w:p>
     <w:p>
@@ -21633,6 +20567,7 @@
                 <w:szCs w:val="24"/>
                 <w:lang w:val="es-EC" w:eastAsia="es-EC"/>
               </w:rPr>
+              <w:lastRenderedPageBreak/>
               <w:t>Comentarios</w:t>
             </w:r>
           </w:p>
@@ -22672,25 +21607,7 @@
                 <w:szCs w:val="24"/>
                 <w:lang w:val="es-EC" w:eastAsia="es-EC"/>
               </w:rPr>
-              <w:t xml:space="preserve">Garantizar que cada conversión realizada desde los diferentes clientes quede almacenada en la base de datos </w:t>
-            </w:r>
-            <w:proofErr w:type="spellStart"/>
-            <w:r>
-              <w:rPr>
-                <w:rFonts w:ascii="Times New Roman" w:eastAsia="Times New Roman" w:hAnsi="Times New Roman" w:cs="Times New Roman"/>
-                <w:szCs w:val="24"/>
-                <w:lang w:val="es-EC" w:eastAsia="es-EC"/>
-              </w:rPr>
-              <w:t>MariaDB</w:t>
-            </w:r>
-            <w:proofErr w:type="spellEnd"/>
-            <w:r>
-              <w:rPr>
-                <w:rFonts w:ascii="Times New Roman" w:eastAsia="Times New Roman" w:hAnsi="Times New Roman" w:cs="Times New Roman"/>
-                <w:szCs w:val="24"/>
-                <w:lang w:val="es-EC" w:eastAsia="es-EC"/>
-              </w:rPr>
-              <w:t>, registrando valor original, unidad origen, unidad destino, tipo de conversión y resultado obtenido.</w:t>
+              <w:t>Garantizar que cada conversión realizada desde los diferentes clientes quede almacenada en la base de datos MariaDB, registrando valor original, unidad origen, unidad destino, tipo de conversión y resultado obtenido.</w:t>
             </w:r>
           </w:p>
         </w:tc>
@@ -23135,6 +22052,7 @@
                 <w:szCs w:val="24"/>
                 <w:lang w:val="es-EC" w:eastAsia="es-EC"/>
               </w:rPr>
+              <w:lastRenderedPageBreak/>
               <w:t>Comentarios</w:t>
             </w:r>
           </w:p>
@@ -23519,7 +22437,6 @@
       </w:pPr>
       <w:bookmarkStart w:id="56" w:name="_Toc221056222"/>
       <w:r>
-        <w:lastRenderedPageBreak/>
         <w:t xml:space="preserve">Tabla </w:t>
       </w:r>
       <w:r>
@@ -23739,25 +22656,7 @@
                 <w:szCs w:val="24"/>
                 <w:lang w:val="es-EC" w:eastAsia="es-EC"/>
               </w:rPr>
-              <w:t xml:space="preserve">Usuario técnico encargado de la configuración, supervisión y mantenimiento del servidor SOAP, base de datos </w:t>
-            </w:r>
-            <w:proofErr w:type="spellStart"/>
-            <w:r>
-              <w:rPr>
-                <w:rFonts w:eastAsia="Times New Roman" w:cs="Arial"/>
-                <w:szCs w:val="24"/>
-                <w:lang w:val="es-EC" w:eastAsia="es-EC"/>
-              </w:rPr>
-              <w:t>MariaDB</w:t>
-            </w:r>
-            <w:proofErr w:type="spellEnd"/>
-            <w:r>
-              <w:rPr>
-                <w:rFonts w:eastAsia="Times New Roman" w:cs="Arial"/>
-                <w:szCs w:val="24"/>
-                <w:lang w:val="es-EC" w:eastAsia="es-EC"/>
-              </w:rPr>
-              <w:t xml:space="preserve"> y clientes implementados dentro del sistema de conversión.</w:t>
+              <w:t>Usuario técnico encargado de la configuración, supervisión y mantenimiento del servidor SOAP, base de datos MariaDB y clientes implementados dentro del sistema de conversión.</w:t>
             </w:r>
           </w:p>
         </w:tc>
@@ -24492,6 +23391,7 @@
                 <w:szCs w:val="24"/>
                 <w:lang w:val="es-EC" w:eastAsia="es-EC"/>
               </w:rPr>
+              <w:lastRenderedPageBreak/>
               <w:t>RF-02</w:t>
             </w:r>
           </w:p>
@@ -24970,7 +23870,6 @@
                 <w:szCs w:val="24"/>
                 <w:lang w:val="es-EC" w:eastAsia="es-EC"/>
               </w:rPr>
-              <w:lastRenderedPageBreak/>
               <w:t>RF-06</w:t>
             </w:r>
           </w:p>
@@ -25360,25 +24259,7 @@
                 <w:szCs w:val="24"/>
                 <w:lang w:val="es-EC" w:eastAsia="es-EC"/>
               </w:rPr>
-              <w:t xml:space="preserve">El sistema debe registrar las conversiones realizadas en la base de datos </w:t>
-            </w:r>
-            <w:proofErr w:type="spellStart"/>
-            <w:r>
-              <w:rPr>
-                <w:rFonts w:eastAsia="Times New Roman" w:cs="Arial"/>
-                <w:szCs w:val="24"/>
-                <w:lang w:val="es-EC" w:eastAsia="es-EC"/>
-              </w:rPr>
-              <w:t>MariaDB</w:t>
-            </w:r>
-            <w:proofErr w:type="spellEnd"/>
-            <w:r>
-              <w:rPr>
-                <w:rFonts w:eastAsia="Times New Roman" w:cs="Arial"/>
-                <w:szCs w:val="24"/>
-                <w:lang w:val="es-EC" w:eastAsia="es-EC"/>
-              </w:rPr>
-              <w:t xml:space="preserve"> almacenando historial de operaciones ejecutadas.</w:t>
+              <w:t>El sistema debe registrar las conversiones realizadas en la base de datos MariaDB almacenando historial de operaciones ejecutadas.</w:t>
             </w:r>
           </w:p>
         </w:tc>
@@ -25770,7 +24651,16 @@
                 <w:szCs w:val="24"/>
                 <w:lang w:val="es-EC" w:eastAsia="es-EC"/>
               </w:rPr>
-              <w:t>El sistema debe permitir recibir un valor numérico y realizar conversiones entre unidades de longitud como metros, kilómetros, centímetros, milímetros, pulgadas, pies y millas mediante el servicio SOAP centralizado. El usuario selecciona la unidad de origen y destino para obtener el resultado inmediato.</w:t>
+              <w:t xml:space="preserve">El sistema debe permitir recibir un valor numérico y realizar conversiones entre unidades de longitud como metros, kilómetros, centímetros, milímetros, pulgadas, pies y millas mediante el servicio </w:t>
+            </w:r>
+            <w:r>
+              <w:rPr>
+                <w:rFonts w:eastAsia="Times New Roman" w:cs="Arial"/>
+                <w:szCs w:val="24"/>
+                <w:lang w:val="es-EC" w:eastAsia="es-EC"/>
+              </w:rPr>
+              <w:lastRenderedPageBreak/>
+              <w:t>SOAP centralizado. El usuario selecciona la unidad de origen y destino para obtener el resultado inmediato.</w:t>
             </w:r>
           </w:p>
         </w:tc>
@@ -25801,6 +24691,7 @@
                 <w:szCs w:val="24"/>
                 <w:lang w:val="es-EC" w:eastAsia="es-EC"/>
               </w:rPr>
+              <w:lastRenderedPageBreak/>
               <w:t>Objetivo</w:t>
             </w:r>
           </w:p>
@@ -26364,7 +25255,6 @@
                 <w:szCs w:val="24"/>
                 <w:lang w:val="es-EC" w:eastAsia="es-EC"/>
               </w:rPr>
-              <w:lastRenderedPageBreak/>
               <w:t>Importancia</w:t>
             </w:r>
           </w:p>
@@ -27499,6 +26389,7 @@
                 <w:szCs w:val="24"/>
                 <w:lang w:val="es-EC" w:eastAsia="es-EC"/>
               </w:rPr>
+              <w:lastRenderedPageBreak/>
               <w:t>Comentarios</w:t>
             </w:r>
           </w:p>
@@ -28661,6 +27552,7 @@
         <w:keepNext/>
       </w:pPr>
       <w:r>
+        <w:lastRenderedPageBreak/>
         <w:t>Tabla 26. Requerimiento no funcional – Usabilidad</w:t>
       </w:r>
     </w:p>
@@ -29184,7 +28076,6 @@
                 <w:szCs w:val="24"/>
                 <w:lang w:val="es-EC" w:eastAsia="es-EC"/>
               </w:rPr>
-              <w:lastRenderedPageBreak/>
               <w:t>Estado</w:t>
             </w:r>
           </w:p>
@@ -30081,15 +28972,7 @@
         <w:ind w:left="720"/>
       </w:pPr>
       <w:r>
-        <w:t>El sistema contará con autenticación básica mediante usuario y contraseña para controlar el acceso a los distintos clientes implementados. El usuario predeterminado será “</w:t>
-      </w:r>
-      <w:proofErr w:type="spellStart"/>
-      <w:r>
-        <w:t>monster</w:t>
-      </w:r>
-      <w:proofErr w:type="spellEnd"/>
-      <w:r>
-        <w:t>” y la contraseña “monster9”, permitiendo validar el acceso a las funcionalidades del sistema.</w:t>
+        <w:t>El sistema contará con autenticación básica mediante usuario y contraseña para controlar el acceso a los distintos clientes implementados. El usuario predeterminado será “monster” y la contraseña “monster9”, permitiendo validar el acceso a las funcionalidades del sistema.</w:t>
       </w:r>
     </w:p>
     <w:p>
@@ -30121,19 +29004,7 @@
         <w:ind w:left="720"/>
       </w:pPr>
       <w:r>
-        <w:t xml:space="preserve">En caso de habilitar persistencia de datos mediante </w:t>
-      </w:r>
-      <w:proofErr w:type="spellStart"/>
-      <w:r>
-        <w:t>MariaDB</w:t>
-      </w:r>
-      <w:proofErr w:type="spellEnd"/>
-      <w:r>
-        <w:t xml:space="preserve">, el sistema podrá almacenar y consultar historial de conversiones realizadas por los usuarios, </w:t>
-      </w:r>
-      <w:r>
-        <w:lastRenderedPageBreak/>
-        <w:t>permitiendo visualizar operaciones ejecutadas previamente.</w:t>
+        <w:t>En caso de habilitar persistencia de datos mediante MariaDB, el sistema podrá almacenar y consultar historial de conversiones realizadas por los usuarios, permitiendo visualizar operaciones ejecutadas previamente.</w:t>
       </w:r>
     </w:p>
     <w:p>
@@ -30254,6 +29125,7 @@
         </w:numPr>
       </w:pPr>
       <w:r>
+        <w:lastRenderedPageBreak/>
         <w:t>La paleta de colores utilizada debe ser neutra, uniforme y enfocada en mejorar la legibilidad de los datos y resultados mostrados. Finalmente, la arquitectura general del sistema debe mantener separación entre la lógica de negocio y la capa de presentación, asegurando reutilización del servicio SOAP desde los diferentes clientes implementados.</w:t>
       </w:r>
     </w:p>
@@ -30303,7 +29175,6 @@
         </w:numPr>
       </w:pPr>
       <w:r>
-        <w:lastRenderedPageBreak/>
         <w:t>En dispositivos móviles, el sistema debe ser compatible con equipos Android que dispongan de mínimo 2 GB de RAM y versiones Android 8.0 o superiores, permitiendo una ejecución fluida de la aplicación móvil y la comunicación con el servicio SOAP.</w:t>
       </w:r>
     </w:p>
@@ -30504,7 +29375,6 @@
       <w:bookmarkStart w:id="75" w:name="_Toc58077513"/>
       <w:bookmarkStart w:id="76" w:name="_Toc229416174"/>
       <w:r>
-        <w:lastRenderedPageBreak/>
         <w:t xml:space="preserve">9. </w:t>
       </w:r>
       <w:r>
@@ -30655,15 +29525,11 @@
         <w:ind w:left="720"/>
       </w:pPr>
       <w:r>
-        <w:t>• Indicadores de interacción como cambios de estado en botones (</w:t>
-      </w:r>
-      <w:proofErr w:type="spellStart"/>
-      <w:r>
-        <w:t>hover</w:t>
-      </w:r>
-      <w:proofErr w:type="spellEnd"/>
-      <w:r>
-        <w:t>, clic) y respuesta inmediata del sistema al ejecutar conversiones.</w:t>
+        <w:t xml:space="preserve">• Indicadores de interacción como cambios de estado en botones (hover, clic) y </w:t>
+      </w:r>
+      <w:r>
+        <w:lastRenderedPageBreak/>
+        <w:t>respuesta inmediata del sistema al ejecutar conversiones.</w:t>
       </w:r>
     </w:p>
     <w:p>
@@ -30765,7 +29631,6 @@
           <w:rStyle w:val="Textoennegrita"/>
           <w:rFonts w:ascii="Arial" w:hAnsi="Arial" w:cs="Arial"/>
         </w:rPr>
-        <w:lastRenderedPageBreak/>
         <w:t>Teclado:</w:t>
       </w:r>
     </w:p>
@@ -30802,23 +29667,7 @@
           <w:rStyle w:val="Textoennegrita"/>
           <w:rFonts w:ascii="Arial" w:hAnsi="Arial" w:cs="Arial"/>
         </w:rPr>
-        <w:t>Dispositivo móvil (</w:t>
-      </w:r>
-      <w:proofErr w:type="spellStart"/>
-      <w:r>
-        <w:rPr>
-          <w:rStyle w:val="Textoennegrita"/>
-          <w:rFonts w:ascii="Arial" w:hAnsi="Arial" w:cs="Arial"/>
-        </w:rPr>
-        <w:t>touch</w:t>
-      </w:r>
-      <w:proofErr w:type="spellEnd"/>
-      <w:r>
-        <w:rPr>
-          <w:rStyle w:val="Textoennegrita"/>
-          <w:rFonts w:ascii="Arial" w:hAnsi="Arial" w:cs="Arial"/>
-        </w:rPr>
-        <w:t>):</w:t>
+        <w:t>Dispositivo móvil (touch):</w:t>
       </w:r>
     </w:p>
     <w:p>
@@ -30870,21 +29719,7 @@
         <w:rPr>
           <w:rFonts w:ascii="Arial" w:hAnsi="Arial" w:cs="Arial"/>
         </w:rPr>
-        <w:t xml:space="preserve">En una arquitectura cliente-servidor, el </w:t>
-      </w:r>
-      <w:proofErr w:type="spellStart"/>
-      <w:r>
-        <w:rPr>
-          <w:rFonts w:ascii="Arial" w:hAnsi="Arial" w:cs="Arial"/>
-        </w:rPr>
-        <w:t>backend</w:t>
-      </w:r>
-      <w:proofErr w:type="spellEnd"/>
-      <w:r>
-        <w:rPr>
-          <w:rFonts w:ascii="Arial" w:hAnsi="Arial" w:cs="Arial"/>
-        </w:rPr>
-        <w:t xml:space="preserve"> debe gestionar eficientemente los recursos del sistema para procesar solicitudes de conversión de manera concurrente, garantizando rendimiento estable cuando múltiples usuarios acce</w:t>
+        <w:t>En una arquitectura cliente-servidor, el backend debe gestionar eficientemente los recursos del sistema para procesar solicitudes de conversión de manera concurrente, garantizando rendimiento estable cuando múltiples usuarios acce</w:t>
       </w:r>
       <w:r>
         <w:rPr>
@@ -30926,15 +29761,7 @@
         <w:ind w:left="720"/>
       </w:pPr>
       <w:r>
-        <w:t xml:space="preserve">El sistema de conversión de unidades será compatible con Windows 10/11 en entornos de escritorio, Android 8 o superior en dispositivos móviles y distribuciones Linux en caso de implementación en servidores o ejecución de servicios </w:t>
-      </w:r>
-      <w:proofErr w:type="spellStart"/>
-      <w:r>
-        <w:t>backend</w:t>
-      </w:r>
-      <w:proofErr w:type="spellEnd"/>
-      <w:r>
-        <w:t>. Esto garantiza su funcionamiento en diferentes plataformas sin modificaciones en la lógica principal.</w:t>
+        <w:t>El sistema de conversión de unidades será compatible con Windows 10/11 en entornos de escritorio, Android 8 o superior en dispositivos móviles y distribuciones Linux en caso de implementación en servidores o ejecución de servicios backend. Esto garantiza su funcionamiento en diferentes plataformas sin modificaciones en la lógica principal.</w:t>
       </w:r>
     </w:p>
     <w:p/>
@@ -30959,7 +29786,11 @@
         <w:ind w:left="720"/>
       </w:pPr>
       <w:r>
-        <w:t>En caso de implementación web, el sistema será compatible con navegadores modernos como Google Chrome, Mozilla Firefox, Microsoft Edge y Opera. Se asegura la correcta ejecución de la lógica de conversión y la adecuada visualización de la interfaz en distin</w:t>
+        <w:t xml:space="preserve">En caso de implementación web, el sistema será compatible con navegadores modernos como Google Chrome, Mozilla Firefox, Microsoft Edge y Opera. Se asegura la correcta ejecución de la lógica de conversión y la adecuada </w:t>
+      </w:r>
+      <w:r>
+        <w:lastRenderedPageBreak/>
+        <w:t>visualización de la interfaz en distin</w:t>
       </w:r>
       <w:r>
         <w:t>tas resoluciones y dispositivos</w:t>
@@ -30993,15 +29824,7 @@
     </w:p>
     <w:p>
       <w:r>
-        <w:t xml:space="preserve">El sistema de conversión de unidades de longitud, masa y temperatura utilizará principalmente el protocolo HTTP/HTTPS para la comunicación entre el cliente y el sistema. En arquitecturas distribuidas, se podrán utilizar servicios web o </w:t>
-      </w:r>
-      <w:proofErr w:type="spellStart"/>
-      <w:r>
-        <w:t>APIs</w:t>
-      </w:r>
-      <w:proofErr w:type="spellEnd"/>
-      <w:r>
-        <w:t xml:space="preserve"> para el intercambio de información estructurada entre los distintos módulos.</w:t>
+        <w:t>El sistema de conversión de unidades de longitud, masa y temperatura utilizará principalmente el protocolo HTTP/HTTPS para la comunicación entre el cliente y el sistema. En arquitecturas distribuidas, se podrán utilizar servicios web o APIs para el intercambio de información estructurada entre los distintos módulos.</w:t>
       </w:r>
     </w:p>
     <w:p>
@@ -31022,7 +29845,6 @@
       <w:bookmarkStart w:id="88" w:name="_Toc58077519"/>
       <w:bookmarkStart w:id="89" w:name="_Toc229416180"/>
       <w:r>
-        <w:lastRenderedPageBreak/>
         <w:t>9.1.5. Base de Datos</w:t>
       </w:r>
       <w:bookmarkEnd w:id="88"/>
@@ -31105,6 +29927,7 @@
       </w:pPr>
       <w:bookmarkStart w:id="91" w:name="_Toc58077521"/>
       <w:r>
+        <w:lastRenderedPageBreak/>
         <w:t>CONCLUSIONES</w:t>
       </w:r>
       <w:bookmarkEnd w:id="91"/>
@@ -31298,25 +30121,7 @@
           <w:rFonts w:ascii="Arial" w:hAnsi="Arial" w:cs="Arial"/>
           <w:color w:val="5F497A" w:themeColor="accent4" w:themeShade="BF"/>
         </w:rPr>
-        <w:t xml:space="preserve">Tutorial Web </w:t>
-      </w:r>
-      <w:proofErr w:type="spellStart"/>
-      <w:r>
-        <w:rPr>
-          <w:rStyle w:val="nfasis"/>
-          <w:rFonts w:ascii="Arial" w:hAnsi="Arial" w:cs="Arial"/>
-          <w:color w:val="5F497A" w:themeColor="accent4" w:themeShade="BF"/>
-        </w:rPr>
-        <w:t>Services</w:t>
-      </w:r>
-      <w:proofErr w:type="spellEnd"/>
-      <w:r>
-        <w:rPr>
-          <w:rStyle w:val="nfasis"/>
-          <w:rFonts w:ascii="Arial" w:hAnsi="Arial" w:cs="Arial"/>
-          <w:color w:val="5F497A" w:themeColor="accent4" w:themeShade="BF"/>
-        </w:rPr>
-        <w:t xml:space="preserve"> Java y Base de Datos</w:t>
+        <w:t>Tutorial Web Services Java y Base de Datos</w:t>
       </w:r>
       <w:r>
         <w:rPr>
@@ -31355,26 +30160,7 @@
           <w:color w:val="5F497A" w:themeColor="accent4" w:themeShade="BF"/>
           <w:lang w:val="en-US"/>
         </w:rPr>
-        <w:lastRenderedPageBreak/>
-        <w:t xml:space="preserve">Gamma, E., Helm, R., Johnson, R., &amp; </w:t>
-      </w:r>
-      <w:proofErr w:type="spellStart"/>
-      <w:r>
-        <w:rPr>
-          <w:rFonts w:ascii="Arial" w:hAnsi="Arial" w:cs="Arial"/>
-          <w:color w:val="5F497A" w:themeColor="accent4" w:themeShade="BF"/>
-          <w:lang w:val="en-US"/>
-        </w:rPr>
-        <w:t>Vlissides</w:t>
-      </w:r>
-      <w:proofErr w:type="spellEnd"/>
-      <w:r>
-        <w:rPr>
-          <w:rFonts w:ascii="Arial" w:hAnsi="Arial" w:cs="Arial"/>
-          <w:color w:val="5F497A" w:themeColor="accent4" w:themeShade="BF"/>
-          <w:lang w:val="en-US"/>
-        </w:rPr>
-        <w:t xml:space="preserve">, J. (2022). </w:t>
+        <w:t xml:space="preserve">Gamma, E., Helm, R., Johnson, R., &amp; Vlissides, J. (2022). </w:t>
       </w:r>
       <w:r>
         <w:rPr>
@@ -31440,23 +30226,13 @@
         </w:rPr>
         <w:t xml:space="preserve">. </w:t>
       </w:r>
-      <w:proofErr w:type="spellStart"/>
       <w:r>
         <w:rPr>
           <w:rFonts w:ascii="Arial" w:hAnsi="Arial" w:cs="Arial"/>
           <w:color w:val="5F497A" w:themeColor="accent4" w:themeShade="BF"/>
           <w:lang w:val="en-US"/>
         </w:rPr>
-        <w:t>Recuperado</w:t>
-      </w:r>
-      <w:proofErr w:type="spellEnd"/>
-      <w:r>
-        <w:rPr>
-          <w:rFonts w:ascii="Arial" w:hAnsi="Arial" w:cs="Arial"/>
-          <w:color w:val="5F497A" w:themeColor="accent4" w:themeShade="BF"/>
-          <w:lang w:val="en-US"/>
-        </w:rPr>
-        <w:t xml:space="preserve"> de: </w:t>
+        <w:t xml:space="preserve">Recuperado de: </w:t>
       </w:r>
       <w:hyperlink r:id="rId15" w:tgtFrame="_new" w:history="1">
         <w:r>
@@ -31496,18 +30272,8 @@
           <w:rFonts w:ascii="Arial" w:hAnsi="Arial" w:cs="Arial"/>
           <w:color w:val="5F497A" w:themeColor="accent4" w:themeShade="BF"/>
         </w:rPr>
-        <w:t xml:space="preserve">Java </w:t>
-      </w:r>
-      <w:proofErr w:type="spellStart"/>
-      <w:r>
-        <w:rPr>
-          <w:rStyle w:val="nfasis"/>
-          <w:rFonts w:ascii="Arial" w:hAnsi="Arial" w:cs="Arial"/>
-          <w:color w:val="5F497A" w:themeColor="accent4" w:themeShade="BF"/>
-        </w:rPr>
-        <w:t>Documentation</w:t>
-      </w:r>
-      <w:proofErr w:type="spellEnd"/>
+        <w:t>Java Documentation</w:t>
+      </w:r>
       <w:r>
         <w:rPr>
           <w:rFonts w:ascii="Arial" w:hAnsi="Arial" w:cs="Arial"/>
@@ -31611,23 +30377,13 @@
         </w:rPr>
         <w:t xml:space="preserve">. World Wide Web Consortium. </w:t>
       </w:r>
-      <w:proofErr w:type="spellStart"/>
       <w:r>
         <w:rPr>
           <w:rFonts w:ascii="Arial" w:hAnsi="Arial" w:cs="Arial"/>
           <w:color w:val="5F497A" w:themeColor="accent4" w:themeShade="BF"/>
           <w:lang w:val="en-US"/>
         </w:rPr>
-        <w:t>Recuperado</w:t>
-      </w:r>
-      <w:proofErr w:type="spellEnd"/>
-      <w:r>
-        <w:rPr>
-          <w:rFonts w:ascii="Arial" w:hAnsi="Arial" w:cs="Arial"/>
-          <w:color w:val="5F497A" w:themeColor="accent4" w:themeShade="BF"/>
-          <w:lang w:val="en-US"/>
-        </w:rPr>
-        <w:t xml:space="preserve"> de: </w:t>
+        <w:t xml:space="preserve">Recuperado de: </w:t>
       </w:r>
       <w:hyperlink r:id="rId17" w:tgtFrame="_new" w:history="1">
         <w:r>

--- a/02. NET/01. SOAP .NET/01. UML/01. ERS/ERS_Conversion_SOAP_DOTNET_GR07.docx
+++ b/02. NET/01. SOAP .NET/01. UML/01. ERS/ERS_Conversion_SOAP_DOTNET_GR07.docx
@@ -9722,7 +9722,23 @@
     </w:p>
     <w:p>
       <w:r>
-        <w:t>Se desea desarrollar un sistema basado en arquitectura orientada a servicios utilizando tecnología SOAP con .NET y Windows Communication Foundation (WCF), cuyo objetivo principal es facilitar el proceso de conversión de unidades de longitud, masa y temperatura mediante un servicio centralizado accesible desde múltiples clientes.</w:t>
+        <w:t xml:space="preserve">Se desea desarrollar un sistema basado en arquitectura orientada a servicios utilizando tecnología SOAP con .NET y Windows </w:t>
+      </w:r>
+      <w:proofErr w:type="spellStart"/>
+      <w:r>
+        <w:t>Communication</w:t>
+      </w:r>
+      <w:proofErr w:type="spellEnd"/>
+      <w:r>
+        <w:t xml:space="preserve"> </w:t>
+      </w:r>
+      <w:proofErr w:type="spellStart"/>
+      <w:r>
+        <w:t>Foundation</w:t>
+      </w:r>
+      <w:proofErr w:type="spellEnd"/>
+      <w:r>
+        <w:t xml:space="preserve"> (WCF), cuyo objetivo principal es facilitar el proceso de conversión de unidades de longitud, masa y temperatura mediante un servicio centralizado accesible desde múltiples clientes.</w:t>
       </w:r>
     </w:p>
     <w:p>
@@ -9857,7 +9873,7 @@
     </w:p>
     <w:p>
       <w:r>
-        <w:t xml:space="preserve">   El proyecto será desarrollado utilizando arquitectura orientada a servicios (SOA) basada en SOAP y WCF sobre la plataforma .NET. El servidor expondrá operaciones de conversión accesibles mediante mensajes XML sobre HTTP.</w:t>
+        <w:t xml:space="preserve">   El proyecto será desarrollado utilizando arquitectura orientada a servicios (SOA) basada en SOAP y WCF sobre la plataforma .NET. </w:t>
       </w:r>
     </w:p>
     <w:p>
@@ -9877,7 +9893,23 @@
     </w:p>
     <w:p>
       <w:r>
-        <w:t xml:space="preserve">   El sistema será desarrollado utilizando Visual Studio y tecnologías .NET. El servidor será implementado con WCF y los clientes serán desarrollados utilizando aplicaciones de consola, ASP.NET Web Forms, Windows Forms y .NET MAUI.</w:t>
+        <w:t xml:space="preserve">   El sistema será desarrollado utilizando Visual Studio y tecnologías .NET. El servidor será implementado con WCF y los clientes serán desarrollados utilizando aplicaciones de consola, ASP.NET Web </w:t>
+      </w:r>
+      <w:proofErr w:type="spellStart"/>
+      <w:r>
+        <w:t>Forms</w:t>
+      </w:r>
+      <w:proofErr w:type="spellEnd"/>
+      <w:r>
+        <w:t xml:space="preserve">, Windows </w:t>
+      </w:r>
+      <w:proofErr w:type="spellStart"/>
+      <w:r>
+        <w:t>Forms</w:t>
+      </w:r>
+      <w:proofErr w:type="spellEnd"/>
+      <w:r>
+        <w:t xml:space="preserve"> y .NET MAUI.</w:t>
       </w:r>
     </w:p>
     <w:p/>
@@ -9895,6 +9927,7 @@
       <w:bookmarkStart w:id="3" w:name="_Toc229416142"/>
       <w:bookmarkEnd w:id="2"/>
       <w:r>
+        <w:lastRenderedPageBreak/>
         <w:t>Introducción</w:t>
       </w:r>
       <w:bookmarkEnd w:id="3"/>
@@ -9911,7 +9944,23 @@
     </w:p>
     <w:p>
       <w:r>
-        <w:t>El sistema será implementado utilizando .NET, Windows Communication Foundation (WCF) y Visual Studio, empleando servicios web SOAP para la comunicación entre el servidor y los distintos clientes desarrollados. La solución contará con clientes de consola, escritorio, web y móvil, todos conectados a un único servicio centralizado.</w:t>
+        <w:t xml:space="preserve">El sistema será implementado utilizando .NET, Windows </w:t>
+      </w:r>
+      <w:proofErr w:type="spellStart"/>
+      <w:r>
+        <w:t>Communication</w:t>
+      </w:r>
+      <w:proofErr w:type="spellEnd"/>
+      <w:r>
+        <w:t xml:space="preserve"> </w:t>
+      </w:r>
+      <w:proofErr w:type="spellStart"/>
+      <w:r>
+        <w:t>Foundation</w:t>
+      </w:r>
+      <w:proofErr w:type="spellEnd"/>
+      <w:r>
+        <w:t xml:space="preserve"> (WCF) y Visual Studio, empleando servicios web SOAP para la comunicación entre el servidor y los distintos clientes desarrollados. La solución contará con clientes de consola, escritorio, web y móvil, todos conectados a un único servicio centralizado.</w:t>
       </w:r>
     </w:p>
     <w:p>
@@ -9980,6 +10029,7 @@
     <w:p/>
     <w:p>
       <w:r>
+        <w:lastRenderedPageBreak/>
         <w:t>mediante diferentes clientes conectados a un servicio SOAP centralizado, incluyendo cliente consola, escritorio, web y móvil.</w:t>
       </w:r>
     </w:p>
@@ -10063,108 +10113,140 @@
           <w:b/>
           <w:bCs/>
         </w:rPr>
-        <w:t>1. MÓDULO DE LÓGICA DE CONVERSIÓN (Backend)</w:t>
-      </w:r>
-    </w:p>
-    <w:p>
-      <w:r>
-        <w:t>El sistema contará con una capa lógica centralizada encargada de realizar las conversiones matemáticas entre unidades de longitud, masa y temperatura. Esta capa será implementada mediante servicios web SOAP desarrollados con WCF en .NET, responsables de ejecutar las fórmulas correspondientes y devolver resultados precisos a los diferentes clientes conectados.</w:t>
-      </w:r>
-    </w:p>
-    <w:p>
-      <w:r>
-        <w:t>El módulo garantizará consistencia en las operaciones, centralizando todas las reglas de conversión y permitiendo reutilización de funcionalidades desde cualquier interfaz cliente.</w:t>
-      </w:r>
-    </w:p>
-    <w:p>
-      <w:r>
-        <w:t>Las conversiones incluirán operaciones como:</w:t>
-      </w:r>
-    </w:p>
-    <w:p>
-      <w:r>
-        <w:t>• Metros a kilómetros</w:t>
-      </w:r>
-    </w:p>
-    <w:p>
-      <w:r>
-        <w:t>• Kilómetros a metros</w:t>
-      </w:r>
-    </w:p>
-    <w:p>
-      <w:r>
-        <w:t>• Metros a centímetros</w:t>
-      </w:r>
-    </w:p>
-    <w:p>
-      <w:r>
-        <w:t>• Centímetros a metros</w:t>
-      </w:r>
-    </w:p>
-    <w:p>
-      <w:r>
-        <w:lastRenderedPageBreak/>
-        <w:t>• Millas a kilómetros</w:t>
-      </w:r>
-    </w:p>
-    <w:p>
-      <w:r>
-        <w:t>• Kilogramos a gramos</w:t>
-      </w:r>
-    </w:p>
-    <w:p>
-      <w:r>
-        <w:t>• Gramos a kilogramos</w:t>
-      </w:r>
-    </w:p>
-    <w:p>
-      <w:r>
-        <w:t>• Kilogramos a libras</w:t>
-      </w:r>
-    </w:p>
-    <w:p>
-      <w:r>
-        <w:t>• Libras a kilogramos</w:t>
-      </w:r>
-    </w:p>
-    <w:p>
-      <w:r>
-        <w:t>• Toneladas a kilogramos</w:t>
-      </w:r>
-    </w:p>
-    <w:p>
-      <w:r>
-        <w:t>• Celsius a Fahrenheit</w:t>
-      </w:r>
-    </w:p>
-    <w:p>
-      <w:r>
-        <w:t>• Fahrenheit a Celsius</w:t>
-      </w:r>
-    </w:p>
-    <w:p>
-      <w:r>
-        <w:t>• Celsius a Kelvin</w:t>
-      </w:r>
-    </w:p>
-    <w:p>
-      <w:r>
-        <w:t>• Kelvin a Celsius</w:t>
-      </w:r>
-    </w:p>
-    <w:p>
-      <w:pPr>
+        <w:t>1. MÓDULO DE LÓGICA DE CONVERSIÓN (</w:t>
+      </w:r>
+      <w:proofErr w:type="spellStart"/>
+      <w:r>
         <w:rPr>
           <w:b/>
           <w:bCs/>
         </w:rPr>
-      </w:pPr>
+        <w:t>Backend</w:t>
+      </w:r>
+      <w:proofErr w:type="spellEnd"/>
       <w:r>
         <w:rPr>
           <w:b/>
           <w:bCs/>
         </w:rPr>
-        <w:t>2. MÓDULO DE INTERFAZ DE USUARIO (Frontend)</w:t>
+        <w:t>)</w:t>
+      </w:r>
+    </w:p>
+    <w:p>
+      <w:r>
+        <w:t>El sistema contará con una capa lógica centralizada encargada de realizar las conversiones matemáticas entre unidades de longitud, masa y temperatura. Esta capa será implementada mediante servicios web SOAP desarrollados con WCF en .NET, responsables de ejecutar las fórmulas correspondientes y devolver resultados precisos a los diferentes clientes conectados.</w:t>
+      </w:r>
+    </w:p>
+    <w:p>
+      <w:r>
+        <w:t>El módulo garantizará consistencia en las operaciones, centralizando todas las reglas de conversión y permitiendo reutilización de funcionalidades desde cualquier interfaz cliente.</w:t>
+      </w:r>
+    </w:p>
+    <w:p>
+      <w:r>
+        <w:t>Las conversiones incluirán operaciones como:</w:t>
+      </w:r>
+    </w:p>
+    <w:p>
+      <w:r>
+        <w:t>• Metros a kilómetros</w:t>
+      </w:r>
+    </w:p>
+    <w:p>
+      <w:r>
+        <w:t>• Kilómetros a metros</w:t>
+      </w:r>
+    </w:p>
+    <w:p>
+      <w:r>
+        <w:t>• Metros a centímetros</w:t>
+      </w:r>
+    </w:p>
+    <w:p>
+      <w:r>
+        <w:t>• Centímetros a metros</w:t>
+      </w:r>
+    </w:p>
+    <w:p>
+      <w:r>
+        <w:t>• Millas a kilómetros</w:t>
+      </w:r>
+    </w:p>
+    <w:p>
+      <w:r>
+        <w:lastRenderedPageBreak/>
+        <w:t>• Kilogramos a gramos</w:t>
+      </w:r>
+    </w:p>
+    <w:p>
+      <w:r>
+        <w:t>• Gramos a kilogramos</w:t>
+      </w:r>
+    </w:p>
+    <w:p>
+      <w:r>
+        <w:t>• Kilogramos a libras</w:t>
+      </w:r>
+    </w:p>
+    <w:p>
+      <w:r>
+        <w:t>• Libras a kilogramos</w:t>
+      </w:r>
+    </w:p>
+    <w:p>
+      <w:r>
+        <w:t>• Toneladas a kilogramos</w:t>
+      </w:r>
+    </w:p>
+    <w:p>
+      <w:r>
+        <w:t>• Celsius a Fahrenheit</w:t>
+      </w:r>
+    </w:p>
+    <w:p>
+      <w:r>
+        <w:t>• Fahrenheit a Celsius</w:t>
+      </w:r>
+    </w:p>
+    <w:p>
+      <w:r>
+        <w:t>• Celsius a Kelvin</w:t>
+      </w:r>
+    </w:p>
+    <w:p>
+      <w:r>
+        <w:t>• Kelvin a Celsius</w:t>
+      </w:r>
+    </w:p>
+    <w:p>
+      <w:pPr>
+        <w:rPr>
+          <w:b/>
+          <w:bCs/>
+        </w:rPr>
+      </w:pPr>
+      <w:r>
+        <w:rPr>
+          <w:b/>
+          <w:bCs/>
+        </w:rPr>
+        <w:t>2. MÓDULO DE INTERFAZ DE USUARIO (</w:t>
+      </w:r>
+      <w:proofErr w:type="spellStart"/>
+      <w:r>
+        <w:rPr>
+          <w:b/>
+          <w:bCs/>
+        </w:rPr>
+        <w:t>Frontend</w:t>
+      </w:r>
+      <w:proofErr w:type="spellEnd"/>
+      <w:r>
+        <w:rPr>
+          <w:b/>
+          <w:bCs/>
+        </w:rPr>
+        <w:t>)</w:t>
       </w:r>
     </w:p>
     <w:p>
@@ -10204,13 +10286,23 @@
     </w:p>
     <w:p>
       <w:r>
-        <w:t>• Cliente Escritorio Windows Forms</w:t>
-      </w:r>
-    </w:p>
-    <w:p>
-      <w:r>
-        <w:t>• Cliente Web ASP.NET Web Forms</w:t>
-      </w:r>
+        <w:t xml:space="preserve">• Cliente Escritorio Windows </w:t>
+      </w:r>
+      <w:proofErr w:type="spellStart"/>
+      <w:r>
+        <w:t>Forms</w:t>
+      </w:r>
+      <w:proofErr w:type="spellEnd"/>
+    </w:p>
+    <w:p>
+      <w:r>
+        <w:t xml:space="preserve">• Cliente Web ASP.NET Web </w:t>
+      </w:r>
+      <w:proofErr w:type="spellStart"/>
+      <w:r>
+        <w:t>Forms</w:t>
+      </w:r>
+      <w:proofErr w:type="spellEnd"/>
     </w:p>
     <w:p>
       <w:r>
@@ -10453,6 +10545,7 @@
                 <w:lang w:val="es-EC" w:eastAsia="es-EC"/>
               </w:rPr>
             </w:pPr>
+            <w:proofErr w:type="spellStart"/>
             <w:r>
               <w:rPr>
                 <w:rFonts w:eastAsia="Times New Roman" w:cs="Arial"/>
@@ -10461,6 +10554,7 @@
               </w:rPr>
               <w:t>Backend</w:t>
             </w:r>
+            <w:proofErr w:type="spellEnd"/>
           </w:p>
         </w:tc>
         <w:tc>
@@ -10510,6 +10604,7 @@
                 <w:lang w:val="es-EC" w:eastAsia="es-EC"/>
               </w:rPr>
             </w:pPr>
+            <w:proofErr w:type="spellStart"/>
             <w:r>
               <w:rPr>
                 <w:rFonts w:eastAsia="Times New Roman" w:cs="Arial"/>
@@ -10518,6 +10613,7 @@
               </w:rPr>
               <w:t>Frontend</w:t>
             </w:r>
+            <w:proofErr w:type="spellEnd"/>
           </w:p>
         </w:tc>
         <w:tc>
@@ -10738,7 +10834,25 @@
                 <w:szCs w:val="24"/>
                 <w:lang w:val="es-EC" w:eastAsia="es-EC"/>
               </w:rPr>
-              <w:t>Aplicación Windows Forms desarrollada en .NET que permite ejecutar conversiones mediante conexión al servidor SOAP.</w:t>
+              <w:t xml:space="preserve">Aplicación Windows </w:t>
+            </w:r>
+            <w:proofErr w:type="spellStart"/>
+            <w:r>
+              <w:rPr>
+                <w:rFonts w:eastAsia="Times New Roman" w:cs="Arial"/>
+                <w:szCs w:val="24"/>
+                <w:lang w:val="es-EC" w:eastAsia="es-EC"/>
+              </w:rPr>
+              <w:t>Forms</w:t>
+            </w:r>
+            <w:proofErr w:type="spellEnd"/>
+            <w:r>
+              <w:rPr>
+                <w:rFonts w:eastAsia="Times New Roman" w:cs="Arial"/>
+                <w:szCs w:val="24"/>
+                <w:lang w:val="es-EC" w:eastAsia="es-EC"/>
+              </w:rPr>
+              <w:t xml:space="preserve"> desarrollada en .NET que permite ejecutar conversiones mediante conexión al servidor SOAP.</w:t>
             </w:r>
           </w:p>
         </w:tc>
@@ -12653,13 +12767,59 @@
                 <w:lang w:val="es-EC" w:eastAsia="es-EC"/>
               </w:rPr>
             </w:pPr>
-            <w:r>
-              <w:rPr>
-                <w:rFonts w:eastAsia="Times New Roman" w:cs="Arial"/>
-                <w:szCs w:val="24"/>
-                <w:lang w:val="es-EC" w:eastAsia="es-EC"/>
-              </w:rPr>
-              <w:t>Service Oriented Architecture (Arquitectura Orientada a Servicios utilizada para la comunicación entre clientes y servidor SOAP).</w:t>
+            <w:proofErr w:type="spellStart"/>
+            <w:r>
+              <w:rPr>
+                <w:rFonts w:eastAsia="Times New Roman" w:cs="Arial"/>
+                <w:szCs w:val="24"/>
+                <w:lang w:val="es-EC" w:eastAsia="es-EC"/>
+              </w:rPr>
+              <w:t>Service</w:t>
+            </w:r>
+            <w:proofErr w:type="spellEnd"/>
+            <w:r>
+              <w:rPr>
+                <w:rFonts w:eastAsia="Times New Roman" w:cs="Arial"/>
+                <w:szCs w:val="24"/>
+                <w:lang w:val="es-EC" w:eastAsia="es-EC"/>
+              </w:rPr>
+              <w:t xml:space="preserve"> </w:t>
+            </w:r>
+            <w:proofErr w:type="spellStart"/>
+            <w:r>
+              <w:rPr>
+                <w:rFonts w:eastAsia="Times New Roman" w:cs="Arial"/>
+                <w:szCs w:val="24"/>
+                <w:lang w:val="es-EC" w:eastAsia="es-EC"/>
+              </w:rPr>
+              <w:t>Oriented</w:t>
+            </w:r>
+            <w:proofErr w:type="spellEnd"/>
+            <w:r>
+              <w:rPr>
+                <w:rFonts w:eastAsia="Times New Roman" w:cs="Arial"/>
+                <w:szCs w:val="24"/>
+                <w:lang w:val="es-EC" w:eastAsia="es-EC"/>
+              </w:rPr>
+              <w:t xml:space="preserve"> </w:t>
+            </w:r>
+            <w:proofErr w:type="spellStart"/>
+            <w:r>
+              <w:rPr>
+                <w:rFonts w:eastAsia="Times New Roman" w:cs="Arial"/>
+                <w:szCs w:val="24"/>
+                <w:lang w:val="es-EC" w:eastAsia="es-EC"/>
+              </w:rPr>
+              <w:t>Architecture</w:t>
+            </w:r>
+            <w:proofErr w:type="spellEnd"/>
+            <w:r>
+              <w:rPr>
+                <w:rFonts w:eastAsia="Times New Roman" w:cs="Arial"/>
+                <w:szCs w:val="24"/>
+                <w:lang w:val="es-EC" w:eastAsia="es-EC"/>
+              </w:rPr>
+              <w:t xml:space="preserve"> (Arquitectura Orientada a Servicios utilizada para la comunicación entre clientes y servidor SOAP).</w:t>
             </w:r>
           </w:p>
         </w:tc>
@@ -12720,7 +12880,43 @@
                 <w:szCs w:val="24"/>
                 <w:lang w:val="es-EC" w:eastAsia="es-EC"/>
               </w:rPr>
-              <w:t>Simple Object Access Protocol (Protocolo basado en XML utilizado para comunicación entre aplicaciones).</w:t>
+              <w:t xml:space="preserve">Simple </w:t>
+            </w:r>
+            <w:proofErr w:type="spellStart"/>
+            <w:r>
+              <w:rPr>
+                <w:rFonts w:eastAsia="Times New Roman" w:cs="Arial"/>
+                <w:szCs w:val="24"/>
+                <w:lang w:val="es-EC" w:eastAsia="es-EC"/>
+              </w:rPr>
+              <w:t>Object</w:t>
+            </w:r>
+            <w:proofErr w:type="spellEnd"/>
+            <w:r>
+              <w:rPr>
+                <w:rFonts w:eastAsia="Times New Roman" w:cs="Arial"/>
+                <w:szCs w:val="24"/>
+                <w:lang w:val="es-EC" w:eastAsia="es-EC"/>
+              </w:rPr>
+              <w:t xml:space="preserve"> Access </w:t>
+            </w:r>
+            <w:proofErr w:type="spellStart"/>
+            <w:r>
+              <w:rPr>
+                <w:rFonts w:eastAsia="Times New Roman" w:cs="Arial"/>
+                <w:szCs w:val="24"/>
+                <w:lang w:val="es-EC" w:eastAsia="es-EC"/>
+              </w:rPr>
+              <w:t>Protocol</w:t>
+            </w:r>
+            <w:proofErr w:type="spellEnd"/>
+            <w:r>
+              <w:rPr>
+                <w:rFonts w:eastAsia="Times New Roman" w:cs="Arial"/>
+                <w:szCs w:val="24"/>
+                <w:lang w:val="es-EC" w:eastAsia="es-EC"/>
+              </w:rPr>
+              <w:t xml:space="preserve"> (Protocolo basado en XML utilizado para comunicación entre aplicaciones).</w:t>
             </w:r>
           </w:p>
         </w:tc>
@@ -12784,7 +12980,61 @@
                 <w:szCs w:val="24"/>
                 <w:lang w:val="es-EC" w:eastAsia="es-EC"/>
               </w:rPr>
-              <w:t>Web Services Description Language (Documento XML que describe los servicios SOAP disponibles).</w:t>
+              <w:t xml:space="preserve">Web </w:t>
+            </w:r>
+            <w:proofErr w:type="spellStart"/>
+            <w:r>
+              <w:rPr>
+                <w:rFonts w:eastAsia="Times New Roman" w:cs="Arial"/>
+                <w:szCs w:val="24"/>
+                <w:lang w:val="es-EC" w:eastAsia="es-EC"/>
+              </w:rPr>
+              <w:t>Services</w:t>
+            </w:r>
+            <w:proofErr w:type="spellEnd"/>
+            <w:r>
+              <w:rPr>
+                <w:rFonts w:eastAsia="Times New Roman" w:cs="Arial"/>
+                <w:szCs w:val="24"/>
+                <w:lang w:val="es-EC" w:eastAsia="es-EC"/>
+              </w:rPr>
+              <w:t xml:space="preserve"> </w:t>
+            </w:r>
+            <w:proofErr w:type="spellStart"/>
+            <w:r>
+              <w:rPr>
+                <w:rFonts w:eastAsia="Times New Roman" w:cs="Arial"/>
+                <w:szCs w:val="24"/>
+                <w:lang w:val="es-EC" w:eastAsia="es-EC"/>
+              </w:rPr>
+              <w:t>Description</w:t>
+            </w:r>
+            <w:proofErr w:type="spellEnd"/>
+            <w:r>
+              <w:rPr>
+                <w:rFonts w:eastAsia="Times New Roman" w:cs="Arial"/>
+                <w:szCs w:val="24"/>
+                <w:lang w:val="es-EC" w:eastAsia="es-EC"/>
+              </w:rPr>
+              <w:t xml:space="preserve"> </w:t>
+            </w:r>
+            <w:proofErr w:type="spellStart"/>
+            <w:r>
+              <w:rPr>
+                <w:rFonts w:eastAsia="Times New Roman" w:cs="Arial"/>
+                <w:szCs w:val="24"/>
+                <w:lang w:val="es-EC" w:eastAsia="es-EC"/>
+              </w:rPr>
+              <w:t>Language</w:t>
+            </w:r>
+            <w:proofErr w:type="spellEnd"/>
+            <w:r>
+              <w:rPr>
+                <w:rFonts w:eastAsia="Times New Roman" w:cs="Arial"/>
+                <w:szCs w:val="24"/>
+                <w:lang w:val="es-EC" w:eastAsia="es-EC"/>
+              </w:rPr>
+              <w:t xml:space="preserve"> (Documento XML que describe los servicios SOAP disponibles).</w:t>
             </w:r>
           </w:p>
         </w:tc>
@@ -12848,13 +13098,23 @@
                 <w:lang w:val="es-EC" w:eastAsia="es-EC"/>
               </w:rPr>
             </w:pPr>
-            <w:r>
-              <w:rPr>
-                <w:rFonts w:eastAsia="Times New Roman" w:cs="Arial"/>
-                <w:szCs w:val="24"/>
-                <w:lang w:val="es-EC" w:eastAsia="es-EC"/>
-              </w:rPr>
-              <w:t>Multi-platform App UI (Framework multiplataforma utilizado para desarrollar aplicaciones móviles y de escritorio).</w:t>
+            <w:proofErr w:type="spellStart"/>
+            <w:r>
+              <w:rPr>
+                <w:rFonts w:eastAsia="Times New Roman" w:cs="Arial"/>
+                <w:szCs w:val="24"/>
+                <w:lang w:val="es-EC" w:eastAsia="es-EC"/>
+              </w:rPr>
+              <w:t>Multi-platform</w:t>
+            </w:r>
+            <w:proofErr w:type="spellEnd"/>
+            <w:r>
+              <w:rPr>
+                <w:rFonts w:eastAsia="Times New Roman" w:cs="Arial"/>
+                <w:szCs w:val="24"/>
+                <w:lang w:val="es-EC" w:eastAsia="es-EC"/>
+              </w:rPr>
+              <w:t xml:space="preserve"> App UI (Framework multiplataforma utilizado para desarrollar aplicaciones móviles y de escritorio).</w:t>
             </w:r>
           </w:p>
         </w:tc>
@@ -12889,7 +13149,7 @@
                 <w:szCs w:val="24"/>
                 <w:lang w:val="es-EC" w:eastAsia="es-EC"/>
               </w:rPr>
-              <w:t>HTTP / HTTPS</w:t>
+              <w:t>XML</w:t>
             </w:r>
           </w:p>
         </w:tc>
@@ -12912,13 +13172,59 @@
                 <w:lang w:val="es-EC" w:eastAsia="es-EC"/>
               </w:rPr>
             </w:pPr>
-            <w:r>
-              <w:rPr>
-                <w:rFonts w:eastAsia="Times New Roman" w:cs="Arial"/>
-                <w:szCs w:val="24"/>
-                <w:lang w:val="es-EC" w:eastAsia="es-EC"/>
-              </w:rPr>
-              <w:t>Hypertext Transfer Protocol / Secure (Protocolos utilizados para la comunicación web y servicios SOAP).</w:t>
+            <w:proofErr w:type="spellStart"/>
+            <w:r>
+              <w:rPr>
+                <w:rFonts w:eastAsia="Times New Roman" w:cs="Arial"/>
+                <w:szCs w:val="24"/>
+                <w:lang w:val="es-EC" w:eastAsia="es-EC"/>
+              </w:rPr>
+              <w:t>eXtensible</w:t>
+            </w:r>
+            <w:proofErr w:type="spellEnd"/>
+            <w:r>
+              <w:rPr>
+                <w:rFonts w:eastAsia="Times New Roman" w:cs="Arial"/>
+                <w:szCs w:val="24"/>
+                <w:lang w:val="es-EC" w:eastAsia="es-EC"/>
+              </w:rPr>
+              <w:t xml:space="preserve"> </w:t>
+            </w:r>
+            <w:proofErr w:type="spellStart"/>
+            <w:r>
+              <w:rPr>
+                <w:rFonts w:eastAsia="Times New Roman" w:cs="Arial"/>
+                <w:szCs w:val="24"/>
+                <w:lang w:val="es-EC" w:eastAsia="es-EC"/>
+              </w:rPr>
+              <w:t>Markup</w:t>
+            </w:r>
+            <w:proofErr w:type="spellEnd"/>
+            <w:r>
+              <w:rPr>
+                <w:rFonts w:eastAsia="Times New Roman" w:cs="Arial"/>
+                <w:szCs w:val="24"/>
+                <w:lang w:val="es-EC" w:eastAsia="es-EC"/>
+              </w:rPr>
+              <w:t xml:space="preserve"> </w:t>
+            </w:r>
+            <w:proofErr w:type="spellStart"/>
+            <w:r>
+              <w:rPr>
+                <w:rFonts w:eastAsia="Times New Roman" w:cs="Arial"/>
+                <w:szCs w:val="24"/>
+                <w:lang w:val="es-EC" w:eastAsia="es-EC"/>
+              </w:rPr>
+              <w:t>Language</w:t>
+            </w:r>
+            <w:proofErr w:type="spellEnd"/>
+            <w:r>
+              <w:rPr>
+                <w:rFonts w:eastAsia="Times New Roman" w:cs="Arial"/>
+                <w:szCs w:val="24"/>
+                <w:lang w:val="es-EC" w:eastAsia="es-EC"/>
+              </w:rPr>
+              <w:t xml:space="preserve"> (Lenguaje utilizado para estructurar mensajes SOAP).</w:t>
             </w:r>
           </w:p>
         </w:tc>
@@ -12950,7 +13256,7 @@
                 <w:szCs w:val="24"/>
                 <w:lang w:val="es-EC" w:eastAsia="es-EC"/>
               </w:rPr>
-              <w:t>XML</w:t>
+              <w:t>ERS / SRS</w:t>
             </w:r>
           </w:p>
         </w:tc>
@@ -12979,7 +13285,43 @@
                 <w:szCs w:val="24"/>
                 <w:lang w:val="es-EC" w:eastAsia="es-EC"/>
               </w:rPr>
-              <w:t>eXtensible Markup Language (Lenguaje utilizado para estructurar mensajes SOAP).</w:t>
+              <w:t xml:space="preserve">Especificación de Requisitos de Software (Software </w:t>
+            </w:r>
+            <w:proofErr w:type="spellStart"/>
+            <w:r>
+              <w:rPr>
+                <w:rFonts w:eastAsia="Times New Roman" w:cs="Arial"/>
+                <w:szCs w:val="24"/>
+                <w:lang w:val="es-EC" w:eastAsia="es-EC"/>
+              </w:rPr>
+              <w:t>Requirements</w:t>
+            </w:r>
+            <w:proofErr w:type="spellEnd"/>
+            <w:r>
+              <w:rPr>
+                <w:rFonts w:eastAsia="Times New Roman" w:cs="Arial"/>
+                <w:szCs w:val="24"/>
+                <w:lang w:val="es-EC" w:eastAsia="es-EC"/>
+              </w:rPr>
+              <w:t xml:space="preserve"> </w:t>
+            </w:r>
+            <w:proofErr w:type="spellStart"/>
+            <w:r>
+              <w:rPr>
+                <w:rFonts w:eastAsia="Times New Roman" w:cs="Arial"/>
+                <w:szCs w:val="24"/>
+                <w:lang w:val="es-EC" w:eastAsia="es-EC"/>
+              </w:rPr>
+              <w:t>Specification</w:t>
+            </w:r>
+            <w:proofErr w:type="spellEnd"/>
+            <w:r>
+              <w:rPr>
+                <w:rFonts w:eastAsia="Times New Roman" w:cs="Arial"/>
+                <w:szCs w:val="24"/>
+                <w:lang w:val="es-EC" w:eastAsia="es-EC"/>
+              </w:rPr>
+              <w:t>).</w:t>
             </w:r>
           </w:p>
         </w:tc>
@@ -13014,7 +13356,7 @@
                 <w:szCs w:val="24"/>
                 <w:lang w:val="es-EC" w:eastAsia="es-EC"/>
               </w:rPr>
-              <w:t>ERS / SRS</w:t>
+              <w:t>API</w:t>
             </w:r>
           </w:p>
         </w:tc>
@@ -13037,13 +13379,41 @@
                 <w:lang w:val="es-EC" w:eastAsia="es-EC"/>
               </w:rPr>
             </w:pPr>
-            <w:r>
-              <w:rPr>
-                <w:rFonts w:eastAsia="Times New Roman" w:cs="Arial"/>
-                <w:szCs w:val="24"/>
-                <w:lang w:val="es-EC" w:eastAsia="es-EC"/>
-              </w:rPr>
-              <w:t>Especificación de Requisitos de Software (Software Requirements Specification).</w:t>
+            <w:proofErr w:type="spellStart"/>
+            <w:r>
+              <w:rPr>
+                <w:rFonts w:eastAsia="Times New Roman" w:cs="Arial"/>
+                <w:szCs w:val="24"/>
+                <w:lang w:val="es-EC" w:eastAsia="es-EC"/>
+              </w:rPr>
+              <w:t>Application</w:t>
+            </w:r>
+            <w:proofErr w:type="spellEnd"/>
+            <w:r>
+              <w:rPr>
+                <w:rFonts w:eastAsia="Times New Roman" w:cs="Arial"/>
+                <w:szCs w:val="24"/>
+                <w:lang w:val="es-EC" w:eastAsia="es-EC"/>
+              </w:rPr>
+              <w:t xml:space="preserve"> </w:t>
+            </w:r>
+            <w:proofErr w:type="spellStart"/>
+            <w:r>
+              <w:rPr>
+                <w:rFonts w:eastAsia="Times New Roman" w:cs="Arial"/>
+                <w:szCs w:val="24"/>
+                <w:lang w:val="es-EC" w:eastAsia="es-EC"/>
+              </w:rPr>
+              <w:t>Programming</w:t>
+            </w:r>
+            <w:proofErr w:type="spellEnd"/>
+            <w:r>
+              <w:rPr>
+                <w:rFonts w:eastAsia="Times New Roman" w:cs="Arial"/>
+                <w:szCs w:val="24"/>
+                <w:lang w:val="es-EC" w:eastAsia="es-EC"/>
+              </w:rPr>
+              <w:t xml:space="preserve"> Interface (Interfaz que permite la comunicación entre sistemas o aplicaciones).</w:t>
             </w:r>
           </w:p>
         </w:tc>
@@ -13075,7 +13445,7 @@
                 <w:szCs w:val="24"/>
                 <w:lang w:val="es-EC" w:eastAsia="es-EC"/>
               </w:rPr>
-              <w:t>API</w:t>
+              <w:t>RF</w:t>
             </w:r>
           </w:p>
         </w:tc>
@@ -13104,7 +13474,7 @@
                 <w:szCs w:val="24"/>
                 <w:lang w:val="es-EC" w:eastAsia="es-EC"/>
               </w:rPr>
-              <w:t>Application Programming Interface (Interfaz que permite la comunicación entre sistemas o aplicaciones).</w:t>
+              <w:t>Requisito Funcional.</w:t>
             </w:r>
           </w:p>
         </w:tc>
@@ -13139,7 +13509,7 @@
                 <w:szCs w:val="24"/>
                 <w:lang w:val="es-EC" w:eastAsia="es-EC"/>
               </w:rPr>
-              <w:t>RF</w:t>
+              <w:t>RNF</w:t>
             </w:r>
           </w:p>
         </w:tc>
@@ -13168,7 +13538,7 @@
                 <w:szCs w:val="24"/>
                 <w:lang w:val="es-EC" w:eastAsia="es-EC"/>
               </w:rPr>
-              <w:t>Requisito Funcional.</w:t>
+              <w:t>Requisito No Funcional.</w:t>
             </w:r>
           </w:p>
         </w:tc>
@@ -13200,7 +13570,7 @@
                 <w:szCs w:val="24"/>
                 <w:lang w:val="es-EC" w:eastAsia="es-EC"/>
               </w:rPr>
-              <w:t>RNF</w:t>
+              <w:t>IDE</w:t>
             </w:r>
           </w:p>
         </w:tc>
@@ -13229,7 +13599,69 @@
                 <w:szCs w:val="24"/>
                 <w:lang w:val="es-EC" w:eastAsia="es-EC"/>
               </w:rPr>
-              <w:t>Requisito No Funcional.</w:t>
+              <w:t>IDE</w:t>
+            </w:r>
+            <w:r>
+              <w:rPr>
+                <w:rFonts w:eastAsia="Times New Roman" w:cs="Arial"/>
+                <w:szCs w:val="24"/>
+                <w:lang w:val="es-EC" w:eastAsia="es-EC"/>
+              </w:rPr>
+              <w:tab/>
+            </w:r>
+            <w:proofErr w:type="spellStart"/>
+            <w:r>
+              <w:rPr>
+                <w:rFonts w:eastAsia="Times New Roman" w:cs="Arial"/>
+                <w:szCs w:val="24"/>
+                <w:lang w:val="es-EC" w:eastAsia="es-EC"/>
+              </w:rPr>
+              <w:t>Integrated</w:t>
+            </w:r>
+            <w:proofErr w:type="spellEnd"/>
+            <w:r>
+              <w:rPr>
+                <w:rFonts w:eastAsia="Times New Roman" w:cs="Arial"/>
+                <w:szCs w:val="24"/>
+                <w:lang w:val="es-EC" w:eastAsia="es-EC"/>
+              </w:rPr>
+              <w:t xml:space="preserve"> </w:t>
+            </w:r>
+            <w:proofErr w:type="spellStart"/>
+            <w:r>
+              <w:rPr>
+                <w:rFonts w:eastAsia="Times New Roman" w:cs="Arial"/>
+                <w:szCs w:val="24"/>
+                <w:lang w:val="es-EC" w:eastAsia="es-EC"/>
+              </w:rPr>
+              <w:t>Development</w:t>
+            </w:r>
+            <w:proofErr w:type="spellEnd"/>
+            <w:r>
+              <w:rPr>
+                <w:rFonts w:eastAsia="Times New Roman" w:cs="Arial"/>
+                <w:szCs w:val="24"/>
+                <w:lang w:val="es-EC" w:eastAsia="es-EC"/>
+              </w:rPr>
+              <w:t xml:space="preserve"> </w:t>
+            </w:r>
+            <w:proofErr w:type="spellStart"/>
+            <w:r>
+              <w:rPr>
+                <w:rFonts w:eastAsia="Times New Roman" w:cs="Arial"/>
+                <w:szCs w:val="24"/>
+                <w:lang w:val="es-EC" w:eastAsia="es-EC"/>
+              </w:rPr>
+              <w:t>Environment</w:t>
+            </w:r>
+            <w:proofErr w:type="spellEnd"/>
+            <w:r>
+              <w:rPr>
+                <w:rFonts w:eastAsia="Times New Roman" w:cs="Arial"/>
+                <w:szCs w:val="24"/>
+                <w:lang w:val="es-EC" w:eastAsia="es-EC"/>
+              </w:rPr>
+              <w:t xml:space="preserve"> (Entorno de Desarrollo Integrado como Visual Studio).</w:t>
             </w:r>
           </w:p>
         </w:tc>
@@ -13264,7 +13696,7 @@
                 <w:szCs w:val="24"/>
                 <w:lang w:val="es-EC" w:eastAsia="es-EC"/>
               </w:rPr>
-              <w:t>IDE</w:t>
+              <w:t>ECUD</w:t>
             </w:r>
           </w:p>
         </w:tc>
@@ -13293,16 +13725,7 @@
                 <w:szCs w:val="24"/>
                 <w:lang w:val="es-EC" w:eastAsia="es-EC"/>
               </w:rPr>
-              <w:t>IDE</w:t>
-            </w:r>
-            <w:r>
-              <w:rPr>
-                <w:rFonts w:eastAsia="Times New Roman" w:cs="Arial"/>
-                <w:szCs w:val="24"/>
-                <w:lang w:val="es-EC" w:eastAsia="es-EC"/>
-              </w:rPr>
-              <w:tab/>
-              <w:t>Integrated Development Environment (Entorno de Desarrollo Integrado como Visual Studio).</w:t>
+              <w:t>Especificación de Casos de Uso Detallado.</w:t>
             </w:r>
           </w:p>
         </w:tc>
@@ -13334,7 +13757,7 @@
                 <w:szCs w:val="24"/>
                 <w:lang w:val="es-EC" w:eastAsia="es-EC"/>
               </w:rPr>
-              <w:t>ECUD</w:t>
+              <w:t>QA</w:t>
             </w:r>
           </w:p>
         </w:tc>
@@ -13357,13 +13780,41 @@
                 <w:lang w:val="es-EC" w:eastAsia="es-EC"/>
               </w:rPr>
             </w:pPr>
-            <w:r>
-              <w:rPr>
-                <w:rFonts w:eastAsia="Times New Roman" w:cs="Arial"/>
-                <w:szCs w:val="24"/>
-                <w:lang w:val="es-EC" w:eastAsia="es-EC"/>
-              </w:rPr>
-              <w:t>Especificación de Casos de Uso Detallado.</w:t>
+            <w:proofErr w:type="spellStart"/>
+            <w:r>
+              <w:rPr>
+                <w:rFonts w:eastAsia="Times New Roman" w:cs="Arial"/>
+                <w:szCs w:val="24"/>
+                <w:lang w:val="es-EC" w:eastAsia="es-EC"/>
+              </w:rPr>
+              <w:t>Quality</w:t>
+            </w:r>
+            <w:proofErr w:type="spellEnd"/>
+            <w:r>
+              <w:rPr>
+                <w:rFonts w:eastAsia="Times New Roman" w:cs="Arial"/>
+                <w:szCs w:val="24"/>
+                <w:lang w:val="es-EC" w:eastAsia="es-EC"/>
+              </w:rPr>
+              <w:t xml:space="preserve"> </w:t>
+            </w:r>
+            <w:proofErr w:type="spellStart"/>
+            <w:r>
+              <w:rPr>
+                <w:rFonts w:eastAsia="Times New Roman" w:cs="Arial"/>
+                <w:szCs w:val="24"/>
+                <w:lang w:val="es-EC" w:eastAsia="es-EC"/>
+              </w:rPr>
+              <w:t>Assurance</w:t>
+            </w:r>
+            <w:proofErr w:type="spellEnd"/>
+            <w:r>
+              <w:rPr>
+                <w:rFonts w:eastAsia="Times New Roman" w:cs="Arial"/>
+                <w:szCs w:val="24"/>
+                <w:lang w:val="es-EC" w:eastAsia="es-EC"/>
+              </w:rPr>
+              <w:t xml:space="preserve"> (Proceso de aseguramiento de calidad y pruebas del sistema).</w:t>
             </w:r>
           </w:p>
         </w:tc>
@@ -13398,7 +13849,7 @@
                 <w:szCs w:val="24"/>
                 <w:lang w:val="es-EC" w:eastAsia="es-EC"/>
               </w:rPr>
-              <w:t>QA</w:t>
+              <w:t>UI</w:t>
             </w:r>
           </w:p>
         </w:tc>
@@ -13421,13 +13872,23 @@
                 <w:lang w:val="es-EC" w:eastAsia="es-EC"/>
               </w:rPr>
             </w:pPr>
-            <w:r>
-              <w:rPr>
-                <w:rFonts w:eastAsia="Times New Roman" w:cs="Arial"/>
-                <w:szCs w:val="24"/>
-                <w:lang w:val="es-EC" w:eastAsia="es-EC"/>
-              </w:rPr>
-              <w:t>Quality Assurance (Proceso de aseguramiento de calidad y pruebas del sistema).</w:t>
+            <w:proofErr w:type="spellStart"/>
+            <w:r>
+              <w:rPr>
+                <w:rFonts w:eastAsia="Times New Roman" w:cs="Arial"/>
+                <w:szCs w:val="24"/>
+                <w:lang w:val="es-EC" w:eastAsia="es-EC"/>
+              </w:rPr>
+              <w:t>User</w:t>
+            </w:r>
+            <w:proofErr w:type="spellEnd"/>
+            <w:r>
+              <w:rPr>
+                <w:rFonts w:eastAsia="Times New Roman" w:cs="Arial"/>
+                <w:szCs w:val="24"/>
+                <w:lang w:val="es-EC" w:eastAsia="es-EC"/>
+              </w:rPr>
+              <w:t xml:space="preserve"> Interface (Interfaz de Usuario).</w:t>
             </w:r>
           </w:p>
         </w:tc>
@@ -13459,7 +13920,7 @@
                 <w:szCs w:val="24"/>
                 <w:lang w:val="es-EC" w:eastAsia="es-EC"/>
               </w:rPr>
-              <w:t>UI</w:t>
+              <w:t>UX</w:t>
             </w:r>
           </w:p>
         </w:tc>
@@ -13482,13 +13943,41 @@
                 <w:lang w:val="es-EC" w:eastAsia="es-EC"/>
               </w:rPr>
             </w:pPr>
-            <w:r>
-              <w:rPr>
-                <w:rFonts w:eastAsia="Times New Roman" w:cs="Arial"/>
-                <w:szCs w:val="24"/>
-                <w:lang w:val="es-EC" w:eastAsia="es-EC"/>
-              </w:rPr>
-              <w:t>User Interface (Interfaz de Usuario).</w:t>
+            <w:proofErr w:type="spellStart"/>
+            <w:r>
+              <w:rPr>
+                <w:rFonts w:eastAsia="Times New Roman" w:cs="Arial"/>
+                <w:szCs w:val="24"/>
+                <w:lang w:val="es-EC" w:eastAsia="es-EC"/>
+              </w:rPr>
+              <w:t>User</w:t>
+            </w:r>
+            <w:proofErr w:type="spellEnd"/>
+            <w:r>
+              <w:rPr>
+                <w:rFonts w:eastAsia="Times New Roman" w:cs="Arial"/>
+                <w:szCs w:val="24"/>
+                <w:lang w:val="es-EC" w:eastAsia="es-EC"/>
+              </w:rPr>
+              <w:t xml:space="preserve"> </w:t>
+            </w:r>
+            <w:proofErr w:type="spellStart"/>
+            <w:r>
+              <w:rPr>
+                <w:rFonts w:eastAsia="Times New Roman" w:cs="Arial"/>
+                <w:szCs w:val="24"/>
+                <w:lang w:val="es-EC" w:eastAsia="es-EC"/>
+              </w:rPr>
+              <w:t>Experience</w:t>
+            </w:r>
+            <w:proofErr w:type="spellEnd"/>
+            <w:r>
+              <w:rPr>
+                <w:rFonts w:eastAsia="Times New Roman" w:cs="Arial"/>
+                <w:szCs w:val="24"/>
+                <w:lang w:val="es-EC" w:eastAsia="es-EC"/>
+              </w:rPr>
+              <w:t xml:space="preserve"> (Experiencia de Usuario).</w:t>
             </w:r>
           </w:p>
         </w:tc>
@@ -13523,7 +14012,7 @@
                 <w:szCs w:val="24"/>
                 <w:lang w:val="es-EC" w:eastAsia="es-EC"/>
               </w:rPr>
-              <w:t>UX</w:t>
+              <w:t>localhost</w:t>
             </w:r>
           </w:p>
         </w:tc>
@@ -13552,7 +14041,7 @@
                 <w:szCs w:val="24"/>
                 <w:lang w:val="es-EC" w:eastAsia="es-EC"/>
               </w:rPr>
-              <w:t>User Experience (Experiencia de Usuario).</w:t>
+              <w:t>Dirección utilizada para ejecutar aplicaciones y servicios en el equipo local.</w:t>
             </w:r>
           </w:p>
         </w:tc>
@@ -13563,7 +14052,6 @@
             <w:cnfStyle w:val="001000000000" w:firstRow="0" w:lastRow="0" w:firstColumn="1" w:lastColumn="0" w:oddVBand="0" w:evenVBand="0" w:oddHBand="0" w:evenHBand="0" w:firstRowFirstColumn="0" w:firstRowLastColumn="0" w:lastRowFirstColumn="0" w:lastRowLastColumn="0"/>
             <w:tcW w:w="3114" w:type="dxa"/>
             <w:vAlign w:val="center"/>
-            <w:hideMark/>
           </w:tcPr>
           <w:p>
             <w:pPr>
@@ -13579,12 +14067,7 @@
               </w:rPr>
             </w:pPr>
             <w:r>
-              <w:rPr>
-                <w:rFonts w:eastAsia="Times New Roman" w:cs="Arial"/>
-                <w:szCs w:val="24"/>
-                <w:lang w:val="es-EC" w:eastAsia="es-EC"/>
-              </w:rPr>
-              <w:t>localhost</w:t>
+              <w:t>WCF</w:t>
             </w:r>
           </w:p>
         </w:tc>
@@ -13592,7 +14075,6 @@
           <w:tcPr>
             <w:tcW w:w="6306" w:type="dxa"/>
             <w:vAlign w:val="center"/>
-            <w:hideMark/>
           </w:tcPr>
           <w:p>
             <w:pPr>
@@ -13613,7 +14095,43 @@
                 <w:szCs w:val="24"/>
                 <w:lang w:val="es-EC" w:eastAsia="es-EC"/>
               </w:rPr>
-              <w:t>Dirección utilizada para ejecutar aplicaciones y servicios en el equipo local.</w:t>
+              <w:t xml:space="preserve">Windows </w:t>
+            </w:r>
+            <w:proofErr w:type="spellStart"/>
+            <w:r>
+              <w:rPr>
+                <w:rFonts w:eastAsia="Times New Roman" w:cs="Arial"/>
+                <w:szCs w:val="24"/>
+                <w:lang w:val="es-EC" w:eastAsia="es-EC"/>
+              </w:rPr>
+              <w:t>Communication</w:t>
+            </w:r>
+            <w:proofErr w:type="spellEnd"/>
+            <w:r>
+              <w:rPr>
+                <w:rFonts w:eastAsia="Times New Roman" w:cs="Arial"/>
+                <w:szCs w:val="24"/>
+                <w:lang w:val="es-EC" w:eastAsia="es-EC"/>
+              </w:rPr>
+              <w:t xml:space="preserve"> </w:t>
+            </w:r>
+            <w:proofErr w:type="spellStart"/>
+            <w:r>
+              <w:rPr>
+                <w:rFonts w:eastAsia="Times New Roman" w:cs="Arial"/>
+                <w:szCs w:val="24"/>
+                <w:lang w:val="es-EC" w:eastAsia="es-EC"/>
+              </w:rPr>
+              <w:t>Foundation</w:t>
+            </w:r>
+            <w:proofErr w:type="spellEnd"/>
+            <w:r>
+              <w:rPr>
+                <w:rFonts w:eastAsia="Times New Roman" w:cs="Arial"/>
+                <w:szCs w:val="24"/>
+                <w:lang w:val="es-EC" w:eastAsia="es-EC"/>
+              </w:rPr>
+              <w:t xml:space="preserve"> (Tecnología de .NET utilizada para desarrollar servicios SOAP).</w:t>
             </w:r>
           </w:p>
         </w:tc>
@@ -13635,14 +14153,9 @@
               <w:autoSpaceDN/>
               <w:spacing w:before="0" w:after="0" w:line="276" w:lineRule="auto"/>
               <w:jc w:val="center"/>
-              <w:rPr>
-                <w:rFonts w:eastAsia="Times New Roman" w:cs="Arial"/>
-                <w:szCs w:val="24"/>
-                <w:lang w:val="es-EC" w:eastAsia="es-EC"/>
-              </w:rPr>
-            </w:pPr>
-            <w:r>
-              <w:t>WCF</w:t>
+            </w:pPr>
+            <w:r>
+              <w:t>ASP.NET</w:t>
             </w:r>
           </w:p>
         </w:tc>
@@ -13670,7 +14183,7 @@
                 <w:szCs w:val="24"/>
                 <w:lang w:val="es-EC" w:eastAsia="es-EC"/>
               </w:rPr>
-              <w:t>Windows Communication Foundation (Tecnología de .NET utilizada para desarrollar servicios SOAP).</w:t>
+              <w:t>Framework utilizado para desarrollar aplicaciones web en .NET.</w:t>
             </w:r>
           </w:p>
         </w:tc>
@@ -13691,7 +14204,7 @@
               <w:jc w:val="center"/>
             </w:pPr>
             <w:r>
-              <w:t>ASP.NET</w:t>
+              <w:t>WinForms</w:t>
             </w:r>
           </w:p>
         </w:tc>
@@ -13719,59 +14232,25 @@
                 <w:szCs w:val="24"/>
                 <w:lang w:val="es-EC" w:eastAsia="es-EC"/>
               </w:rPr>
-              <w:t>Framework utilizado para desarrollar aplicaciones web en .NET.</w:t>
-            </w:r>
-          </w:p>
-        </w:tc>
-      </w:tr>
-      <w:tr>
-        <w:trPr>
-          <w:cnfStyle w:val="000000100000" w:firstRow="0" w:lastRow="0" w:firstColumn="0" w:lastColumn="0" w:oddVBand="0" w:evenVBand="0" w:oddHBand="1" w:evenHBand="0" w:firstRowFirstColumn="0" w:firstRowLastColumn="0" w:lastRowFirstColumn="0" w:lastRowLastColumn="0"/>
-        </w:trPr>
-        <w:tc>
-          <w:tcPr>
-            <w:cnfStyle w:val="001000000000" w:firstRow="0" w:lastRow="0" w:firstColumn="1" w:lastColumn="0" w:oddVBand="0" w:evenVBand="0" w:oddHBand="0" w:evenHBand="0" w:firstRowFirstColumn="0" w:firstRowLastColumn="0" w:lastRowFirstColumn="0" w:lastRowLastColumn="0"/>
-            <w:tcW w:w="3114" w:type="dxa"/>
-            <w:vAlign w:val="center"/>
-          </w:tcPr>
-          <w:p>
-            <w:pPr>
-              <w:widowControl/>
-              <w:autoSpaceDE/>
-              <w:autoSpaceDN/>
-              <w:spacing w:before="0" w:after="0" w:line="276" w:lineRule="auto"/>
-              <w:jc w:val="center"/>
-            </w:pPr>
-            <w:r>
-              <w:t>WinForms</w:t>
-            </w:r>
-          </w:p>
-        </w:tc>
-        <w:tc>
-          <w:tcPr>
-            <w:tcW w:w="6306" w:type="dxa"/>
-            <w:vAlign w:val="center"/>
-          </w:tcPr>
-          <w:p>
-            <w:pPr>
-              <w:widowControl/>
-              <w:autoSpaceDE/>
-              <w:autoSpaceDN/>
-              <w:spacing w:before="0" w:after="0" w:line="276" w:lineRule="auto"/>
-              <w:cnfStyle w:val="000000100000" w:firstRow="0" w:lastRow="0" w:firstColumn="0" w:lastColumn="0" w:oddVBand="0" w:evenVBand="0" w:oddHBand="1" w:evenHBand="0" w:firstRowFirstColumn="0" w:firstRowLastColumn="0" w:lastRowFirstColumn="0" w:lastRowLastColumn="0"/>
-              <w:rPr>
-                <w:rFonts w:eastAsia="Times New Roman" w:cs="Arial"/>
-                <w:szCs w:val="24"/>
-                <w:lang w:val="es-EC" w:eastAsia="es-EC"/>
-              </w:rPr>
-            </w:pPr>
-            <w:r>
-              <w:rPr>
-                <w:rFonts w:eastAsia="Times New Roman" w:cs="Arial"/>
-                <w:szCs w:val="24"/>
-                <w:lang w:val="es-EC" w:eastAsia="es-EC"/>
-              </w:rPr>
-              <w:t>Windows Forms (Tecnología de .NET utilizada para aplicaciones de escritorio).</w:t>
+              <w:t xml:space="preserve">Windows </w:t>
+            </w:r>
+            <w:proofErr w:type="spellStart"/>
+            <w:r>
+              <w:rPr>
+                <w:rFonts w:eastAsia="Times New Roman" w:cs="Arial"/>
+                <w:szCs w:val="24"/>
+                <w:lang w:val="es-EC" w:eastAsia="es-EC"/>
+              </w:rPr>
+              <w:t>Forms</w:t>
+            </w:r>
+            <w:proofErr w:type="spellEnd"/>
+            <w:r>
+              <w:rPr>
+                <w:rFonts w:eastAsia="Times New Roman" w:cs="Arial"/>
+                <w:szCs w:val="24"/>
+                <w:lang w:val="es-EC" w:eastAsia="es-EC"/>
+              </w:rPr>
+              <w:t xml:space="preserve"> (Tecnología de .NET utilizada para aplicaciones de escritorio).</w:t>
             </w:r>
           </w:p>
         </w:tc>
@@ -13822,7 +14301,6 @@
       </w:pPr>
       <w:bookmarkStart w:id="15" w:name="_Toc229416148"/>
       <w:r>
-        <w:lastRenderedPageBreak/>
         <w:t>Referencias</w:t>
       </w:r>
       <w:bookmarkEnd w:id="15"/>
@@ -13901,6 +14379,7 @@
                 <w:bCs w:val="0"/>
                 <w:szCs w:val="24"/>
               </w:rPr>
+              <w:lastRenderedPageBreak/>
               <w:t>Referencia</w:t>
             </w:r>
           </w:p>
@@ -14147,8 +14626,33 @@
                 <w:rFonts w:cs="Arial"/>
                 <w:szCs w:val="24"/>
               </w:rPr>
-              <w:t>IEEE Computer Society</w:t>
-            </w:r>
+              <w:t xml:space="preserve">IEEE </w:t>
+            </w:r>
+            <w:proofErr w:type="spellStart"/>
+            <w:r>
+              <w:rPr>
+                <w:rFonts w:cs="Arial"/>
+                <w:szCs w:val="24"/>
+              </w:rPr>
+              <w:t>Computer</w:t>
+            </w:r>
+            <w:proofErr w:type="spellEnd"/>
+            <w:r>
+              <w:rPr>
+                <w:rFonts w:cs="Arial"/>
+                <w:szCs w:val="24"/>
+              </w:rPr>
+              <w:t xml:space="preserve"> </w:t>
+            </w:r>
+            <w:proofErr w:type="spellStart"/>
+            <w:r>
+              <w:rPr>
+                <w:rFonts w:cs="Arial"/>
+                <w:szCs w:val="24"/>
+              </w:rPr>
+              <w:t>Society</w:t>
+            </w:r>
+            <w:proofErr w:type="spellEnd"/>
           </w:p>
         </w:tc>
       </w:tr>
@@ -14319,8 +14823,17 @@
                 <w:rFonts w:cs="Arial"/>
                 <w:szCs w:val="24"/>
               </w:rPr>
-              <w:t>W3C SOAP Specification</w:t>
-            </w:r>
+              <w:t xml:space="preserve">W3C SOAP </w:t>
+            </w:r>
+            <w:proofErr w:type="spellStart"/>
+            <w:r>
+              <w:rPr>
+                <w:rFonts w:cs="Arial"/>
+                <w:szCs w:val="24"/>
+              </w:rPr>
+              <w:t>Specification</w:t>
+            </w:r>
+            <w:proofErr w:type="spellEnd"/>
           </w:p>
         </w:tc>
         <w:tc>
@@ -14421,7 +14934,23 @@
     </w:p>
     <w:p>
       <w:r>
-        <w:t>Este documento proporciona una descripción completa y detallada del sistema de conversión de unidades de longitud, masa y temperatura desarrollado bajo una arquitectura cliente-servidor utilizando servicios web SOAP con .NET y Windows Communication Foundation (WCF). El sistema está orientado a la automatización de cálculos y a la estandarización de resultados, ofreciendo una solución eficiente, precisa y centralizada para realizar conversiones entre diferentes unidades de medida.</w:t>
+        <w:t xml:space="preserve">Este documento proporciona una descripción completa y detallada del sistema de conversión de unidades de longitud, masa y temperatura desarrollado bajo una arquitectura cliente-servidor utilizando servicios web SOAP con .NET y Windows </w:t>
+      </w:r>
+      <w:proofErr w:type="spellStart"/>
+      <w:r>
+        <w:t>Communication</w:t>
+      </w:r>
+      <w:proofErr w:type="spellEnd"/>
+      <w:r>
+        <w:t xml:space="preserve"> </w:t>
+      </w:r>
+      <w:proofErr w:type="spellStart"/>
+      <w:r>
+        <w:t>Foundation</w:t>
+      </w:r>
+      <w:proofErr w:type="spellEnd"/>
+      <w:r>
+        <w:t xml:space="preserve"> (WCF). El sistema está orientado a la automatización de cálculos y a la estandarización de resultados, ofreciendo una solución eficiente, precisa y centralizada para realizar conversiones entre diferentes unidades de medida.</w:t>
       </w:r>
     </w:p>
     <w:p>
@@ -14483,34 +15012,44 @@
     <w:p/>
     <w:p>
       <w:r>
+        <w:t>Además, se detallan los componentes principales utilizados en el desarrollo, tales como:</w:t>
+      </w:r>
+    </w:p>
+    <w:p>
+      <w:r>
+        <w:t>• .NET</w:t>
+      </w:r>
+    </w:p>
+    <w:p>
+      <w:r>
+        <w:t>• Visual Studio</w:t>
+      </w:r>
+    </w:p>
+    <w:p>
+      <w:r>
         <w:lastRenderedPageBreak/>
-        <w:t>Además, se detallan los componentes principales utilizados en el desarrollo, tales como:</w:t>
-      </w:r>
-    </w:p>
-    <w:p>
-      <w:r>
-        <w:t>• .NET</w:t>
-      </w:r>
-    </w:p>
-    <w:p>
-      <w:r>
-        <w:t>• Visual Studio</w:t>
-      </w:r>
-    </w:p>
-    <w:p>
-      <w:r>
         <w:t>• WCF</w:t>
       </w:r>
     </w:p>
     <w:p>
       <w:r>
-        <w:t>• ASP.NET Web Forms</w:t>
-      </w:r>
-    </w:p>
-    <w:p>
-      <w:r>
-        <w:t>• Windows Forms</w:t>
-      </w:r>
+        <w:t xml:space="preserve">• ASP.NET Web </w:t>
+      </w:r>
+      <w:proofErr w:type="spellStart"/>
+      <w:r>
+        <w:t>Forms</w:t>
+      </w:r>
+      <w:proofErr w:type="spellEnd"/>
+    </w:p>
+    <w:p>
+      <w:r>
+        <w:t xml:space="preserve">• Windows </w:t>
+      </w:r>
+      <w:proofErr w:type="spellStart"/>
+      <w:r>
+        <w:t>Forms</w:t>
+      </w:r>
+      <w:proofErr w:type="spellEnd"/>
     </w:p>
     <w:p>
       <w:r>
@@ -14686,7 +15225,35 @@
     </w:p>
     <w:p>
       <w:r>
-        <w:t>El sistema de conversión de unidades es una solución integral desarrollada bajo el paradigma de Arquitectura Orientada a Servicios (SOA), diseñada para centralizar y automatizar el proceso de conversión de unidades de longitud, masa y temperatura mediante servicios web SOAP. Su núcleo está conformado por un servidor centralizado implementado con .NET y Windows Communication Foundation (WCF), encargado de exponer la lógica de conversión a través de Web Services SOAP, permitiendo que múltiples clientes consuman las mismas funcionalidades desde diferentes plataformas.</w:t>
+        <w:t xml:space="preserve">El sistema de conversión de unidades es una solución integral desarrollada bajo el </w:t>
+      </w:r>
+      <w:r>
+        <w:lastRenderedPageBreak/>
+        <w:t xml:space="preserve">paradigma de Arquitectura Orientada a Servicios (SOA), diseñada para centralizar y automatizar el proceso de conversión de unidades de longitud, masa y temperatura mediante servicios web SOAP. Su núcleo está conformado por un servidor centralizado implementado con .NET y Windows </w:t>
+      </w:r>
+      <w:proofErr w:type="spellStart"/>
+      <w:r>
+        <w:t>Communication</w:t>
+      </w:r>
+      <w:proofErr w:type="spellEnd"/>
+      <w:r>
+        <w:t xml:space="preserve"> </w:t>
+      </w:r>
+      <w:proofErr w:type="spellStart"/>
+      <w:r>
+        <w:t>Foundation</w:t>
+      </w:r>
+      <w:proofErr w:type="spellEnd"/>
+      <w:r>
+        <w:t xml:space="preserve"> (WCF), encargado de exponer la lógica de conversión a través de Web </w:t>
+      </w:r>
+      <w:proofErr w:type="spellStart"/>
+      <w:r>
+        <w:t>Services</w:t>
+      </w:r>
+      <w:proofErr w:type="spellEnd"/>
+      <w:r>
+        <w:t xml:space="preserve"> SOAP, permitiendo que múltiples clientes consuman las mismas funcionalidades desde diferentes plataformas.</w:t>
       </w:r>
     </w:p>
     <w:p>
@@ -14701,7 +15268,26 @@
     </w:p>
     <w:p>
       <w:r>
-        <w:t>La arquitectura cliente-servidor implementada asegura reutilización de servicios, facilidad de mantenimiento y compatibilidad multiplataforma. El sistema opera sobre tecnologías como .NET, Visual Studio, WCF, ASP.NET Web Forms, Windows Forms y .NET MAUI, utilizando comunicación basada en XML SOAP mediante HTTP.</w:t>
+        <w:t xml:space="preserve">La arquitectura cliente-servidor implementada asegura reutilización de servicios, facilidad de mantenimiento y compatibilidad multiplataforma. El sistema opera sobre tecnologías como .NET, Visual Studio, WCF, ASP.NET Web </w:t>
+      </w:r>
+      <w:proofErr w:type="spellStart"/>
+      <w:r>
+        <w:t>Forms</w:t>
+      </w:r>
+      <w:proofErr w:type="spellEnd"/>
+      <w:r>
+        <w:t xml:space="preserve">, Windows </w:t>
+      </w:r>
+      <w:proofErr w:type="spellStart"/>
+      <w:r>
+        <w:t>Forms</w:t>
+      </w:r>
+      <w:proofErr w:type="spellEnd"/>
+      <w:r>
+        <w:t xml:space="preserve"> y .NET MAU</w:t>
+      </w:r>
+      <w:r>
+        <w:t>.</w:t>
       </w:r>
     </w:p>
     <w:p>
@@ -14750,7 +15336,23 @@
           <w:b/>
           <w:bCs/>
         </w:rPr>
-        <w:t>• Servidor de Aplicaciones (Backend):</w:t>
+        <w:t>• Servidor de Aplicaciones (</w:t>
+      </w:r>
+      <w:proofErr w:type="spellStart"/>
+      <w:r>
+        <w:rPr>
+          <w:b/>
+          <w:bCs/>
+        </w:rPr>
+        <w:t>Backend</w:t>
+      </w:r>
+      <w:proofErr w:type="spellEnd"/>
+      <w:r>
+        <w:rPr>
+          <w:b/>
+          <w:bCs/>
+        </w:rPr>
+        <w:t>):</w:t>
       </w:r>
     </w:p>
     <w:p>
@@ -14773,13 +15375,20 @@
           <w:b/>
           <w:bCs/>
         </w:rPr>
-        <w:lastRenderedPageBreak/>
         <w:t>• Cliente Escritorio (Desktop):</w:t>
       </w:r>
     </w:p>
     <w:p>
       <w:r>
-        <w:t>Aplicación Windows Forms desarrollada en .NET utilizada para realizar conversiones mediante una interfaz gráfica intuitiva, consumiendo servicios SOAP en tiempo real.</w:t>
+        <w:t xml:space="preserve">Aplicación Windows </w:t>
+      </w:r>
+      <w:proofErr w:type="spellStart"/>
+      <w:r>
+        <w:t>Forms</w:t>
+      </w:r>
+      <w:proofErr w:type="spellEnd"/>
+      <w:r>
+        <w:t xml:space="preserve"> desarrollada en .NET utilizada para realizar conversiones mediante una interfaz gráfica intuitiva, consumiendo servicios SOAP en tiempo real.</w:t>
       </w:r>
     </w:p>
     <w:p>
@@ -14799,7 +15408,16 @@
     </w:p>
     <w:p>
       <w:r>
-        <w:t>Aplicación ASP.NET Web Forms accesible desde navegador web, utilizada para realizar conversiones mediante consumo de servicios SOAP y visualización inmediata de resultados.</w:t>
+        <w:lastRenderedPageBreak/>
+        <w:t xml:space="preserve">Aplicación ASP.NET Web </w:t>
+      </w:r>
+      <w:proofErr w:type="spellStart"/>
+      <w:r>
+        <w:t>Forms</w:t>
+      </w:r>
+      <w:proofErr w:type="spellEnd"/>
+      <w:r>
+        <w:t xml:space="preserve"> accesible desde navegador web, utilizada para realizar conversiones mediante consumo de servicios SOAP y visualización inmediata de resultados.</w:t>
       </w:r>
     </w:p>
     <w:p>
@@ -14896,12 +15514,12 @@
     <w:p/>
     <w:p>
       <w:r>
+        <w:t>Otra capacidad importante es el Procesamiento Centralizado de Solicitudes SOAP, donde el servidor WCF recibe peticiones provenientes de los distintos clientes, procesa las operaciones solicitadas y devuelve respuestas XML SOAP con los resultados correspondientes. Esta funcionalidad garantiza interoperabilidad y comunicación uniforme entre todas las plataformas conectadas.</w:t>
+      </w:r>
+    </w:p>
+    <w:p>
+      <w:r>
         <w:lastRenderedPageBreak/>
-        <w:t>Otra capacidad importante es el Procesamiento Centralizado de Solicitudes SOAP, donde el servidor WCF recibe peticiones provenientes de los distintos clientes, procesa las operaciones solicitadas y devuelve respuestas XML SOAP con los resultados correspondientes. Esta funcionalidad garantiza interoperabilidad y comunicación uniforme entre todas las plataformas conectadas.</w:t>
-      </w:r>
-    </w:p>
-    <w:p>
-      <w:r>
         <w:t>Finalmente, el sistema implementa un modelo de Consumo SOAP Multiplataforma, permitiendo que distintos clientes —consola, escritorio, web y móvil— consuman los mismos servicios web SOAP centralizados. Esto garantiza reutilización de lógica, consistencia en resultados y funcionamiento uniforme entre todas las plataformas conectadas al sistema.</w:t>
       </w:r>
     </w:p>
@@ -14917,13 +15535,23 @@
     </w:p>
     <w:p>
       <w:r>
-        <w:t>• Cliente Escritorio Windows Forms</w:t>
-      </w:r>
-    </w:p>
-    <w:p>
-      <w:r>
-        <w:t>• Cliente Web ASP.NET Web Forms</w:t>
-      </w:r>
+        <w:t xml:space="preserve">• Cliente Escritorio Windows </w:t>
+      </w:r>
+      <w:proofErr w:type="spellStart"/>
+      <w:r>
+        <w:t>Forms</w:t>
+      </w:r>
+      <w:proofErr w:type="spellEnd"/>
+    </w:p>
+    <w:p>
+      <w:r>
+        <w:t xml:space="preserve">• Cliente Web ASP.NET Web </w:t>
+      </w:r>
+      <w:proofErr w:type="spellStart"/>
+      <w:r>
+        <w:t>Forms</w:t>
+      </w:r>
+      <w:proofErr w:type="spellEnd"/>
     </w:p>
     <w:p>
       <w:r>
@@ -15042,7 +15670,6 @@
           <w:noProof/>
           <w:lang w:val="es-EC" w:eastAsia="es-EC"/>
         </w:rPr>
-        <w:lastRenderedPageBreak/>
         <mc:AlternateContent>
           <mc:Choice Requires="wps">
             <w:drawing>
@@ -15136,13 +15763,41 @@
     </w:p>
     <w:p>
       <w:r>
-        <w:t>El sistema de conversión de unidades operará bajo una arquitectura cliente-servidor utilizando servicios web SOAP desarrollados con .NET y Windows Communication Foundation (WCF). La solución funcionará en un entorno local mediante localhost, permitiendo la comunicación entre el servidor y los diferentes clientes implementados (consola, escritorio, web y móvil).</w:t>
-      </w:r>
-    </w:p>
-    <w:p>
-      <w:r>
-        <w:t>El sistema requiere un entorno de ejecución estable que permita procesar conversiones de longitud, masa y temperatura de forma inmediata y precisa. La lógica de negocio estará centralizada en un servidor WCF ejecutado desde Visual Studio, mientras que los clientes consumirán los servicios SOAP mediante solicitudes XML HTTP.</w:t>
-      </w:r>
+        <w:t xml:space="preserve">El sistema de conversión de unidades operará bajo una arquitectura cliente-servidor utilizando servicios web SOAP desarrollados con .NET y Windows </w:t>
+      </w:r>
+      <w:proofErr w:type="spellStart"/>
+      <w:r>
+        <w:t>Communication</w:t>
+      </w:r>
+      <w:proofErr w:type="spellEnd"/>
+      <w:r>
+        <w:t xml:space="preserve"> </w:t>
+      </w:r>
+      <w:proofErr w:type="spellStart"/>
+      <w:r>
+        <w:t>Foundation</w:t>
+      </w:r>
+      <w:proofErr w:type="spellEnd"/>
+      <w:r>
+        <w:t xml:space="preserve"> (WCF). La solución funcionará en un entorno local mediante localhost, </w:t>
+      </w:r>
+      <w:r>
+        <w:lastRenderedPageBreak/>
+        <w:t>permitiendo la comunicación entre el servidor y los diferentes clientes implementados (consola, escritorio, web y móvil).</w:t>
+      </w:r>
+    </w:p>
+    <w:p>
+      <w:r>
+        <w:t xml:space="preserve">El sistema requiere un entorno de ejecución estable que permita procesar conversiones de longitud, masa y temperatura de forma inmediata y precisa. La lógica de negocio estará centralizada en un servidor WCF ejecutado desde Visual Studio, mientras que los clientes consumirán los servicios </w:t>
+      </w:r>
+      <w:proofErr w:type="gramStart"/>
+      <w:r>
+        <w:t xml:space="preserve">SOAP </w:t>
+      </w:r>
+      <w:r>
+        <w:t>.</w:t>
+      </w:r>
+      <w:proofErr w:type="gramEnd"/>
     </w:p>
     <w:p>
       <w:r>
@@ -15161,18 +15816,44 @@
     </w:p>
     <w:p>
       <w:r>
-        <w:t>• WCF (Windows Communication Foundation)</w:t>
-      </w:r>
-    </w:p>
-    <w:p>
-      <w:r>
-        <w:t>• ASP.NET Web Forms</w:t>
-      </w:r>
-    </w:p>
-    <w:p>
-      <w:r>
-        <w:t>• Windows Forms</w:t>
-      </w:r>
+        <w:t xml:space="preserve">• WCF (Windows </w:t>
+      </w:r>
+      <w:proofErr w:type="spellStart"/>
+      <w:r>
+        <w:t>Communication</w:t>
+      </w:r>
+      <w:proofErr w:type="spellEnd"/>
+      <w:r>
+        <w:t xml:space="preserve"> </w:t>
+      </w:r>
+      <w:proofErr w:type="spellStart"/>
+      <w:r>
+        <w:t>Foundation</w:t>
+      </w:r>
+      <w:proofErr w:type="spellEnd"/>
+      <w:r>
+        <w:t>)</w:t>
+      </w:r>
+    </w:p>
+    <w:p>
+      <w:r>
+        <w:t xml:space="preserve">• ASP.NET Web </w:t>
+      </w:r>
+      <w:proofErr w:type="spellStart"/>
+      <w:r>
+        <w:t>Forms</w:t>
+      </w:r>
+      <w:proofErr w:type="spellEnd"/>
+    </w:p>
+    <w:p>
+      <w:r>
+        <w:t xml:space="preserve">• Windows </w:t>
+      </w:r>
+      <w:proofErr w:type="spellStart"/>
+      <w:r>
+        <w:t>Forms</w:t>
+      </w:r>
+      <w:proofErr w:type="spellEnd"/>
     </w:p>
     <w:p>
       <w:r>
@@ -15191,11 +15872,6 @@
     </w:p>
     <w:p>
       <w:r>
-        <w:t>• HTTP</w:t>
-      </w:r>
-    </w:p>
-    <w:p>
-      <w:r>
         <w:t>El sistema no requiere base de datos, ya que las conversiones se realizan en tiempo real y los resultados no necesitan persistencia permanente.</w:t>
       </w:r>
     </w:p>
@@ -15212,11 +15888,6 @@
     <w:p>
       <w:r>
         <w:t>• XML</w:t>
-      </w:r>
-    </w:p>
-    <w:p>
-      <w:r>
-        <w:t>• HTTP</w:t>
       </w:r>
     </w:p>
     <w:p>
@@ -15287,28 +15958,31 @@
       <w:bookmarkStart w:id="28" w:name="_Toc229416154"/>
       <w:bookmarkEnd w:id="27"/>
       <w:r>
+        <w:t>7.</w:t>
+      </w:r>
+      <w:r>
+        <w:t>4</w:t>
+      </w:r>
+      <w:r>
+        <w:t xml:space="preserve"> </w:t>
+      </w:r>
+      <w:r>
+        <w:t>Características de los Usuarios</w:t>
+      </w:r>
+      <w:bookmarkEnd w:id="28"/>
+    </w:p>
+    <w:p>
+      <w:r>
+        <w:t>Los usuarios del sistema de conversión de unidades de longitud, masa y temperatura están conformados principalmente por estudiantes, docentes, personal técnico y usuarios en general que requieren realizar conversiones rápidas, precisas y confiables entre diferentes unidades de medida.</w:t>
+      </w:r>
+    </w:p>
+    <w:p>
+      <w:r>
+        <w:t xml:space="preserve">El sistema está diseñado para ser intuitivo, sencillo y fácil de utilizar, por lo que el nivel </w:t>
+      </w:r>
+      <w:r>
         <w:lastRenderedPageBreak/>
-        <w:t>7.</w:t>
-      </w:r>
-      <w:r>
-        <w:t>4</w:t>
-      </w:r>
-      <w:r>
-        <w:t xml:space="preserve"> </w:t>
-      </w:r>
-      <w:r>
-        <w:t>Características de los Usuarios</w:t>
-      </w:r>
-      <w:bookmarkEnd w:id="28"/>
-    </w:p>
-    <w:p>
-      <w:r>
-        <w:t>Los usuarios del sistema de conversión de unidades de longitud, masa y temperatura están conformados principalmente por estudiantes, docentes, personal técnico y usuarios en general que requieren realizar conversiones rápidas, precisas y confiables entre diferentes unidades de medida.</w:t>
-      </w:r>
-    </w:p>
-    <w:p>
-      <w:r>
-        <w:t>El sistema está diseñado para ser intuitivo, sencillo y fácil de utilizar, por lo que el nivel de conocimiento informático requerido es básico. Los usuarios únicamente deberán interactuar con interfaces gráficas simples o menús básicos dentro de los diferentes clientes implementados (consola, escritorio, web y móvil).</w:t>
+        <w:t>de conocimiento informático requerido es básico. Los usuarios únicamente deberán interactuar con interfaces gráficas simples o menús básicos dentro de los diferentes clientes implementados (consola, escritorio, web y móvil).</w:t>
       </w:r>
     </w:p>
     <w:p>
@@ -15398,13 +16072,23 @@
     </w:p>
     <w:p>
       <w:r>
-        <w:t>• Cliente Escritorio Windows Forms</w:t>
-      </w:r>
-    </w:p>
-    <w:p>
-      <w:r>
-        <w:t>• Cliente Web ASP.NET Web Forms</w:t>
-      </w:r>
+        <w:t xml:space="preserve">• Cliente Escritorio Windows </w:t>
+      </w:r>
+      <w:proofErr w:type="spellStart"/>
+      <w:r>
+        <w:t>Forms</w:t>
+      </w:r>
+      <w:proofErr w:type="spellEnd"/>
+    </w:p>
+    <w:p>
+      <w:r>
+        <w:t xml:space="preserve">• Cliente Web ASP.NET Web </w:t>
+      </w:r>
+      <w:proofErr w:type="spellStart"/>
+      <w:r>
+        <w:t>Forms</w:t>
+      </w:r>
+      <w:proofErr w:type="spellEnd"/>
     </w:p>
     <w:p>
       <w:r>
@@ -15433,7 +16117,6 @@
       </w:pPr>
       <w:bookmarkStart w:id="29" w:name="_Toc221056210"/>
       <w:r>
-        <w:lastRenderedPageBreak/>
         <w:t xml:space="preserve">Tabla </w:t>
       </w:r>
       <w:r>
@@ -15687,6 +16370,7 @@
                 <w:szCs w:val="24"/>
                 <w:lang w:val="es-EC" w:eastAsia="es-EC"/>
               </w:rPr>
+              <w:lastRenderedPageBreak/>
               <w:t>Habilidades</w:t>
             </w:r>
           </w:p>
@@ -16563,8 +17247,8 @@
         <w:tblLook w:val="04A0" w:firstRow="1" w:lastRow="0" w:firstColumn="1" w:lastColumn="0" w:noHBand="0" w:noVBand="1"/>
       </w:tblPr>
       <w:tblGrid>
-        <w:gridCol w:w="1705"/>
-        <w:gridCol w:w="7715"/>
+        <w:gridCol w:w="1733"/>
+        <w:gridCol w:w="7687"/>
       </w:tblGrid>
       <w:tr>
         <w:trPr>
@@ -16875,12 +17559,7 @@
               </w:rPr>
             </w:pPr>
             <w:r>
-              <w:rPr>
-                <w:rFonts w:eastAsia="Times New Roman" w:cs="Arial"/>
-                <w:szCs w:val="24"/>
-                <w:lang w:val="es-EC" w:eastAsia="es-EC"/>
-              </w:rPr>
-              <w:t>Mantiene el servidor SOAP, verifica el correcto funcionamiento de las conversiones, monitorea conexiones, administra la base de datos ConversionDB y asegura la estabilidad del sistema.</w:t>
+              <w:t>Mantiene el servidor SOAP, verifica el correcto funcionamiento de las conversiones, monitorea conexiones y asegura la estabilidad del sistema de conversión.</w:t>
             </w:r>
           </w:p>
         </w:tc>
@@ -16893,13 +17572,32 @@
       </w:pPr>
       <w:bookmarkStart w:id="34" w:name="_Toc229416155"/>
       <w:r>
+        <w:t xml:space="preserve">7.5 </w:t>
+      </w:r>
+      <w:r>
+        <w:t>Interfaces Externas</w:t>
+      </w:r>
+      <w:bookmarkEnd w:id="34"/>
+    </w:p>
+    <w:p>
+      <w:pPr>
+        <w:rPr>
+          <w:lang w:val="es-MX"/>
+        </w:rPr>
+      </w:pPr>
+      <w:r>
+        <w:rPr>
+          <w:lang w:val="es-MX"/>
+        </w:rPr>
+        <w:t xml:space="preserve">El sistema de conversión de unidades de longitud, masa y temperatura interactúa con el entorno externo principalmente mediante las interfaces de usuario implementadas en los diferentes clientes del sistema, incluyendo consola, escritorio, web y móvil. Estas interfaces permiten al usuario ingresar valores numéricos, seleccionar operaciones de conversión y visualizar los resultados obtenidos en tiempo real. La interfaz actúa como el </w:t>
+      </w:r>
+      <w:r>
+        <w:rPr>
+          <w:lang w:val="es-MX"/>
+        </w:rPr>
         <w:lastRenderedPageBreak/>
-        <w:t xml:space="preserve">7.5 </w:t>
-      </w:r>
-      <w:r>
-        <w:t>Interfaces Externas</w:t>
-      </w:r>
-      <w:bookmarkEnd w:id="34"/>
+        <w:t>principal medio de comunicación entre el usuario y la lógica de procesamiento implementada en el servidor SOAP, garantizando una interacción clara, sencilla e intuitiva.</w:t>
+      </w:r>
     </w:p>
     <w:p>
       <w:pPr>
@@ -16911,7 +17609,7 @@
         <w:rPr>
           <w:lang w:val="es-MX"/>
         </w:rPr>
-        <w:t>El sistema de conversión de unidades de longitud, masa y temperatura interactúa con el entorno externo principalmente mediante las interfaces de usuario implementadas en los diferentes clientes del sistema, incluyendo consola, escritorio, web y móvil. Estas interfaces permiten al usuario ingresar valores numéricos, seleccionar operaciones de conversión y visualizar los resultados obtenidos en tiempo real. La interfaz actúa como el principal medio de comunicación entre el usuario y la lógica de procesamiento implementada en el servidor SOAP, garantizando una interacción clara, sencilla e intuitiva.</w:t>
+        <w:t>El sistema define mecanismos específicos para el ingreso y validación de datos, asegurando que únicamente se procesen valores válidos dentro de las operaciones de conversión. Asimismo, la lógica interna del sistema recibe las solicitudes enviadas desde los clientes, procesa las fórmulas matemáticas correspondientes para conversiones de longitud, masa y temperatura y devuelve resultados precisos mediante comunicación SOAP basada en XML.</w:t>
       </w:r>
     </w:p>
     <w:p>
@@ -16920,19 +17618,19 @@
           <w:lang w:val="es-MX"/>
         </w:rPr>
       </w:pPr>
-      <w:r>
+    </w:p>
+    <w:p>
+      <w:pPr>
         <w:rPr>
           <w:lang w:val="es-MX"/>
         </w:rPr>
-        <w:t>El sistema define mecanismos específicos para el ingreso y validación de datos, asegurando que únicamente se procesen valores válidos dentro de las operaciones de conversión. Asimismo, la lógica interna del sistema recibe las solicitudes enviadas desde los clientes, procesa las fórmulas matemáticas correspondientes para conversiones de longitud, masa y temperatura y devuelve resultados precisos mediante comunicación SOAP basada en XML y HTTP.</w:t>
-      </w:r>
-    </w:p>
-    <w:p>
-      <w:pPr>
+      </w:pPr>
+      <w:r>
         <w:rPr>
           <w:lang w:val="es-MX"/>
         </w:rPr>
-      </w:pPr>
+        <w:t>Adicionalmente, el sistema interactúa con componentes y bibliotecas propias de la plataforma .NET, permitiendo ejecutar cálculos optimizados y precisos para garantizar exactitud en cada conversión realizada.</w:t>
+      </w:r>
     </w:p>
     <w:p>
       <w:pPr>
@@ -16944,7 +17642,7 @@
         <w:rPr>
           <w:lang w:val="es-MX"/>
         </w:rPr>
-        <w:t>Adicionalmente, el sistema interactúa con componentes y bibliotecas propias de la plataforma .NET, permitiendo ejecutar cálculos optimizados y precisos para garantizar exactitud en cada conversión realizada.</w:t>
+        <w:t>La comunicación entre el servidor y los clientes se realiza mediante servicios web SOAP implementados con WCF, permitiendo interoperabilidad entre los distintos tipos de aplicaciones desarrolladas:</w:t>
       </w:r>
     </w:p>
     <w:p>
@@ -16957,7 +17655,7 @@
         <w:rPr>
           <w:lang w:val="es-MX"/>
         </w:rPr>
-        <w:t>La comunicación entre el servidor y los clientes se realiza mediante servicios web SOAP implementados con WCF, permitiendo interoperabilidad entre los distintos tipos de aplicaciones desarrolladas:</w:t>
+        <w:t>• Cliente Consola</w:t>
       </w:r>
     </w:p>
     <w:p>
@@ -16970,34 +17668,37 @@
         <w:rPr>
           <w:lang w:val="es-MX"/>
         </w:rPr>
-        <w:t>• Cliente Consola</w:t>
-      </w:r>
-    </w:p>
-    <w:p>
-      <w:pPr>
+        <w:t xml:space="preserve">• Cliente Escritorio Windows </w:t>
+      </w:r>
+      <w:proofErr w:type="spellStart"/>
+      <w:r>
         <w:rPr>
           <w:lang w:val="es-MX"/>
         </w:rPr>
-      </w:pPr>
-      <w:r>
+        <w:t>Forms</w:t>
+      </w:r>
+      <w:proofErr w:type="spellEnd"/>
+    </w:p>
+    <w:p>
+      <w:pPr>
         <w:rPr>
           <w:lang w:val="es-MX"/>
         </w:rPr>
-        <w:t>• Cliente Escritorio Windows Forms</w:t>
-      </w:r>
-    </w:p>
-    <w:p>
-      <w:pPr>
+      </w:pPr>
+      <w:r>
         <w:rPr>
           <w:lang w:val="es-MX"/>
         </w:rPr>
-      </w:pPr>
+        <w:t xml:space="preserve">• Cliente Web ASP.NET Web </w:t>
+      </w:r>
+      <w:proofErr w:type="spellStart"/>
       <w:r>
         <w:rPr>
           <w:lang w:val="es-MX"/>
         </w:rPr>
-        <w:t>• Cliente Web ASP.NET Web Forms</w:t>
-      </w:r>
+        <w:t>Forms</w:t>
+      </w:r>
+      <w:proofErr w:type="spellEnd"/>
     </w:p>
     <w:p>
       <w:pPr>
@@ -17102,8 +17803,53 @@
         <w:rPr>
           <w:lang w:val="es-MX"/>
         </w:rPr>
+        <w:t>El sistema podrá ejecutarse sobre sistemas operativos compatibles con .NET, incluyendo:</w:t>
+      </w:r>
+    </w:p>
+    <w:p>
+      <w:pPr>
+        <w:rPr>
+          <w:lang w:val="es-MX"/>
+        </w:rPr>
+      </w:pPr>
+      <w:r>
+        <w:rPr>
+          <w:lang w:val="es-MX"/>
+        </w:rPr>
+        <w:t>• Windows</w:t>
+      </w:r>
+    </w:p>
+    <w:p>
+      <w:pPr>
+        <w:rPr>
+          <w:lang w:val="es-MX"/>
+        </w:rPr>
+      </w:pPr>
+      <w:r>
+        <w:rPr>
+          <w:lang w:val="es-MX"/>
+        </w:rPr>
+        <w:t>• Android</w:t>
+      </w:r>
+    </w:p>
+    <w:p>
+      <w:pPr>
+        <w:rPr>
+          <w:lang w:val="es-MX"/>
+        </w:rPr>
+      </w:pPr>
+      <w:r>
+        <w:rPr>
+          <w:lang w:val="es-MX"/>
+        </w:rPr>
+        <w:t xml:space="preserve">La arquitectura implementada utiliza un modelo cliente-servidor basado en SOAP mediante WCF, por lo que los clientes deberán mantener conectividad local con el </w:t>
+      </w:r>
+      <w:r>
+        <w:rPr>
+          <w:lang w:val="es-MX"/>
+        </w:rPr>
         <w:lastRenderedPageBreak/>
-        <w:t>El sistema podrá ejecutarse sobre sistemas operativos compatibles con .NET, incluyendo:</w:t>
+        <w:t>servidor utilizando localhost o 10.0.2.2 en el caso del cliente móvil Android ejecutado en emulador. Aunque el sistema opera principalmente en entorno local, se requiere disponibilidad del servidor SOAP para procesar solicitudes de conversión.</w:t>
       </w:r>
     </w:p>
     <w:p>
@@ -17112,12 +17858,13 @@
           <w:lang w:val="es-MX"/>
         </w:rPr>
       </w:pPr>
-      <w:r>
+    </w:p>
+    <w:p>
+      <w:pPr>
         <w:rPr>
           <w:lang w:val="es-MX"/>
         </w:rPr>
-        <w:t>• Windows</w:t>
-      </w:r>
+      </w:pPr>
     </w:p>
     <w:p>
       <w:pPr>
@@ -17125,12 +17872,13 @@
           <w:lang w:val="es-MX"/>
         </w:rPr>
       </w:pPr>
-      <w:r>
+    </w:p>
+    <w:p>
+      <w:pPr>
         <w:rPr>
           <w:lang w:val="es-MX"/>
         </w:rPr>
-        <w:t>• Android</w:t>
-      </w:r>
+      </w:pPr>
     </w:p>
     <w:p>
       <w:pPr>
@@ -17142,7 +17890,7 @@
         <w:rPr>
           <w:lang w:val="es-MX"/>
         </w:rPr>
-        <w:t>La arquitectura implementada utiliza un modelo cliente-servidor basado en SOAP mediante WCF, por lo que los clientes deberán mantener conectividad local con el servidor utilizando localhost o 10.0.2.2 en el caso del cliente móvil Android ejecutado en emulador. Aunque el sistema opera principalmente en entorno local, se requiere disponibilidad del servidor SOAP para procesar solicitudes de conversión.</w:t>
+        <w:t>El desarrollo del sistema debe realizarse utilizando tecnologías compatibles con:</w:t>
       </w:r>
     </w:p>
     <w:p>
@@ -17151,13 +17899,12 @@
           <w:lang w:val="es-MX"/>
         </w:rPr>
       </w:pPr>
-    </w:p>
-    <w:p>
-      <w:pPr>
+      <w:r>
         <w:rPr>
           <w:lang w:val="es-MX"/>
         </w:rPr>
-      </w:pPr>
+        <w:t>• .NET Framework</w:t>
+      </w:r>
     </w:p>
     <w:p>
       <w:pPr>
@@ -17165,13 +17912,12 @@
           <w:lang w:val="es-MX"/>
         </w:rPr>
       </w:pPr>
-    </w:p>
-    <w:p>
-      <w:pPr>
+      <w:r>
         <w:rPr>
           <w:lang w:val="es-MX"/>
         </w:rPr>
-      </w:pPr>
+        <w:t>• WCF</w:t>
+      </w:r>
     </w:p>
     <w:p>
       <w:pPr>
@@ -17183,34 +17929,37 @@
         <w:rPr>
           <w:lang w:val="es-MX"/>
         </w:rPr>
-        <w:t>El desarrollo del sistema debe realizarse utilizando tecnologías compatibles con:</w:t>
-      </w:r>
-    </w:p>
-    <w:p>
-      <w:pPr>
+        <w:t xml:space="preserve">• ASP.NET Web </w:t>
+      </w:r>
+      <w:proofErr w:type="spellStart"/>
+      <w:r>
         <w:rPr>
           <w:lang w:val="es-MX"/>
         </w:rPr>
-      </w:pPr>
-      <w:r>
+        <w:t>Forms</w:t>
+      </w:r>
+      <w:proofErr w:type="spellEnd"/>
+    </w:p>
+    <w:p>
+      <w:pPr>
         <w:rPr>
           <w:lang w:val="es-MX"/>
         </w:rPr>
-        <w:t>• .NET Framework</w:t>
-      </w:r>
-    </w:p>
-    <w:p>
-      <w:pPr>
+      </w:pPr>
+      <w:r>
         <w:rPr>
           <w:lang w:val="es-MX"/>
         </w:rPr>
-      </w:pPr>
+        <w:t xml:space="preserve">• Windows </w:t>
+      </w:r>
+      <w:proofErr w:type="spellStart"/>
       <w:r>
         <w:rPr>
           <w:lang w:val="es-MX"/>
         </w:rPr>
-        <w:t>• WCF</w:t>
-      </w:r>
+        <w:t>Forms</w:t>
+      </w:r>
+      <w:proofErr w:type="spellEnd"/>
     </w:p>
     <w:p>
       <w:pPr>
@@ -17222,7 +17971,7 @@
         <w:rPr>
           <w:lang w:val="es-MX"/>
         </w:rPr>
-        <w:t>• ASP.NET Web Forms</w:t>
+        <w:t>• .NET MAUI</w:t>
       </w:r>
     </w:p>
     <w:p>
@@ -17235,7 +17984,7 @@
         <w:rPr>
           <w:lang w:val="es-MX"/>
         </w:rPr>
-        <w:t>• Windows Forms</w:t>
+        <w:t>• SOAP</w:t>
       </w:r>
     </w:p>
     <w:p>
@@ -17248,7 +17997,7 @@
         <w:rPr>
           <w:lang w:val="es-MX"/>
         </w:rPr>
-        <w:t>• .NET MAUI</w:t>
+        <w:t>• XML</w:t>
       </w:r>
     </w:p>
     <w:p>
@@ -17257,50 +18006,32 @@
           <w:lang w:val="es-MX"/>
         </w:rPr>
       </w:pPr>
-      <w:r>
+    </w:p>
+    <w:p>
+      <w:pPr>
         <w:rPr>
           <w:lang w:val="es-MX"/>
         </w:rPr>
-        <w:t>• SOAP</w:t>
-      </w:r>
-    </w:p>
-    <w:p>
-      <w:pPr>
+      </w:pPr>
+      <w:r>
         <w:rPr>
           <w:lang w:val="es-MX"/>
         </w:rPr>
-      </w:pPr>
+        <w:t xml:space="preserve">No se permitirá el uso de </w:t>
+      </w:r>
+      <w:proofErr w:type="spellStart"/>
       <w:r>
         <w:rPr>
           <w:lang w:val="es-MX"/>
         </w:rPr>
-        <w:t>• XML</w:t>
-      </w:r>
-    </w:p>
-    <w:p>
-      <w:pPr>
+        <w:t>frameworks</w:t>
+      </w:r>
+      <w:proofErr w:type="spellEnd"/>
+      <w:r>
         <w:rPr>
           <w:lang w:val="es-MX"/>
         </w:rPr>
-      </w:pPr>
-      <w:r>
-        <w:rPr>
-          <w:lang w:val="es-MX"/>
-        </w:rPr>
-        <w:t>• HTTP</w:t>
-      </w:r>
-    </w:p>
-    <w:p>
-      <w:pPr>
-        <w:rPr>
-          <w:lang w:val="es-MX"/>
-        </w:rPr>
-      </w:pPr>
-      <w:r>
-        <w:rPr>
-          <w:lang w:val="es-MX"/>
-        </w:rPr>
-        <w:t>No se permitirá el uso de frameworks o tecnologías que alteren la arquitectura cliente-servidor definida para el proyecto.</w:t>
+        <w:t xml:space="preserve"> o tecnologías que alteren la arquitectura cliente-servidor definida para el proyecto.</w:t>
       </w:r>
     </w:p>
     <w:p>
@@ -17432,8 +18163,14 @@
         <w:rPr>
           <w:lang w:val="es-MX"/>
         </w:rPr>
+        <w:t xml:space="preserve">En el sistema de conversión de unidades de longitud, masa y temperatura se establecen diversas suposiciones y dependencias técnicas que condicionan su correcto funcionamiento dentro de la arquitectura cliente-servidor implementada mediante servicios SOAP en .NET utilizando WCF. Se asume que los dispositivos utilizados por los usuarios cuentan con las capacidades mínimas de hardware y software necesarias para ejecutar correctamente los clientes de consola, escritorio, web y móvil, así como mantener </w:t>
+      </w:r>
+      <w:r>
+        <w:rPr>
+          <w:lang w:val="es-MX"/>
+        </w:rPr>
         <w:lastRenderedPageBreak/>
-        <w:t>En el sistema de conversión de unidades de longitud, masa y temperatura se establecen diversas suposiciones y dependencias técnicas que condicionan su correcto funcionamiento dentro de la arquitectura cliente-servidor implementada mediante servicios SOAP en .NET utilizando WCF. Se asume que los dispositivos utilizados por los usuarios cuentan con las capacidades mínimas de hardware y software necesarias para ejecutar correctamente los clientes de consola, escritorio, web y móvil, así como mantener comunicación estable con el servidor SOAP ejecutado localmente en Visual Studio.</w:t>
+        <w:t>comunicación estable con el servidor SOAP ejecutado localmente en Visual Studio.</w:t>
       </w:r>
     </w:p>
     <w:p>
@@ -17531,32 +18268,48 @@
         <w:rPr>
           <w:lang w:val="es-MX"/>
         </w:rPr>
-        <w:t>Windows Forms</w:t>
-      </w:r>
-    </w:p>
-    <w:p>
-      <w:pPr>
+        <w:t xml:space="preserve">Windows </w:t>
+      </w:r>
+      <w:proofErr w:type="spellStart"/>
+      <w:r>
         <w:rPr>
           <w:lang w:val="es-MX"/>
         </w:rPr>
-      </w:pPr>
-      <w:r>
+        <w:t>Forms</w:t>
+      </w:r>
+      <w:proofErr w:type="spellEnd"/>
+    </w:p>
+    <w:p>
+      <w:pPr>
         <w:rPr>
           <w:lang w:val="es-MX"/>
         </w:rPr>
-        <w:t>ASP.NET Web Forms</w:t>
-      </w:r>
-    </w:p>
-    <w:p>
-      <w:pPr>
+      </w:pPr>
+      <w:r>
         <w:rPr>
           <w:lang w:val="es-MX"/>
         </w:rPr>
-      </w:pPr>
+        <w:t xml:space="preserve">ASP.NET Web </w:t>
+      </w:r>
+      <w:proofErr w:type="spellStart"/>
       <w:r>
         <w:rPr>
           <w:lang w:val="es-MX"/>
         </w:rPr>
+        <w:t>Forms</w:t>
+      </w:r>
+      <w:proofErr w:type="spellEnd"/>
+    </w:p>
+    <w:p>
+      <w:pPr>
+        <w:rPr>
+          <w:lang w:val="es-MX"/>
+        </w:rPr>
+      </w:pPr>
+      <w:r>
+        <w:rPr>
+          <w:lang w:val="es-MX"/>
+        </w:rPr>
         <w:t>.NET MAUI</w:t>
       </w:r>
     </w:p>
@@ -17596,7 +18349,7 @@
         <w:rPr>
           <w:lang w:val="es-MX"/>
         </w:rPr>
-        <w:t>HTTP</w:t>
+        <w:t>Cualquier cambio o actualización significativa en estas tecnologías podría requerir ajustes en la configuración, compatibilidad o implementación del sistema.</w:t>
       </w:r>
     </w:p>
     <w:p>
@@ -17609,7 +18362,7 @@
         <w:rPr>
           <w:lang w:val="es-MX"/>
         </w:rPr>
-        <w:t>Cualquier cambio o actualización significativa en estas tecnologías podría requerir ajustes en la configuración, compatibilidad o implementación del sistema.</w:t>
+        <w:t>Adicionalmente, se asume que el servidor SOAP permanecerá disponible durante la ejecución del sistema, ya que los diferentes clientes dependen de este componente para procesar las conversiones solicitadas. El sistema funcionará principalmente en entorno local utilizando localhost para la comunicación entre el servidor y los clientes. En el caso del cliente móvil MAUI Android, se utilizará la dirección 10.0.2.2 para acceder al servidor local desde el emulador Android.</w:t>
       </w:r>
     </w:p>
     <w:p>
@@ -17622,7 +18375,7 @@
         <w:rPr>
           <w:lang w:val="es-MX"/>
         </w:rPr>
-        <w:t>Adicionalmente, se asume que el servidor SOAP permanecerá disponible durante la ejecución del sistema, ya que los diferentes clientes dependen de este componente para procesar las conversiones solicitadas. El sistema funcionará principalmente en entorno local utilizando localhost para la comunicación entre el servidor y los clientes. En el caso del cliente móvil MAUI Android, se utilizará la dirección 10.0.2.2 para acceder al servidor local desde el emulador Android.</w:t>
+        <w:t>También se asume que:</w:t>
       </w:r>
     </w:p>
     <w:p>
@@ -17635,7 +18388,7 @@
         <w:rPr>
           <w:lang w:val="es-MX"/>
         </w:rPr>
-        <w:t>También se asume que:</w:t>
+        <w:t>Las referencias de servicio SOAP estarán correctamente configuradas en cada cliente.</w:t>
       </w:r>
     </w:p>
     <w:p>
@@ -17648,7 +18401,7 @@
         <w:rPr>
           <w:lang w:val="es-MX"/>
         </w:rPr>
-        <w:t>Las referencias de servicio SOAP estarán correctamente configuradas en cada cliente.</w:t>
+        <w:t>Los puertos utilizados por el servidor no serán bloqueados por el firewall del sistema operativo.</w:t>
       </w:r>
     </w:p>
     <w:p>
@@ -17661,7 +18414,7 @@
         <w:rPr>
           <w:lang w:val="es-MX"/>
         </w:rPr>
-        <w:t>Los puertos utilizados por el servidor no serán bloqueados por el firewall del sistema operativo.</w:t>
+        <w:t>La conexión local entre clientes y servidor se mantendrá activa durante las pruebas y ejecución del sistema.</w:t>
       </w:r>
     </w:p>
     <w:p>
@@ -17674,20 +18427,6 @@
         <w:rPr>
           <w:lang w:val="es-MX"/>
         </w:rPr>
-        <w:t>La conexión local entre clientes y servidor se mantendrá activa durante las pruebas y ejecución del sistema.</w:t>
-      </w:r>
-    </w:p>
-    <w:p>
-      <w:pPr>
-        <w:rPr>
-          <w:lang w:val="es-MX"/>
-        </w:rPr>
-      </w:pPr>
-      <w:r>
-        <w:rPr>
-          <w:lang w:val="es-MX"/>
-        </w:rPr>
-        <w:lastRenderedPageBreak/>
         <w:t>El entorno Visual Studio tendrá instaladas las cargas de trabajo necesarias para desarrollo web, escritorio y móvil.</w:t>
       </w:r>
     </w:p>
@@ -17770,7 +18509,21 @@
         <w:rPr>
           <w:lang w:val="es-MX"/>
         </w:rPr>
-        <w:t>La interfaz web deberá ser limpia, responsiva y fácil de utilizar, permitiendo al usuario seleccionar el tipo de conversión, ingresar valores numéricos, elegir unidades de origen y destino y visualizar resultados en tiempo real mediante el consumo de servicios SOAP. El cliente de escritorio desarrollado con Windows Forms priorizará rapidez y eficiencia en la interacción, permitiendo realizar conversiones ágiles mediante formularios simples y accesibles.</w:t>
+        <w:t xml:space="preserve">La interfaz web deberá ser limpia, responsiva y fácil de utilizar, permitiendo al usuario seleccionar el tipo de conversión, ingresar valores numéricos, elegir unidades de origen y destino y visualizar resultados en tiempo real mediante el consumo de servicios SOAP. El cliente de escritorio desarrollado con Windows </w:t>
+      </w:r>
+      <w:proofErr w:type="spellStart"/>
+      <w:r>
+        <w:rPr>
+          <w:lang w:val="es-MX"/>
+        </w:rPr>
+        <w:t>Forms</w:t>
+      </w:r>
+      <w:proofErr w:type="spellEnd"/>
+      <w:r>
+        <w:rPr>
+          <w:lang w:val="es-MX"/>
+        </w:rPr>
+        <w:t xml:space="preserve"> priorizará rapidez y eficiencia en la interacción, permitiendo realizar conversiones ágiles mediante formularios simples y accesibles.</w:t>
       </w:r>
     </w:p>
     <w:p>
@@ -18683,6 +19436,7 @@
                 <w:lang w:val="es-EC" w:eastAsia="es-EC"/>
               </w:rPr>
             </w:pPr>
+            <w:proofErr w:type="spellStart"/>
             <w:r>
               <w:rPr>
                 <w:rFonts w:ascii="Times New Roman" w:eastAsia="Times New Roman" w:hAnsi="Times New Roman" w:cs="Times New Roman"/>
@@ -18691,6 +19445,7 @@
               </w:rPr>
               <w:t>Genius</w:t>
             </w:r>
+            <w:proofErr w:type="spellEnd"/>
           </w:p>
         </w:tc>
         <w:tc>
@@ -18862,6 +19617,7 @@
                 <w:lang w:val="es-EC" w:eastAsia="es-EC"/>
               </w:rPr>
             </w:pPr>
+            <w:proofErr w:type="spellStart"/>
             <w:r>
               <w:rPr>
                 <w:rFonts w:ascii="Times New Roman" w:eastAsia="Times New Roman" w:hAnsi="Times New Roman" w:cs="Times New Roman"/>
@@ -18870,6 +19626,7 @@
               </w:rPr>
               <w:t>Genius</w:t>
             </w:r>
+            <w:proofErr w:type="spellEnd"/>
           </w:p>
         </w:tc>
         <w:tc>
@@ -18897,7 +19654,25 @@
                 <w:szCs w:val="24"/>
                 <w:lang w:val="en-US" w:eastAsia="es-EC"/>
               </w:rPr>
-              <w:t>104/105 teclas, USB, compatible Windows/Linux</w:t>
+              <w:t xml:space="preserve">104/105 </w:t>
+            </w:r>
+            <w:proofErr w:type="spellStart"/>
+            <w:r>
+              <w:rPr>
+                <w:rFonts w:ascii="Times New Roman" w:eastAsia="Times New Roman" w:hAnsi="Times New Roman" w:cs="Times New Roman"/>
+                <w:szCs w:val="24"/>
+                <w:lang w:val="en-US" w:eastAsia="es-EC"/>
+              </w:rPr>
+              <w:t>teclas</w:t>
+            </w:r>
+            <w:proofErr w:type="spellEnd"/>
+            <w:r>
+              <w:rPr>
+                <w:rFonts w:ascii="Times New Roman" w:eastAsia="Times New Roman" w:hAnsi="Times New Roman" w:cs="Times New Roman"/>
+                <w:szCs w:val="24"/>
+                <w:lang w:val="en-US" w:eastAsia="es-EC"/>
+              </w:rPr>
+              <w:t>, USB, compatible Windows/Linux</w:t>
             </w:r>
           </w:p>
         </w:tc>
@@ -18986,7 +19761,6 @@
                 <w:szCs w:val="24"/>
                 <w:lang w:val="es-EC" w:eastAsia="es-EC"/>
               </w:rPr>
-              <w:lastRenderedPageBreak/>
               <w:t>CPU (Estación de Trabajo)</w:t>
             </w:r>
           </w:p>
@@ -19103,7 +19877,16 @@
                 <w:szCs w:val="24"/>
                 <w:lang w:val="es-EC" w:eastAsia="es-EC"/>
               </w:rPr>
-              <w:t>Ejecuta herramientas como Visual Studio 2022, IIS Express, WCF y .NET MAUI durante el desarrollo y pruebas.</w:t>
+              <w:t xml:space="preserve">Ejecuta herramientas como Visual Studio 2022, IIS Express, WCF y .NET MAUI durante el </w:t>
+            </w:r>
+            <w:r>
+              <w:rPr>
+                <w:rFonts w:ascii="Times New Roman" w:eastAsia="Times New Roman" w:hAnsi="Times New Roman" w:cs="Times New Roman"/>
+                <w:szCs w:val="24"/>
+                <w:lang w:val="es-EC" w:eastAsia="es-EC"/>
+              </w:rPr>
+              <w:lastRenderedPageBreak/>
+              <w:t>desarrollo y pruebas.</w:t>
             </w:r>
           </w:p>
         </w:tc>
@@ -19132,6 +19915,7 @@
                 <w:szCs w:val="24"/>
                 <w:lang w:val="es-EC" w:eastAsia="es-EC"/>
               </w:rPr>
+              <w:lastRenderedPageBreak/>
               <w:t>$399</w:t>
             </w:r>
           </w:p>
@@ -19253,7 +20037,25 @@
                 <w:szCs w:val="24"/>
                 <w:lang w:val="es-EC" w:eastAsia="es-EC"/>
               </w:rPr>
-              <w:t>Pantalla 5” o superior, 2GB RAM mínimo, WiFi/4G</w:t>
+              <w:t xml:space="preserve">Pantalla 5” o superior, 2GB RAM mínimo, </w:t>
+            </w:r>
+            <w:proofErr w:type="spellStart"/>
+            <w:r>
+              <w:rPr>
+                <w:rFonts w:ascii="Times New Roman" w:eastAsia="Times New Roman" w:hAnsi="Times New Roman" w:cs="Times New Roman"/>
+                <w:szCs w:val="24"/>
+                <w:lang w:val="es-EC" w:eastAsia="es-EC"/>
+              </w:rPr>
+              <w:t>WiFi</w:t>
+            </w:r>
+            <w:proofErr w:type="spellEnd"/>
+            <w:r>
+              <w:rPr>
+                <w:rFonts w:ascii="Times New Roman" w:eastAsia="Times New Roman" w:hAnsi="Times New Roman" w:cs="Times New Roman"/>
+                <w:szCs w:val="24"/>
+                <w:lang w:val="es-EC" w:eastAsia="es-EC"/>
+              </w:rPr>
+              <w:t>/4G</w:t>
             </w:r>
           </w:p>
         </w:tc>
@@ -19527,7 +20329,25 @@
                 <w:szCs w:val="24"/>
                 <w:lang w:val="es-EC" w:eastAsia="es-EC"/>
               </w:rPr>
-              <w:t>Nombre: Linux Ubuntu Server N.º Especificación: x86_64 N.º Versión: 20.04 LTS Fuente: ubuntu.com Distribución: Open Source Precio: Gratuito</w:t>
+              <w:t xml:space="preserve">Nombre: Linux Ubuntu Server N.º Especificación: x86_64 N.º Versión: 20.04 LTS Fuente: ubuntu.com Distribución: Open </w:t>
+            </w:r>
+            <w:proofErr w:type="spellStart"/>
+            <w:r>
+              <w:rPr>
+                <w:rFonts w:ascii="Times New Roman" w:eastAsia="Times New Roman" w:hAnsi="Times New Roman" w:cs="Times New Roman"/>
+                <w:szCs w:val="24"/>
+                <w:lang w:val="es-EC" w:eastAsia="es-EC"/>
+              </w:rPr>
+              <w:t>Source</w:t>
+            </w:r>
+            <w:proofErr w:type="spellEnd"/>
+            <w:r>
+              <w:rPr>
+                <w:rFonts w:ascii="Times New Roman" w:eastAsia="Times New Roman" w:hAnsi="Times New Roman" w:cs="Times New Roman"/>
+                <w:szCs w:val="24"/>
+                <w:lang w:val="es-EC" w:eastAsia="es-EC"/>
+              </w:rPr>
+              <w:t xml:space="preserve"> Precio: Gratuito</w:t>
             </w:r>
           </w:p>
         </w:tc>
@@ -19616,7 +20436,25 @@
                 <w:szCs w:val="24"/>
                 <w:lang w:val="es-EC" w:eastAsia="es-EC"/>
               </w:rPr>
-              <w:t>Nombre: Microsoft Windows N.º Especificación: NT Kernel N.º Versión: 10 / 11 Fuente: microsoft.com Distribución: Comercial Precio: ~$199 USD</w:t>
+              <w:t xml:space="preserve">Nombre: Microsoft Windows N.º Especificación: NT </w:t>
+            </w:r>
+            <w:proofErr w:type="spellStart"/>
+            <w:r>
+              <w:rPr>
+                <w:rFonts w:ascii="Times New Roman" w:eastAsia="Times New Roman" w:hAnsi="Times New Roman" w:cs="Times New Roman"/>
+                <w:szCs w:val="24"/>
+                <w:lang w:val="es-EC" w:eastAsia="es-EC"/>
+              </w:rPr>
+              <w:t>Kernel</w:t>
+            </w:r>
+            <w:proofErr w:type="spellEnd"/>
+            <w:r>
+              <w:rPr>
+                <w:rFonts w:ascii="Times New Roman" w:eastAsia="Times New Roman" w:hAnsi="Times New Roman" w:cs="Times New Roman"/>
+                <w:szCs w:val="24"/>
+                <w:lang w:val="es-EC" w:eastAsia="es-EC"/>
+              </w:rPr>
+              <w:t xml:space="preserve"> N.º Versión: 10 / 11 Fuente: microsoft.com Distribución: Comercial Precio: ~$199 USD</w:t>
             </w:r>
           </w:p>
         </w:tc>
@@ -19708,7 +20546,43 @@
                 <w:szCs w:val="24"/>
                 <w:lang w:val="es-EC" w:eastAsia="es-EC"/>
               </w:rPr>
-              <w:t>Nombre: Android N.º Especificación: API Level 26+ N.º Versión: 8.0 a 14.0 Fuente: android.com Distribución: Open Source Precio: Gratuito</w:t>
+              <w:t xml:space="preserve">Nombre: Android N.º Especificación: API </w:t>
+            </w:r>
+            <w:proofErr w:type="spellStart"/>
+            <w:r>
+              <w:rPr>
+                <w:rFonts w:ascii="Times New Roman" w:eastAsia="Times New Roman" w:hAnsi="Times New Roman" w:cs="Times New Roman"/>
+                <w:szCs w:val="24"/>
+                <w:lang w:val="es-EC" w:eastAsia="es-EC"/>
+              </w:rPr>
+              <w:t>Level</w:t>
+            </w:r>
+            <w:proofErr w:type="spellEnd"/>
+            <w:r>
+              <w:rPr>
+                <w:rFonts w:ascii="Times New Roman" w:eastAsia="Times New Roman" w:hAnsi="Times New Roman" w:cs="Times New Roman"/>
+                <w:szCs w:val="24"/>
+                <w:lang w:val="es-EC" w:eastAsia="es-EC"/>
+              </w:rPr>
+              <w:t xml:space="preserve"> 26+ N.º Versión: 8.0 a 14.0 Fuente: android.com Distribución: Open </w:t>
+            </w:r>
+            <w:proofErr w:type="spellStart"/>
+            <w:r>
+              <w:rPr>
+                <w:rFonts w:ascii="Times New Roman" w:eastAsia="Times New Roman" w:hAnsi="Times New Roman" w:cs="Times New Roman"/>
+                <w:szCs w:val="24"/>
+                <w:lang w:val="es-EC" w:eastAsia="es-EC"/>
+              </w:rPr>
+              <w:t>Source</w:t>
+            </w:r>
+            <w:proofErr w:type="spellEnd"/>
+            <w:r>
+              <w:rPr>
+                <w:rFonts w:ascii="Times New Roman" w:eastAsia="Times New Roman" w:hAnsi="Times New Roman" w:cs="Times New Roman"/>
+                <w:szCs w:val="24"/>
+                <w:lang w:val="es-EC" w:eastAsia="es-EC"/>
+              </w:rPr>
+              <w:t xml:space="preserve"> Precio: Gratuito</w:t>
             </w:r>
           </w:p>
         </w:tc>
@@ -19889,7 +20763,43 @@
                 <w:szCs w:val="24"/>
                 <w:lang w:val="es-EC" w:eastAsia="es-EC"/>
               </w:rPr>
-              <w:t>Nombre: Visual Studio 2022 N.º Especificación: IDE Platform N.º Versión: 2022 Fuente: visualstudio.microsoft.com Distribución: Community Precio: Gratuito</w:t>
+              <w:t xml:space="preserve">Nombre: Visual Studio 2022 N.º Especificación: IDE </w:t>
+            </w:r>
+            <w:proofErr w:type="spellStart"/>
+            <w:r>
+              <w:rPr>
+                <w:rFonts w:ascii="Times New Roman" w:eastAsia="Times New Roman" w:hAnsi="Times New Roman" w:cs="Times New Roman"/>
+                <w:szCs w:val="24"/>
+                <w:lang w:val="es-EC" w:eastAsia="es-EC"/>
+              </w:rPr>
+              <w:t>Platform</w:t>
+            </w:r>
+            <w:proofErr w:type="spellEnd"/>
+            <w:r>
+              <w:rPr>
+                <w:rFonts w:ascii="Times New Roman" w:eastAsia="Times New Roman" w:hAnsi="Times New Roman" w:cs="Times New Roman"/>
+                <w:szCs w:val="24"/>
+                <w:lang w:val="es-EC" w:eastAsia="es-EC"/>
+              </w:rPr>
+              <w:t xml:space="preserve"> N.º Versión: 2022 Fuente: visualstudio.microsoft.com Distribución: </w:t>
+            </w:r>
+            <w:proofErr w:type="spellStart"/>
+            <w:r>
+              <w:rPr>
+                <w:rFonts w:ascii="Times New Roman" w:eastAsia="Times New Roman" w:hAnsi="Times New Roman" w:cs="Times New Roman"/>
+                <w:szCs w:val="24"/>
+                <w:lang w:val="es-EC" w:eastAsia="es-EC"/>
+              </w:rPr>
+              <w:t>Community</w:t>
+            </w:r>
+            <w:proofErr w:type="spellEnd"/>
+            <w:r>
+              <w:rPr>
+                <w:rFonts w:ascii="Times New Roman" w:eastAsia="Times New Roman" w:hAnsi="Times New Roman" w:cs="Times New Roman"/>
+                <w:szCs w:val="24"/>
+                <w:lang w:val="es-EC" w:eastAsia="es-EC"/>
+              </w:rPr>
+              <w:t xml:space="preserve"> Precio: Gratuito</w:t>
             </w:r>
           </w:p>
         </w:tc>
@@ -19978,7 +20888,25 @@
                 <w:szCs w:val="24"/>
                 <w:lang w:val="es-EC" w:eastAsia="es-EC"/>
               </w:rPr>
-              <w:t>Nombre: WCF / ASP.NET / Windows Forms / .NET MAUI N.º Especificación: Framework .NET N.º Versión: .NET 8 Fuente: microsoft.com Distribución: Microsoft</w:t>
+              <w:t xml:space="preserve">Nombre: WCF / ASP.NET / Windows </w:t>
+            </w:r>
+            <w:proofErr w:type="spellStart"/>
+            <w:r>
+              <w:rPr>
+                <w:rFonts w:ascii="Times New Roman" w:eastAsia="Times New Roman" w:hAnsi="Times New Roman" w:cs="Times New Roman"/>
+                <w:szCs w:val="24"/>
+                <w:lang w:val="es-EC" w:eastAsia="es-EC"/>
+              </w:rPr>
+              <w:t>Forms</w:t>
+            </w:r>
+            <w:proofErr w:type="spellEnd"/>
+            <w:r>
+              <w:rPr>
+                <w:rFonts w:ascii="Times New Roman" w:eastAsia="Times New Roman" w:hAnsi="Times New Roman" w:cs="Times New Roman"/>
+                <w:szCs w:val="24"/>
+                <w:lang w:val="es-EC" w:eastAsia="es-EC"/>
+              </w:rPr>
+              <w:t xml:space="preserve"> / .NET MAUI N.º Especificación: Framework .NET N.º Versión: .NET 8 Fuente: microsoft.com Distribución: Microsoft</w:t>
             </w:r>
           </w:p>
         </w:tc>
@@ -20070,7 +20998,43 @@
                 <w:szCs w:val="24"/>
                 <w:lang w:val="es-EC" w:eastAsia="es-EC"/>
               </w:rPr>
-              <w:t>Nombre: Power Designer Desarrollador: SAP Versión: 16.5 Distribución: Comercial Precio: $99.98</w:t>
+              <w:t xml:space="preserve">Nombre: </w:t>
+            </w:r>
+            <w:proofErr w:type="spellStart"/>
+            <w:r>
+              <w:rPr>
+                <w:rFonts w:ascii="Times New Roman" w:eastAsia="Times New Roman" w:hAnsi="Times New Roman" w:cs="Times New Roman"/>
+                <w:szCs w:val="24"/>
+                <w:lang w:val="es-EC" w:eastAsia="es-EC"/>
+              </w:rPr>
+              <w:t>Power</w:t>
+            </w:r>
+            <w:proofErr w:type="spellEnd"/>
+            <w:r>
+              <w:rPr>
+                <w:rFonts w:ascii="Times New Roman" w:eastAsia="Times New Roman" w:hAnsi="Times New Roman" w:cs="Times New Roman"/>
+                <w:szCs w:val="24"/>
+                <w:lang w:val="es-EC" w:eastAsia="es-EC"/>
+              </w:rPr>
+              <w:t xml:space="preserve"> </w:t>
+            </w:r>
+            <w:proofErr w:type="spellStart"/>
+            <w:r>
+              <w:rPr>
+                <w:rFonts w:ascii="Times New Roman" w:eastAsia="Times New Roman" w:hAnsi="Times New Roman" w:cs="Times New Roman"/>
+                <w:szCs w:val="24"/>
+                <w:lang w:val="es-EC" w:eastAsia="es-EC"/>
+              </w:rPr>
+              <w:t>Designer</w:t>
+            </w:r>
+            <w:proofErr w:type="spellEnd"/>
+            <w:r>
+              <w:rPr>
+                <w:rFonts w:ascii="Times New Roman" w:eastAsia="Times New Roman" w:hAnsi="Times New Roman" w:cs="Times New Roman"/>
+                <w:szCs w:val="24"/>
+                <w:lang w:val="es-EC" w:eastAsia="es-EC"/>
+              </w:rPr>
+              <w:t xml:space="preserve"> Desarrollador: SAP Versión: 16.5 Distribución: Comercial Precio: $99.98</w:t>
             </w:r>
           </w:p>
         </w:tc>
@@ -20119,50 +21083,33 @@
           <w:iCs/>
           <w:lang w:val="es-MX"/>
         </w:rPr>
-        <w:t xml:space="preserve">El sistema de conversión de unidades de longitud, masa y temperatura utiliza principalmente el protocolo HTTP sobre TCP/IP para el intercambio de información entre </w:t>
-      </w:r>
-      <w:r>
+        <w:t>La comunicación entre los módulos del sistema se realiza de forma centralizada y ligera, permitiendo enviar datos como el valor numérico, tipo de conversión, unidad de origen y unidad destino hacia el módulo lógico encargado de ejecutar las fórmulas matemáticas correspondientes para longitud, masa y temperatura.</w:t>
+      </w:r>
+    </w:p>
+    <w:p>
+      <w:pPr>
         <w:rPr>
           <w:i/>
           <w:iCs/>
           <w:lang w:val="es-MX"/>
         </w:rPr>
-        <w:lastRenderedPageBreak/>
-        <w:t>los diferentes clientes y el servidor SOAP encargado de procesar las conversiones. Las solicitudes realizadas desde los clientes de consola, escritorio, web y móvil son enviadas mediante mensajes SOAP en formato XML hacia el servidor implementado con WCF en .NET, el cual procesa las operaciones y devuelve los resultados correspondientes.</w:t>
-      </w:r>
-    </w:p>
-    <w:p>
-      <w:pPr>
+      </w:pPr>
+      <w:r>
         <w:rPr>
           <w:i/>
           <w:iCs/>
           <w:lang w:val="es-MX"/>
         </w:rPr>
-      </w:pPr>
+        <w:t xml:space="preserve">En la implementación distribuida basada en servicios SOAP, el sistema opera utilizando direcciones locales como localhost y conexiones de red local para el acceso desde los diferentes clientes. Para el cliente móvil desarrollado con .NET MAUI se podrá utilizar la </w:t>
+      </w:r>
       <w:r>
         <w:rPr>
           <w:i/>
           <w:iCs/>
           <w:lang w:val="es-MX"/>
         </w:rPr>
-        <w:t>La comunicación entre los módulos del sistema se realiza de forma centralizada y ligera, permitiendo enviar datos como el valor numérico, tipo de conversión, unidad de origen y unidad destino hacia el módulo lógico encargado de ejecutar las fórmulas matemáticas correspondientes para longitud, masa y temperatura.</w:t>
-      </w:r>
-    </w:p>
-    <w:p>
-      <w:pPr>
-        <w:rPr>
-          <w:i/>
-          <w:iCs/>
-          <w:lang w:val="es-MX"/>
-        </w:rPr>
-      </w:pPr>
-      <w:r>
-        <w:rPr>
-          <w:i/>
-          <w:iCs/>
-          <w:lang w:val="es-MX"/>
-        </w:rPr>
-        <w:t>En la implementación distribuida basada en servicios SOAP, el sistema opera utilizando direcciones locales como localhost y conexiones de red local para el acceso desde los diferentes clientes. Para el cliente móvil desarrollado con .NET MAUI se podrá utilizar la dirección IP local del equipo servidor o configuraciones de emulador compatibles con el entorno de pruebas. La arquitectura garantiza baja latencia y procesamiento rápido de las conversiones, permitiendo respuestas inmediatas y consistentes en todas las plataformas conectadas.</w:t>
+        <w:lastRenderedPageBreak/>
+        <w:t>dirección IP local del equipo servidor o configuraciones de emulador compatibles con el entorno de pruebas. La arquitectura garantiza baja latencia y procesamiento rápido de las conversiones, permitiendo respuestas inmediatas y consistentes en todas las plataformas conectadas.</w:t>
       </w:r>
     </w:p>
     <w:p>
@@ -20567,7 +21514,6 @@
                 <w:szCs w:val="24"/>
                 <w:lang w:val="es-EC" w:eastAsia="es-EC"/>
               </w:rPr>
-              <w:lastRenderedPageBreak/>
               <w:t>Comentarios</w:t>
             </w:r>
           </w:p>
@@ -20864,6 +21810,7 @@
                 <w:szCs w:val="24"/>
                 <w:lang w:val="es-EC" w:eastAsia="es-EC"/>
               </w:rPr>
+              <w:lastRenderedPageBreak/>
               <w:t>Importancia</w:t>
             </w:r>
           </w:p>
@@ -21607,7 +22554,7 @@
                 <w:szCs w:val="24"/>
                 <w:lang w:val="es-EC" w:eastAsia="es-EC"/>
               </w:rPr>
-              <w:t>Garantizar que cada conversión realizada desde los diferentes clientes quede almacenada en la base de datos MariaDB, registrando valor original, unidad origen, unidad destino, tipo de conversión y resultado obtenido.</w:t>
+              <w:t>Garantizar que cada conversión realizada desde los diferentes clientes sea registrada temporalmente durante la ejecución del sistema, mostrando el valor original, la unidad de origen, la unidad de destino, el tipo de conversión y el resultado obtenido. El sistema no almacena información de forma persistente.</w:t>
             </w:r>
           </w:p>
         </w:tc>
@@ -22052,7 +22999,6 @@
                 <w:szCs w:val="24"/>
                 <w:lang w:val="es-EC" w:eastAsia="es-EC"/>
               </w:rPr>
-              <w:lastRenderedPageBreak/>
               <w:t>Comentarios</w:t>
             </w:r>
           </w:p>
@@ -22384,6 +23330,7 @@
                 <w:szCs w:val="24"/>
                 <w:lang w:val="es-EC" w:eastAsia="es-EC"/>
               </w:rPr>
+              <w:lastRenderedPageBreak/>
               <w:t>Comentarios</w:t>
             </w:r>
           </w:p>
@@ -22656,7 +23603,7 @@
                 <w:szCs w:val="24"/>
                 <w:lang w:val="es-EC" w:eastAsia="es-EC"/>
               </w:rPr>
-              <w:t>Usuario técnico encargado de la configuración, supervisión y mantenimiento del servidor SOAP, base de datos MariaDB y clientes implementados dentro del sistema de conversión.</w:t>
+              <w:t>Usuario técnico encargado de la configuración, supervisión y mantenimiento del servidor SOAP y de los clientes implementados dentro del sistema de conversión de unidades.</w:t>
             </w:r>
           </w:p>
         </w:tc>
@@ -23391,7 +24338,6 @@
                 <w:szCs w:val="24"/>
                 <w:lang w:val="es-EC" w:eastAsia="es-EC"/>
               </w:rPr>
-              <w:lastRenderedPageBreak/>
               <w:t>RF-02</w:t>
             </w:r>
           </w:p>
@@ -23752,6 +24698,7 @@
                 <w:szCs w:val="24"/>
                 <w:lang w:val="es-EC" w:eastAsia="es-EC"/>
               </w:rPr>
+              <w:lastRenderedPageBreak/>
               <w:t>RF-05</w:t>
             </w:r>
           </w:p>
@@ -24259,7 +25206,7 @@
                 <w:szCs w:val="24"/>
                 <w:lang w:val="es-EC" w:eastAsia="es-EC"/>
               </w:rPr>
-              <w:t>El sistema debe registrar las conversiones realizadas en la base de datos MariaDB almacenando historial de operaciones ejecutadas.</w:t>
+              <w:t>El sistema debe registrar temporalmente las conversiones realizadas durante la ejecución, permitiendo visualizar el historial de operaciones ejecutadas en la sesión actual del sistema.</w:t>
             </w:r>
           </w:p>
         </w:tc>
@@ -24651,16 +25598,7 @@
                 <w:szCs w:val="24"/>
                 <w:lang w:val="es-EC" w:eastAsia="es-EC"/>
               </w:rPr>
-              <w:t xml:space="preserve">El sistema debe permitir recibir un valor numérico y realizar conversiones entre unidades de longitud como metros, kilómetros, centímetros, milímetros, pulgadas, pies y millas mediante el servicio </w:t>
-            </w:r>
-            <w:r>
-              <w:rPr>
-                <w:rFonts w:eastAsia="Times New Roman" w:cs="Arial"/>
-                <w:szCs w:val="24"/>
-                <w:lang w:val="es-EC" w:eastAsia="es-EC"/>
-              </w:rPr>
-              <w:lastRenderedPageBreak/>
-              <w:t>SOAP centralizado. El usuario selecciona la unidad de origen y destino para obtener el resultado inmediato.</w:t>
+              <w:t>El sistema debe permitir recibir un valor numérico y realizar conversiones entre unidades de longitud como metros, kilómetros, centímetros, milímetros, pulgadas, pies y millas mediante el servicio SOAP centralizado. El usuario selecciona la unidad de origen y destino para obtener el resultado inmediato.</w:t>
             </w:r>
           </w:p>
         </w:tc>
@@ -24691,7 +25629,6 @@
                 <w:szCs w:val="24"/>
                 <w:lang w:val="es-EC" w:eastAsia="es-EC"/>
               </w:rPr>
-              <w:lastRenderedPageBreak/>
               <w:t>Objetivo</w:t>
             </w:r>
           </w:p>
@@ -25069,6 +26006,7 @@
                 <w:szCs w:val="24"/>
                 <w:lang w:val="es-EC" w:eastAsia="es-EC"/>
               </w:rPr>
+              <w:lastRenderedPageBreak/>
               <w:t>Campo</w:t>
             </w:r>
           </w:p>
@@ -26389,7 +27327,6 @@
                 <w:szCs w:val="24"/>
                 <w:lang w:val="es-EC" w:eastAsia="es-EC"/>
               </w:rPr>
-              <w:lastRenderedPageBreak/>
               <w:t>Comentarios</w:t>
             </w:r>
           </w:p>
@@ -26679,6 +27616,7 @@
                 <w:szCs w:val="24"/>
                 <w:lang w:val="es-EC" w:eastAsia="es-EC"/>
               </w:rPr>
+              <w:lastRenderedPageBreak/>
               <w:t>Importancia</w:t>
             </w:r>
           </w:p>
@@ -27552,7 +28490,6 @@
         <w:keepNext/>
       </w:pPr>
       <w:r>
-        <w:lastRenderedPageBreak/>
         <w:t>Tabla 26. Requerimiento no funcional – Usabilidad</w:t>
       </w:r>
     </w:p>
@@ -27890,6 +28827,7 @@
                 <w:szCs w:val="24"/>
                 <w:lang w:val="es-EC" w:eastAsia="es-EC"/>
               </w:rPr>
+              <w:lastRenderedPageBreak/>
               <w:t>Campo</w:t>
             </w:r>
           </w:p>
@@ -28972,7 +29910,15 @@
         <w:ind w:left="720"/>
       </w:pPr>
       <w:r>
-        <w:t>El sistema contará con autenticación básica mediante usuario y contraseña para controlar el acceso a los distintos clientes implementados. El usuario predeterminado será “monster” y la contraseña “monster9”, permitiendo validar el acceso a las funcionalidades del sistema.</w:t>
+        <w:t>El sistema contará con autenticación básica mediante usuario y contraseña para controlar el acceso a los distintos clientes implementados. El usuario predeterminado será “</w:t>
+      </w:r>
+      <w:proofErr w:type="spellStart"/>
+      <w:r>
+        <w:t>monster</w:t>
+      </w:r>
+      <w:proofErr w:type="spellEnd"/>
+      <w:r>
+        <w:t>” y la contraseña “monster9”, permitiendo validar el acceso a las funcionalidades del sistema.</w:t>
       </w:r>
     </w:p>
     <w:p>
@@ -28996,15 +29942,11 @@
         <w:ind w:left="720"/>
       </w:pPr>
       <w:r>
-        <w:t>El sistema permitirá seleccionar rápidamente el tipo de conversión (longitud, masa o temperatura) desde cualquiera de las interfaces disponibles, facilitando una interacción rápida y eficiente.</w:t>
-      </w:r>
-    </w:p>
-    <w:p>
-      <w:pPr>
-        <w:ind w:left="720"/>
-      </w:pPr>
-      <w:r>
-        <w:t>En caso de habilitar persistencia de datos mediante MariaDB, el sistema podrá almacenar y consultar historial de conversiones realizadas por los usuarios, permitiendo visualizar operaciones ejecutadas previamente.</w:t>
+        <w:t xml:space="preserve">El sistema permitirá seleccionar rápidamente el tipo de conversión (longitud, masa </w:t>
+      </w:r>
+      <w:r>
+        <w:lastRenderedPageBreak/>
+        <w:t>o temperatura) desde cualquiera de las interfaces disponibles, facilitando una interacción rápida y eficiente.</w:t>
       </w:r>
     </w:p>
     <w:p>
@@ -29125,7 +30067,6 @@
         </w:numPr>
       </w:pPr>
       <w:r>
-        <w:lastRenderedPageBreak/>
         <w:t>La paleta de colores utilizada debe ser neutra, uniforme y enfocada en mejorar la legibilidad de los datos y resultados mostrados. Finalmente, la arquitectura general del sistema debe mantener separación entre la lógica de negocio y la capa de presentación, asegurando reutilización del servicio SOAP desde los diferentes clientes implementados.</w:t>
       </w:r>
     </w:p>
@@ -29175,6 +30116,7 @@
         </w:numPr>
       </w:pPr>
       <w:r>
+        <w:lastRenderedPageBreak/>
         <w:t>En dispositivos móviles, el sistema debe ser compatible con equipos Android que dispongan de mínimo 2 GB de RAM y versiones Android 8.0 o superiores, permitiendo una ejecución fluida de la aplicación móvil y la comunicación con el servicio SOAP.</w:t>
       </w:r>
     </w:p>
@@ -29375,6 +30317,7 @@
       <w:bookmarkStart w:id="75" w:name="_Toc58077513"/>
       <w:bookmarkStart w:id="76" w:name="_Toc229416174"/>
       <w:r>
+        <w:lastRenderedPageBreak/>
         <w:t xml:space="preserve">9. </w:t>
       </w:r>
       <w:r>
@@ -29525,11 +30468,15 @@
         <w:ind w:left="720"/>
       </w:pPr>
       <w:r>
-        <w:t xml:space="preserve">• Indicadores de interacción como cambios de estado en botones (hover, clic) y </w:t>
-      </w:r>
-      <w:r>
-        <w:lastRenderedPageBreak/>
-        <w:t>respuesta inmediata del sistema al ejecutar conversiones.</w:t>
+        <w:t>• Indicadores de interacción como cambios de estado en botones (</w:t>
+      </w:r>
+      <w:proofErr w:type="spellStart"/>
+      <w:r>
+        <w:t>hover</w:t>
+      </w:r>
+      <w:proofErr w:type="spellEnd"/>
+      <w:r>
+        <w:t>, clic) y respuesta inmediata del sistema al ejecutar conversiones.</w:t>
       </w:r>
     </w:p>
     <w:p>
@@ -29631,6 +30578,7 @@
           <w:rStyle w:val="Textoennegrita"/>
           <w:rFonts w:ascii="Arial" w:hAnsi="Arial" w:cs="Arial"/>
         </w:rPr>
+        <w:lastRenderedPageBreak/>
         <w:t>Teclado:</w:t>
       </w:r>
     </w:p>
@@ -29667,7 +30615,23 @@
           <w:rStyle w:val="Textoennegrita"/>
           <w:rFonts w:ascii="Arial" w:hAnsi="Arial" w:cs="Arial"/>
         </w:rPr>
-        <w:t>Dispositivo móvil (touch):</w:t>
+        <w:t>Dispositivo móvil (</w:t>
+      </w:r>
+      <w:proofErr w:type="spellStart"/>
+      <w:r>
+        <w:rPr>
+          <w:rStyle w:val="Textoennegrita"/>
+          <w:rFonts w:ascii="Arial" w:hAnsi="Arial" w:cs="Arial"/>
+        </w:rPr>
+        <w:t>touch</w:t>
+      </w:r>
+      <w:proofErr w:type="spellEnd"/>
+      <w:r>
+        <w:rPr>
+          <w:rStyle w:val="Textoennegrita"/>
+          <w:rFonts w:ascii="Arial" w:hAnsi="Arial" w:cs="Arial"/>
+        </w:rPr>
+        <w:t>):</w:t>
       </w:r>
     </w:p>
     <w:p>
@@ -29719,7 +30683,21 @@
         <w:rPr>
           <w:rFonts w:ascii="Arial" w:hAnsi="Arial" w:cs="Arial"/>
         </w:rPr>
-        <w:t>En una arquitectura cliente-servidor, el backend debe gestionar eficientemente los recursos del sistema para procesar solicitudes de conversión de manera concurrente, garantizando rendimiento estable cuando múltiples usuarios acce</w:t>
+        <w:t xml:space="preserve">En una arquitectura cliente-servidor, el </w:t>
+      </w:r>
+      <w:proofErr w:type="spellStart"/>
+      <w:r>
+        <w:rPr>
+          <w:rFonts w:ascii="Arial" w:hAnsi="Arial" w:cs="Arial"/>
+        </w:rPr>
+        <w:t>backend</w:t>
+      </w:r>
+      <w:proofErr w:type="spellEnd"/>
+      <w:r>
+        <w:rPr>
+          <w:rFonts w:ascii="Arial" w:hAnsi="Arial" w:cs="Arial"/>
+        </w:rPr>
+        <w:t xml:space="preserve"> debe gestionar eficientemente los recursos del sistema para procesar solicitudes de conversión de manera concurrente, garantizando rendimiento estable cuando múltiples usuarios acce</w:t>
       </w:r>
       <w:r>
         <w:rPr>
@@ -29761,7 +30739,15 @@
         <w:ind w:left="720"/>
       </w:pPr>
       <w:r>
-        <w:t>El sistema de conversión de unidades será compatible con Windows 10/11 en entornos de escritorio, Android 8 o superior en dispositivos móviles y distribuciones Linux en caso de implementación en servidores o ejecución de servicios backend. Esto garantiza su funcionamiento en diferentes plataformas sin modificaciones en la lógica principal.</w:t>
+        <w:t xml:space="preserve">El sistema de conversión de unidades será compatible con Windows 10/11 en entornos de escritorio, Android 8 o superior en dispositivos móviles y distribuciones Linux en caso de implementación en servidores o ejecución de servicios </w:t>
+      </w:r>
+      <w:proofErr w:type="spellStart"/>
+      <w:r>
+        <w:t>backend</w:t>
+      </w:r>
+      <w:proofErr w:type="spellEnd"/>
+      <w:r>
+        <w:t>. Esto garantiza su funcionamiento en diferentes plataformas sin modificaciones en la lógica principal.</w:t>
       </w:r>
     </w:p>
     <w:p/>
@@ -29786,11 +30772,7 @@
         <w:ind w:left="720"/>
       </w:pPr>
       <w:r>
-        <w:t xml:space="preserve">En caso de implementación web, el sistema será compatible con navegadores modernos como Google Chrome, Mozilla Firefox, Microsoft Edge y Opera. Se asegura la correcta ejecución de la lógica de conversión y la adecuada </w:t>
-      </w:r>
-      <w:r>
-        <w:lastRenderedPageBreak/>
-        <w:t>visualización de la interfaz en distin</w:t>
+        <w:t>En caso de implementación web, el sistema será compatible con navegadores modernos como Google Chrome, Mozilla Firefox, Microsoft Edge y Opera. Se asegura la correcta ejecución de la lógica de conversión y la adecuada visualización de la interfaz en distin</w:t>
       </w:r>
       <w:r>
         <w:t>tas resoluciones y dispositivos</w:t>
@@ -29824,11 +30806,6 @@
     </w:p>
     <w:p>
       <w:r>
-        <w:t>El sistema de conversión de unidades de longitud, masa y temperatura utilizará principalmente el protocolo HTTP/HTTPS para la comunicación entre el cliente y el sistema. En arquitecturas distribuidas, se podrán utilizar servicios web o APIs para el intercambio de información estructurada entre los distintos módulos.</w:t>
-      </w:r>
-    </w:p>
-    <w:p>
-      <w:r>
         <w:t>Se utilizarán puertos estándar como 80 y 443 para garantizar compatibilidad con redes corporativas y facilitar el acceso en la mayoría de entornos sin configuraciones adicionales.</w:t>
       </w:r>
     </w:p>
@@ -29838,43 +30815,16 @@
       </w:r>
     </w:p>
     <w:p/>
-    <w:p>
-      <w:pPr>
-        <w:pStyle w:val="Ttulo3"/>
-      </w:pPr>
-      <w:bookmarkStart w:id="88" w:name="_Toc58077519"/>
-      <w:bookmarkStart w:id="89" w:name="_Toc229416180"/>
-      <w:r>
-        <w:t>9.1.5. Base de Datos</w:t>
+    <w:p/>
+    <w:p>
+      <w:pPr>
+        <w:pStyle w:val="Ttulo4"/>
+      </w:pPr>
+      <w:bookmarkStart w:id="88" w:name="_Toc58077520"/>
+      <w:r>
+        <w:t>RECOMENDACIONES</w:t>
       </w:r>
       <w:bookmarkEnd w:id="88"/>
-      <w:bookmarkEnd w:id="89"/>
-    </w:p>
-    <w:p>
-      <w:r>
-        <w:t>El sistema podrá utilizar una base de datos local o en la nube en caso de implementar persistencia de datos, donde se almacenen registros opcionales de conversiones realizadas por el usuario.</w:t>
-      </w:r>
-    </w:p>
-    <w:p>
-      <w:r>
-        <w:t>En caso de integración con base de datos, se empleará un mecanismo de acceso eficiente como JDBC o equivalente, optimizado para manejar múltiples consultas simultáneas.</w:t>
-      </w:r>
-    </w:p>
-    <w:p>
-      <w:r>
-        <w:t>Esto permite que las operaciones de lectura y escritura del historial de conversiones (si se activa esta funcionalidad) se ejecuten de forma rápida, consistente y segura, garantizando la integridad de los datos almacenados.</w:t>
-      </w:r>
-    </w:p>
-    <w:p/>
-    <w:p>
-      <w:pPr>
-        <w:pStyle w:val="Ttulo4"/>
-      </w:pPr>
-      <w:bookmarkStart w:id="90" w:name="_Toc58077520"/>
-      <w:r>
-        <w:t>RECOMENDACIONES</w:t>
-      </w:r>
-      <w:bookmarkEnd w:id="90"/>
     </w:p>
     <w:p>
       <w:pPr>
@@ -29882,7 +30832,11 @@
         <w:ind w:left="1356" w:firstLine="0"/>
       </w:pPr>
       <w:r>
-        <w:t>• Se recomienda mantener una validación estricta de datos en la interfaz, asegurando que solo se ingresen valores numéricos para evitar errores en las conversiones de longitud, masa y temperatura.</w:t>
+        <w:t xml:space="preserve">• Se recomienda mantener una validación estricta de datos en la interfaz, </w:t>
+      </w:r>
+      <w:r>
+        <w:lastRenderedPageBreak/>
+        <w:t>asegurando que solo se ingresen valores numéricos para evitar errores en las conversiones de longitud, masa y temperatura.</w:t>
       </w:r>
     </w:p>
     <w:p>
@@ -29925,12 +30879,11 @@
       <w:pPr>
         <w:pStyle w:val="TtuloTDC"/>
       </w:pPr>
-      <w:bookmarkStart w:id="91" w:name="_Toc58077521"/>
-      <w:r>
-        <w:lastRenderedPageBreak/>
+      <w:bookmarkStart w:id="89" w:name="_Toc58077521"/>
+      <w:r>
         <w:t>CONCLUSIONES</w:t>
       </w:r>
-      <w:bookmarkEnd w:id="91"/>
+      <w:bookmarkEnd w:id="89"/>
     </w:p>
     <w:p>
       <w:pPr>
@@ -29950,7 +30903,7 @@
           <w:lang w:val="es-EC" w:eastAsia="es-EC"/>
         </w:rPr>
       </w:pPr>
-      <w:bookmarkStart w:id="92" w:name="_Toc58077522"/>
+      <w:bookmarkStart w:id="90" w:name="_Toc58077522"/>
       <w:r>
         <w:rPr>
           <w:rFonts w:eastAsia="Times New Roman" w:cs="Arial"/>
@@ -30034,7 +30987,7 @@
         <w:t>El diseño propuesto permite una futura escalabilidad, facilitando la incorporación de nuevas unidades o tipos de conversión sin afectar la estructura principal del sistema.</w:t>
       </w:r>
     </w:p>
-    <w:bookmarkEnd w:id="92"/>
+    <w:bookmarkEnd w:id="90"/>
     <w:p>
       <w:pPr>
         <w:pStyle w:val="TtuloTDC"/>
@@ -30121,7 +31074,25 @@
           <w:rFonts w:ascii="Arial" w:hAnsi="Arial" w:cs="Arial"/>
           <w:color w:val="5F497A" w:themeColor="accent4" w:themeShade="BF"/>
         </w:rPr>
-        <w:t>Tutorial Web Services Java y Base de Datos</w:t>
+        <w:t xml:space="preserve">Tutorial Web </w:t>
+      </w:r>
+      <w:proofErr w:type="spellStart"/>
+      <w:r>
+        <w:rPr>
+          <w:rStyle w:val="nfasis"/>
+          <w:rFonts w:ascii="Arial" w:hAnsi="Arial" w:cs="Arial"/>
+          <w:color w:val="5F497A" w:themeColor="accent4" w:themeShade="BF"/>
+        </w:rPr>
+        <w:t>Services</w:t>
+      </w:r>
+      <w:proofErr w:type="spellEnd"/>
+      <w:r>
+        <w:rPr>
+          <w:rStyle w:val="nfasis"/>
+          <w:rFonts w:ascii="Arial" w:hAnsi="Arial" w:cs="Arial"/>
+          <w:color w:val="5F497A" w:themeColor="accent4" w:themeShade="BF"/>
+        </w:rPr>
+        <w:t xml:space="preserve"> Java y Base de Datos</w:t>
       </w:r>
       <w:r>
         <w:rPr>
@@ -30160,7 +31131,25 @@
           <w:color w:val="5F497A" w:themeColor="accent4" w:themeShade="BF"/>
           <w:lang w:val="en-US"/>
         </w:rPr>
-        <w:t xml:space="preserve">Gamma, E., Helm, R., Johnson, R., &amp; Vlissides, J. (2022). </w:t>
+        <w:t xml:space="preserve">Gamma, E., Helm, R., Johnson, R., &amp; </w:t>
+      </w:r>
+      <w:proofErr w:type="spellStart"/>
+      <w:r>
+        <w:rPr>
+          <w:rFonts w:ascii="Arial" w:hAnsi="Arial" w:cs="Arial"/>
+          <w:color w:val="5F497A" w:themeColor="accent4" w:themeShade="BF"/>
+          <w:lang w:val="en-US"/>
+        </w:rPr>
+        <w:t>Vlissides</w:t>
+      </w:r>
+      <w:proofErr w:type="spellEnd"/>
+      <w:r>
+        <w:rPr>
+          <w:rFonts w:ascii="Arial" w:hAnsi="Arial" w:cs="Arial"/>
+          <w:color w:val="5F497A" w:themeColor="accent4" w:themeShade="BF"/>
+          <w:lang w:val="en-US"/>
+        </w:rPr>
+        <w:t xml:space="preserve">, J. (2022). </w:t>
       </w:r>
       <w:r>
         <w:rPr>
@@ -30226,13 +31215,23 @@
         </w:rPr>
         <w:t xml:space="preserve">. </w:t>
       </w:r>
+      <w:proofErr w:type="spellStart"/>
       <w:r>
         <w:rPr>
           <w:rFonts w:ascii="Arial" w:hAnsi="Arial" w:cs="Arial"/>
           <w:color w:val="5F497A" w:themeColor="accent4" w:themeShade="BF"/>
           <w:lang w:val="en-US"/>
         </w:rPr>
-        <w:t xml:space="preserve">Recuperado de: </w:t>
+        <w:t>Recuperado</w:t>
+      </w:r>
+      <w:proofErr w:type="spellEnd"/>
+      <w:r>
+        <w:rPr>
+          <w:rFonts w:ascii="Arial" w:hAnsi="Arial" w:cs="Arial"/>
+          <w:color w:val="5F497A" w:themeColor="accent4" w:themeShade="BF"/>
+          <w:lang w:val="en-US"/>
+        </w:rPr>
+        <w:t xml:space="preserve"> de: </w:t>
       </w:r>
       <w:hyperlink r:id="rId15" w:tgtFrame="_new" w:history="1">
         <w:r>
@@ -30272,8 +31271,18 @@
           <w:rFonts w:ascii="Arial" w:hAnsi="Arial" w:cs="Arial"/>
           <w:color w:val="5F497A" w:themeColor="accent4" w:themeShade="BF"/>
         </w:rPr>
-        <w:t>Java Documentation</w:t>
-      </w:r>
+        <w:t xml:space="preserve">Java </w:t>
+      </w:r>
+      <w:proofErr w:type="spellStart"/>
+      <w:r>
+        <w:rPr>
+          <w:rStyle w:val="nfasis"/>
+          <w:rFonts w:ascii="Arial" w:hAnsi="Arial" w:cs="Arial"/>
+          <w:color w:val="5F497A" w:themeColor="accent4" w:themeShade="BF"/>
+        </w:rPr>
+        <w:t>Documentation</w:t>
+      </w:r>
+      <w:proofErr w:type="spellEnd"/>
       <w:r>
         <w:rPr>
           <w:rFonts w:ascii="Arial" w:hAnsi="Arial" w:cs="Arial"/>
@@ -30377,13 +31386,23 @@
         </w:rPr>
         <w:t xml:space="preserve">. World Wide Web Consortium. </w:t>
       </w:r>
+      <w:proofErr w:type="spellStart"/>
       <w:r>
         <w:rPr>
           <w:rFonts w:ascii="Arial" w:hAnsi="Arial" w:cs="Arial"/>
           <w:color w:val="5F497A" w:themeColor="accent4" w:themeShade="BF"/>
           <w:lang w:val="en-US"/>
         </w:rPr>
-        <w:t xml:space="preserve">Recuperado de: </w:t>
+        <w:t>Recuperado</w:t>
+      </w:r>
+      <w:proofErr w:type="spellEnd"/>
+      <w:r>
+        <w:rPr>
+          <w:rFonts w:ascii="Arial" w:hAnsi="Arial" w:cs="Arial"/>
+          <w:color w:val="5F497A" w:themeColor="accent4" w:themeShade="BF"/>
+          <w:lang w:val="en-US"/>
+        </w:rPr>
+        <w:t xml:space="preserve"> de: </w:t>
       </w:r>
       <w:hyperlink r:id="rId17" w:tgtFrame="_new" w:history="1">
         <w:r>
